--- a/lab_07/Отчет/ИУ7-31Б_Постнов_Степан_лр_7.docx
+++ b/lab_07/Отчет/ИУ7-31Б_Постнов_Степан_лр_7.docx
@@ -24,8 +24,6 @@
                 <w:b/>
               </w:rPr>
             </w:pPr>
-            <w:bookmarkStart w:id="0" w:name="_GoBack"/>
-            <w:bookmarkEnd w:id="0"/>
             <w:r>
               <w:rPr>
                 <w:noProof/>
@@ -319,8 +317,8 @@
               </w:rPr>
               <w:t>«Программное обеспечение ЭВМ и информационные технологии» (ИУ7)</w:t>
             </w:r>
-            <w:bookmarkStart w:id="1" w:name="Шапка"/>
-            <w:bookmarkEnd w:id="1"/>
+            <w:bookmarkStart w:id="0" w:name="Шапка"/>
+            <w:bookmarkEnd w:id="0"/>
           </w:p>
         </w:tc>
       </w:tr>
@@ -365,7 +363,7 @@
           <w:szCs w:val="36"/>
           <w:u w:val="single"/>
         </w:rPr>
-        <w:t>6</w:t>
+        <w:t>7</w:t>
       </w:r>
     </w:p>
     <w:p>
@@ -429,7 +427,19 @@
         <w:rPr>
           <w:szCs w:val="28"/>
         </w:rPr>
-        <w:t>деревьев</w:t>
+        <w:t>хеш</w:t>
+      </w:r>
+      <w:r>
+        <w:rPr>
+          <w:szCs w:val="28"/>
+        </w:rPr>
+        <w:t>-</w:t>
+      </w:r>
+      <w:r>
+        <w:rPr>
+          <w:szCs w:val="28"/>
+        </w:rPr>
+        <w:t>таблиц</w:t>
       </w:r>
     </w:p>
     <w:p>
@@ -1061,7 +1071,7 @@
             </w:rPr>
             <w:fldChar w:fldCharType="separate"/>
           </w:r>
-          <w:hyperlink w:anchor="_Toc120484458" w:history="1">
+          <w:hyperlink w:anchor="_Toc121690287" w:history="1">
             <w:r>
               <w:rPr>
                 <w:rStyle w:val="a3"/>
@@ -1100,7 +1110,7 @@
                 <w:sz w:val="28"/>
                 <w:szCs w:val="28"/>
               </w:rPr>
-              <w:instrText xml:space="preserve"> PAGEREF _Toc120484458 \h </w:instrText>
+              <w:instrText xml:space="preserve"> PAGEREF _Toc121690287 \h </w:instrText>
             </w:r>
             <w:r>
               <w:rPr>
@@ -1157,7 +1167,7 @@
               <w:lang w:eastAsia="ru-RU"/>
             </w:rPr>
           </w:pPr>
-          <w:hyperlink w:anchor="_Toc120484459" w:history="1">
+          <w:hyperlink w:anchor="_Toc121690288" w:history="1">
             <w:r>
               <w:rPr>
                 <w:rStyle w:val="a3"/>
@@ -1196,7 +1206,7 @@
                 <w:sz w:val="28"/>
                 <w:szCs w:val="28"/>
               </w:rPr>
-              <w:instrText xml:space="preserve"> PAGEREF _Toc120484459 \h </w:instrText>
+              <w:instrText xml:space="preserve"> PAGEREF _Toc121690288 \h </w:instrText>
             </w:r>
             <w:r>
               <w:rPr>
@@ -1251,7 +1261,7 @@
               <w:szCs w:val="28"/>
             </w:rPr>
           </w:pPr>
-          <w:hyperlink w:anchor="_Toc120484460" w:history="1">
+          <w:hyperlink w:anchor="_Toc121690289" w:history="1">
             <w:r>
               <w:rPr>
                 <w:rStyle w:val="a3"/>
@@ -1282,7 +1292,7 @@
                 <w:webHidden/>
                 <w:szCs w:val="28"/>
               </w:rPr>
-              <w:instrText xml:space="preserve"> PAGEREF _Toc120484460 \h </w:instrText>
+              <w:instrText xml:space="preserve"> PAGEREF _Toc121690289 \h </w:instrText>
             </w:r>
             <w:r>
               <w:rPr>
@@ -1329,7 +1339,7 @@
               <w:szCs w:val="28"/>
             </w:rPr>
           </w:pPr>
-          <w:hyperlink w:anchor="_Toc120484461" w:history="1">
+          <w:hyperlink w:anchor="_Toc121690290" w:history="1">
             <w:r>
               <w:rPr>
                 <w:rStyle w:val="a3"/>
@@ -1360,7 +1370,7 @@
                 <w:webHidden/>
                 <w:szCs w:val="28"/>
               </w:rPr>
-              <w:instrText xml:space="preserve"> PAGEREF _Toc120484461 \h </w:instrText>
+              <w:instrText xml:space="preserve"> PAGEREF _Toc121690290 \h </w:instrText>
             </w:r>
             <w:r>
               <w:rPr>
@@ -1407,7 +1417,7 @@
               <w:szCs w:val="28"/>
             </w:rPr>
           </w:pPr>
-          <w:hyperlink w:anchor="_Toc120484462" w:history="1">
+          <w:hyperlink w:anchor="_Toc121690291" w:history="1">
             <w:r>
               <w:rPr>
                 <w:rStyle w:val="a3"/>
@@ -1438,7 +1448,7 @@
                 <w:webHidden/>
                 <w:szCs w:val="28"/>
               </w:rPr>
-              <w:instrText xml:space="preserve"> PAGEREF _Toc120484462 \h </w:instrText>
+              <w:instrText xml:space="preserve"> PAGEREF _Toc121690291 \h </w:instrText>
             </w:r>
             <w:r>
               <w:rPr>
@@ -1485,7 +1495,7 @@
               <w:szCs w:val="28"/>
             </w:rPr>
           </w:pPr>
-          <w:hyperlink w:anchor="_Toc120484463" w:history="1">
+          <w:hyperlink w:anchor="_Toc121690292" w:history="1">
             <w:r>
               <w:rPr>
                 <w:rStyle w:val="a3"/>
@@ -1516,7 +1526,7 @@
                 <w:webHidden/>
                 <w:szCs w:val="28"/>
               </w:rPr>
-              <w:instrText xml:space="preserve"> PAGEREF _Toc120484463 \h </w:instrText>
+              <w:instrText xml:space="preserve"> PAGEREF _Toc121690292 \h </w:instrText>
             </w:r>
             <w:r>
               <w:rPr>
@@ -1563,7 +1573,7 @@
               <w:szCs w:val="28"/>
             </w:rPr>
           </w:pPr>
-          <w:hyperlink w:anchor="_Toc120484464" w:history="1">
+          <w:hyperlink w:anchor="_Toc121690293" w:history="1">
             <w:r>
               <w:rPr>
                 <w:rStyle w:val="a3"/>
@@ -1594,7 +1604,7 @@
                 <w:webHidden/>
                 <w:szCs w:val="28"/>
               </w:rPr>
-              <w:instrText xml:space="preserve"> PAGEREF _Toc120484464 \h </w:instrText>
+              <w:instrText xml:space="preserve"> PAGEREF _Toc121690293 \h </w:instrText>
             </w:r>
             <w:r>
               <w:rPr>
@@ -1643,7 +1653,7 @@
               <w:lang w:eastAsia="ru-RU"/>
             </w:rPr>
           </w:pPr>
-          <w:hyperlink w:anchor="_Toc120484465" w:history="1">
+          <w:hyperlink w:anchor="_Toc121690294" w:history="1">
             <w:r>
               <w:rPr>
                 <w:rStyle w:val="a3"/>
@@ -1682,7 +1692,7 @@
                 <w:sz w:val="28"/>
                 <w:szCs w:val="28"/>
               </w:rPr>
-              <w:instrText xml:space="preserve"> PAGEREF _Toc120484465 \h </w:instrText>
+              <w:instrText xml:space="preserve"> PAGEREF _Toc121690294 \h </w:instrText>
             </w:r>
             <w:r>
               <w:rPr>
@@ -1739,7 +1749,7 @@
               <w:lang w:eastAsia="ru-RU"/>
             </w:rPr>
           </w:pPr>
-          <w:hyperlink w:anchor="_Toc120484466" w:history="1">
+          <w:hyperlink w:anchor="_Toc121690295" w:history="1">
             <w:r>
               <w:rPr>
                 <w:rStyle w:val="a3"/>
@@ -1778,7 +1788,7 @@
                 <w:sz w:val="28"/>
                 <w:szCs w:val="28"/>
               </w:rPr>
-              <w:instrText xml:space="preserve"> PAGEREF _Toc120484466 \h </w:instrText>
+              <w:instrText xml:space="preserve"> PAGEREF _Toc121690295 \h </w:instrText>
             </w:r>
             <w:r>
               <w:rPr>
@@ -1807,7 +1817,7 @@
                 <w:sz w:val="28"/>
                 <w:szCs w:val="28"/>
               </w:rPr>
-              <w:t>5</w:t>
+              <w:t>6</w:t>
             </w:r>
             <w:r>
               <w:rPr>
@@ -1835,7 +1845,7 @@
               <w:lang w:eastAsia="ru-RU"/>
             </w:rPr>
           </w:pPr>
-          <w:hyperlink w:anchor="_Toc120484467" w:history="1">
+          <w:hyperlink w:anchor="_Toc121690296" w:history="1">
             <w:r>
               <w:rPr>
                 <w:rStyle w:val="a3"/>
@@ -1844,7 +1854,7 @@
                 <w:sz w:val="28"/>
                 <w:szCs w:val="28"/>
               </w:rPr>
-              <w:t>Сравнение эффективности поиска узла двоичного дерева в зависимости от степени ветвления</w:t>
+              <w:t>Сравнение эффективности поиска слова в двоичном дереве поиска, сбалансированном двоичном дереве поиска и хеш-таблице в зависимости от размерности</w:t>
             </w:r>
             <w:r>
               <w:rPr>
@@ -1874,7 +1884,7 @@
                 <w:sz w:val="28"/>
                 <w:szCs w:val="28"/>
               </w:rPr>
-              <w:instrText xml:space="preserve"> PAGEREF _Toc120484467 \h </w:instrText>
+              <w:instrText xml:space="preserve"> PAGEREF _Toc121690296 \h </w:instrText>
             </w:r>
             <w:r>
               <w:rPr>
@@ -1903,7 +1913,7 @@
                 <w:sz w:val="28"/>
                 <w:szCs w:val="28"/>
               </w:rPr>
-              <w:t>5</w:t>
+              <w:t>6</w:t>
             </w:r>
             <w:r>
               <w:rPr>
@@ -1931,7 +1941,7 @@
               <w:lang w:eastAsia="ru-RU"/>
             </w:rPr>
           </w:pPr>
-          <w:hyperlink w:anchor="_Toc120484468" w:history="1">
+          <w:hyperlink w:anchor="_Toc121690297" w:history="1">
             <w:r>
               <w:rPr>
                 <w:rStyle w:val="a3"/>
@@ -1970,7 +1980,7 @@
                 <w:sz w:val="28"/>
                 <w:szCs w:val="28"/>
               </w:rPr>
-              <w:instrText xml:space="preserve"> PAGEREF _Toc120484468 \h </w:instrText>
+              <w:instrText xml:space="preserve"> PAGEREF _Toc121690297 \h </w:instrText>
             </w:r>
             <w:r>
               <w:rPr>
@@ -1999,7 +2009,7 @@
                 <w:sz w:val="28"/>
                 <w:szCs w:val="28"/>
               </w:rPr>
-              <w:t>6</w:t>
+              <w:t>7</w:t>
             </w:r>
             <w:r>
               <w:rPr>
@@ -2027,7 +2037,7 @@
               <w:lang w:eastAsia="ru-RU"/>
             </w:rPr>
           </w:pPr>
-          <w:hyperlink w:anchor="_Toc120484469" w:history="1">
+          <w:hyperlink w:anchor="_Toc121690298" w:history="1">
             <w:r>
               <w:rPr>
                 <w:rStyle w:val="a3"/>
@@ -2086,7 +2096,7 @@
                 <w:sz w:val="28"/>
                 <w:szCs w:val="28"/>
               </w:rPr>
-              <w:instrText xml:space="preserve"> PAGEREF _Toc120484469 \h </w:instrText>
+              <w:instrText xml:space="preserve"> PAGEREF _Toc121690298 \h </w:instrText>
             </w:r>
             <w:r>
               <w:rPr>
@@ -2194,8 +2204,8 @@
           <w:szCs w:val="28"/>
         </w:rPr>
       </w:pPr>
-      <w:bookmarkStart w:id="2" w:name="__RefHeading___Toc1850_1830211148"/>
-      <w:bookmarkStart w:id="3" w:name="_Toc120484458"/>
+      <w:bookmarkStart w:id="1" w:name="__RefHeading___Toc1850_1830211148"/>
+      <w:bookmarkStart w:id="2" w:name="_Toc121690287"/>
       <w:r>
         <w:rPr>
           <w:rFonts w:ascii="Times New Roman" w:hAnsi="Times New Roman"/>
@@ -2205,40 +2215,52 @@
         <w:lastRenderedPageBreak/>
         <w:t>Условие задачи</w:t>
       </w:r>
-      <w:bookmarkStart w:id="4" w:name="__RefHeading___Toc1852_1830211148"/>
+      <w:bookmarkStart w:id="3" w:name="__RefHeading___Toc1852_1830211148"/>
+      <w:bookmarkEnd w:id="1"/>
       <w:bookmarkEnd w:id="2"/>
-      <w:bookmarkEnd w:id="3"/>
     </w:p>
     <w:p>
       <w:pPr>
         <w:ind w:firstLine="708"/>
       </w:pPr>
       <w:r>
-        <w:t>В файловой системе каталог файлов организован в виде бинарного дерева.</w:t>
+        <w:t>Построить хеш-таблицу для зарезервированных слов языка С++ (не</w:t>
       </w:r>
       <w:r>
         <w:t xml:space="preserve"> </w:t>
       </w:r>
       <w:r>
-        <w:t>Каждый узел обозначает файл, содержащий имя и атрибуты файла, в том числе и</w:t>
+        <w:t>менее 20 слов), содержащую HELP для каждого слова. Выдать на экран</w:t>
       </w:r>
       <w:r>
         <w:t xml:space="preserve"> </w:t>
       </w:r>
       <w:r>
-        <w:t>дату последнего обращения к файлу. Написать программу, которая обходит дерево</w:t>
+        <w:t>подсказку по введенному слову. Выполнить программу для различных</w:t>
       </w:r>
       <w:r>
         <w:t xml:space="preserve"> </w:t>
       </w:r>
       <w:r>
-        <w:t>и удаляет из него все файлы, последнее обращение к которым происходило до</w:t>
+        <w:t>размерностей таблицы и сравнить время поиска и количество сравнений. Для</w:t>
       </w:r>
       <w:r>
         <w:t xml:space="preserve"> </w:t>
       </w:r>
       <w:r>
-        <w:t>определенной даты. Вывести исходное и измененное деревья в виде дерева.</w:t>
+        <w:t>указанных данных создать сбалансированное дерево. Добавить подсказку по</w:t>
+      </w:r>
+      <w:r>
+        <w:t xml:space="preserve"> </w:t>
+      </w:r>
+      <w:r>
+        <w:t>вновь введенному слову, используя при необходимости реструктуризацию</w:t>
+      </w:r>
+      <w:r>
+        <w:t xml:space="preserve"> </w:t>
+      </w:r>
+      <w:r>
+        <w:t xml:space="preserve">таблицы. </w:t>
       </w:r>
     </w:p>
     <w:p>
@@ -2251,7 +2273,7 @@
           <w:szCs w:val="28"/>
         </w:rPr>
       </w:pPr>
-      <w:bookmarkStart w:id="5" w:name="_Toc120484459"/>
+      <w:bookmarkStart w:id="4" w:name="_Toc121690288"/>
       <w:r>
         <w:rPr>
           <w:rFonts w:ascii="Times New Roman" w:hAnsi="Times New Roman"/>
@@ -2260,16 +2282,16 @@
         </w:rPr>
         <w:t>Описание ТЗ</w:t>
       </w:r>
+      <w:bookmarkEnd w:id="3"/>
       <w:bookmarkEnd w:id="4"/>
-      <w:bookmarkEnd w:id="5"/>
     </w:p>
     <w:p>
       <w:pPr>
         <w:pStyle w:val="2"/>
         <w:jc w:val="center"/>
       </w:pPr>
-      <w:bookmarkStart w:id="6" w:name="__RefHeading___Toc1854_1830211148"/>
-      <w:bookmarkStart w:id="7" w:name="_Toc120484460"/>
+      <w:bookmarkStart w:id="5" w:name="__RefHeading___Toc1854_1830211148"/>
+      <w:bookmarkStart w:id="6" w:name="_Toc121690289"/>
       <w:r>
         <w:rPr>
           <w:rFonts w:ascii="Times New Roman" w:hAnsi="Times New Roman"/>
@@ -2278,8 +2300,8 @@
         </w:rPr>
         <w:t>1. Описание входных данных</w:t>
       </w:r>
+      <w:bookmarkEnd w:id="5"/>
       <w:bookmarkEnd w:id="6"/>
-      <w:bookmarkEnd w:id="7"/>
     </w:p>
     <w:p>
       <w:pPr>
@@ -2319,7 +2341,7 @@
         <w:t xml:space="preserve">Любой код, не лежащий в диапазоне от 0 до </w:t>
       </w:r>
       <w:r>
-        <w:t>7</w:t>
+        <w:t>6</w:t>
       </w:r>
       <w:r>
         <w:t xml:space="preserve"> включительно, считается ошибочным</w:t>
@@ -2335,7 +2357,7 @@
           <w:szCs w:val="28"/>
         </w:rPr>
       </w:pPr>
-      <w:bookmarkStart w:id="8" w:name="_Toc120484461"/>
+      <w:bookmarkStart w:id="7" w:name="_Toc121690290"/>
       <w:r>
         <w:rPr>
           <w:rFonts w:ascii="Times New Roman" w:hAnsi="Times New Roman"/>
@@ -2352,7 +2374,7 @@
         </w:rPr>
         <w:t>. Описание результатов работы программы</w:t>
       </w:r>
-      <w:bookmarkEnd w:id="8"/>
+      <w:bookmarkEnd w:id="7"/>
     </w:p>
     <w:p>
       <w:r>
@@ -2407,10 +2429,7 @@
         </w:numPr>
       </w:pPr>
       <w:r>
-        <w:t xml:space="preserve">Вывести </w:t>
-      </w:r>
-      <w:r>
-        <w:t>дерево</w:t>
+        <w:t>Вывести сбалансированное дерево зарезервированных слов</w:t>
       </w:r>
     </w:p>
     <w:p>
@@ -2422,7 +2441,7 @@
         </w:numPr>
       </w:pPr>
       <w:r>
-        <w:t>Обход дерева</w:t>
+        <w:t>Вывести хеш-таблицу для зарезервированных слов</w:t>
       </w:r>
     </w:p>
     <w:p>
@@ -2434,7 +2453,7 @@
         </w:numPr>
       </w:pPr>
       <w:r>
-        <w:t>Включение узла в дерево</w:t>
+        <w:t>Получить подсказку по введенному слову</w:t>
       </w:r>
     </w:p>
     <w:p>
@@ -2446,7 +2465,7 @@
         </w:numPr>
       </w:pPr>
       <w:r>
-        <w:t>Удаление узла из дерева</w:t>
+        <w:t>Добавить подсказку по введенному слову в хеш-таблицу</w:t>
       </w:r>
     </w:p>
     <w:p>
@@ -2458,7 +2477,10 @@
         </w:numPr>
       </w:pPr>
       <w:r>
-        <w:t>Поиск узла в дереве</w:t>
+        <w:t>С</w:t>
+      </w:r>
+      <w:r>
+        <w:t>равнить время поиска и кол-во сравнений для различных размерностей таблицы</w:t>
       </w:r>
     </w:p>
     <w:p>
@@ -2470,19 +2492,7 @@
         </w:numPr>
       </w:pPr>
       <w:r>
-        <w:t>Обход дерева и удаление из него всех файлов, последнее обращение к которым происходило до определенной даты</w:t>
-      </w:r>
-    </w:p>
-    <w:p>
-      <w:pPr>
-        <w:pStyle w:val="a8"/>
-        <w:numPr>
-          <w:ilvl w:val="0"/>
-          <w:numId w:val="15"/>
-        </w:numPr>
-      </w:pPr>
-      <w:r>
-        <w:t>Сравнить эффективность алгоритма поиска в зависимости от степени его ветвления</w:t>
+        <w:t>Изменить тип хеширования</w:t>
       </w:r>
     </w:p>
     <w:p>
@@ -2495,7 +2505,7 @@
           <w:szCs w:val="28"/>
         </w:rPr>
       </w:pPr>
-      <w:bookmarkStart w:id="9" w:name="_Toc120484462"/>
+      <w:bookmarkStart w:id="8" w:name="_Toc121690291"/>
       <w:r>
         <w:rPr>
           <w:rFonts w:ascii="Times New Roman" w:hAnsi="Times New Roman"/>
@@ -2504,15 +2514,11 @@
         </w:rPr>
         <w:t>3. Способ обращения к программе</w:t>
       </w:r>
-      <w:bookmarkEnd w:id="9"/>
+      <w:bookmarkEnd w:id="8"/>
     </w:p>
     <w:p>
       <w:r>
-        <w:t xml:space="preserve">Обращение к программе происходит из командной строки путем запуска </w:t>
-      </w:r>
-      <w:r>
-        <w:lastRenderedPageBreak/>
-        <w:t>исполняемого файла «</w:t>
+        <w:t>Обращение к программе происходит из командной строки путем запуска исполняемого файла «</w:t>
       </w:r>
       <w:r>
         <w:rPr>
@@ -2551,16 +2557,17 @@
           <w:szCs w:val="28"/>
         </w:rPr>
       </w:pPr>
-      <w:bookmarkStart w:id="10" w:name="_Toc120484463"/>
+      <w:bookmarkStart w:id="9" w:name="_Toc121690292"/>
       <w:r>
         <w:rPr>
           <w:rFonts w:ascii="Times New Roman" w:hAnsi="Times New Roman"/>
           <w:sz w:val="28"/>
           <w:szCs w:val="28"/>
         </w:rPr>
+        <w:lastRenderedPageBreak/>
         <w:t>4. Задача программы</w:t>
       </w:r>
-      <w:bookmarkEnd w:id="10"/>
+      <w:bookmarkEnd w:id="9"/>
     </w:p>
     <w:p>
       <w:r>
@@ -2582,10 +2589,13 @@
         </w:numPr>
       </w:pPr>
       <w:r>
-        <w:t>Обход дерева и удаления из него информации о файлах, время изменения которых меньше введенного</w:t>
-      </w:r>
-      <w:r>
-        <w:t xml:space="preserve"> пользователем</w:t>
+        <w:t>Построение сбалансированного дерева поиска для слов, построение хеш-таблиц различного вида (закрытые и открытые)</w:t>
+      </w:r>
+      <w:r>
+        <w:t xml:space="preserve">, </w:t>
+      </w:r>
+      <w:r>
+        <w:t>добавление и поиск в хеш-таблице</w:t>
       </w:r>
     </w:p>
     <w:p>
@@ -2597,13 +2607,7 @@
         </w:numPr>
       </w:pPr>
       <w:r>
-        <w:t>Измерение времен</w:t>
-      </w:r>
-      <w:r>
-        <w:t>и, необходимого для поиска определенного узла двоичного дерева</w:t>
-      </w:r>
-      <w:r>
-        <w:t xml:space="preserve"> </w:t>
+        <w:t>Сравнение времени поиска слова в двоичном дереве поиска, сбалансированном двоичном дереве поиска и хеш-таблице</w:t>
       </w:r>
     </w:p>
     <w:p>
@@ -2616,8 +2620,8 @@
           <w:szCs w:val="28"/>
         </w:rPr>
       </w:pPr>
-      <w:bookmarkStart w:id="11" w:name="__RefHeading___Toc1860_1830211148"/>
-      <w:bookmarkStart w:id="12" w:name="_Toc120484464"/>
+      <w:bookmarkStart w:id="10" w:name="__RefHeading___Toc1860_1830211148"/>
+      <w:bookmarkStart w:id="11" w:name="_Toc121690293"/>
       <w:r>
         <w:rPr>
           <w:rFonts w:ascii="Times New Roman" w:hAnsi="Times New Roman"/>
@@ -2626,8 +2630,8 @@
         </w:rPr>
         <w:t>5. Описание возможных аварийных ситуаций и ошибок пользователя</w:t>
       </w:r>
+      <w:bookmarkEnd w:id="10"/>
       <w:bookmarkEnd w:id="11"/>
-      <w:bookmarkEnd w:id="12"/>
     </w:p>
     <w:p>
       <w:pPr>
@@ -2767,7 +2771,7 @@
         <w:t>Ошибка при</w:t>
       </w:r>
       <w:r>
-        <w:t xml:space="preserve"> пустой очереди</w:t>
+        <w:t xml:space="preserve"> чтении слова или подсказки при добавлении или поиске</w:t>
       </w:r>
       <w:r>
         <w:t>:</w:t>
@@ -2812,73 +2816,7 @@
         <w:t>: «</w:t>
       </w:r>
       <w:r>
-        <w:t>Дерево пустое. Сначала добавьте элементы в него и попробуйте снова</w:t>
-      </w:r>
-      <w:r>
-        <w:t>.</w:t>
-      </w:r>
-      <w:r>
-        <w:t>»</w:t>
-      </w:r>
-    </w:p>
-    <w:p>
-      <w:pPr>
-        <w:pStyle w:val="a8"/>
-        <w:numPr>
-          <w:ilvl w:val="0"/>
-          <w:numId w:val="1"/>
-        </w:numPr>
-      </w:pPr>
-      <w:r>
-        <w:t>Ошибка ввода элемента</w:t>
-      </w:r>
-      <w:r>
-        <w:t>:</w:t>
-      </w:r>
-    </w:p>
-    <w:p>
-      <w:pPr>
-        <w:pStyle w:val="a8"/>
-        <w:numPr>
-          <w:ilvl w:val="0"/>
-          <w:numId w:val="21"/>
-        </w:numPr>
-      </w:pPr>
-      <w:r>
-        <w:t>Код возврата</w:t>
-      </w:r>
-      <w:r>
-        <w:rPr>
-          <w:lang w:val="en-US"/>
-        </w:rPr>
-        <w:t xml:space="preserve">: </w:t>
-      </w:r>
-      <w:r>
-        <w:t>4</w:t>
-      </w:r>
-    </w:p>
-    <w:p>
-      <w:pPr>
-        <w:pStyle w:val="a8"/>
-        <w:numPr>
-          <w:ilvl w:val="0"/>
-          <w:numId w:val="23"/>
-        </w:numPr>
-      </w:pPr>
-      <w:r>
-        <w:t>Сообщение</w:t>
-      </w:r>
-      <w:r>
-        <w:t xml:space="preserve">: </w:t>
-      </w:r>
-      <w:r>
-        <w:t>«</w:t>
-      </w:r>
-      <w:r>
-        <w:t>Не удалось получить элемент. Попробуйте снова</w:t>
-      </w:r>
-      <w:r>
-        <w:t>.</w:t>
+        <w:t>Не удалось получить элемент. Попробуйте снова.</w:t>
       </w:r>
       <w:r>
         <w:t>»</w:t>
@@ -2894,8 +2832,8 @@
           <w:szCs w:val="28"/>
         </w:rPr>
       </w:pPr>
-      <w:bookmarkStart w:id="13" w:name="__RefHeading___Toc1862_1830211148"/>
-      <w:bookmarkStart w:id="14" w:name="_Toc120484465"/>
+      <w:bookmarkStart w:id="12" w:name="__RefHeading___Toc1862_1830211148"/>
+      <w:bookmarkStart w:id="13" w:name="_Toc121690294"/>
       <w:r>
         <w:rPr>
           <w:rFonts w:ascii="Times New Roman" w:hAnsi="Times New Roman"/>
@@ -2904,8 +2842,8 @@
         </w:rPr>
         <w:t>Описание внутренних структур данных</w:t>
       </w:r>
+      <w:bookmarkEnd w:id="12"/>
       <w:bookmarkEnd w:id="13"/>
-      <w:bookmarkEnd w:id="14"/>
     </w:p>
     <w:p>
       <w:r>
@@ -2927,10 +2865,16 @@
         <w:t xml:space="preserve"> работы с</w:t>
       </w:r>
       <w:r>
-        <w:t xml:space="preserve"> двоичным деревом</w:t>
-      </w:r>
-      <w:r>
-        <w:t>, в узлах которого хранятся символы</w:t>
+        <w:t xml:space="preserve"> элемент</w:t>
+      </w:r>
+      <w:r>
+        <w:t>ами</w:t>
+      </w:r>
+      <w:r>
+        <w:t xml:space="preserve"> хеш-таблицы при закрыто</w:t>
+      </w:r>
+      <w:r>
+        <w:t>м хешировании</w:t>
       </w:r>
       <w:r>
         <w:t>:</w:t>
@@ -3022,17 +2966,6 @@
               </w:rPr>
               <w:t xml:space="preserve"> </w:t>
             </w:r>
-            <w:proofErr w:type="spellStart"/>
-            <w:r>
-              <w:rPr>
-                <w:rFonts w:ascii="Consolas" w:hAnsi="Consolas" w:cs="Courier New"/>
-                <w:color w:val="333333"/>
-                <w:sz w:val="20"/>
-                <w:lang w:val="en-US"/>
-              </w:rPr>
-              <w:t>tree_node</w:t>
-            </w:r>
-            <w:proofErr w:type="spellEnd"/>
           </w:p>
           <w:p>
             <w:pPr>
@@ -3126,7 +3059,27 @@
                 <w:sz w:val="20"/>
                 <w:lang w:val="en-US"/>
               </w:rPr>
-              <w:t>int</w:t>
+              <w:t>char</w:t>
+            </w:r>
+            <w:r>
+              <w:rPr>
+                <w:rFonts w:ascii="Consolas" w:hAnsi="Consolas" w:cs="Courier New"/>
+                <w:color w:val="333333"/>
+                <w:sz w:val="20"/>
+                <w:lang w:val="en-US"/>
+              </w:rPr>
+              <w:t xml:space="preserve"> keyword[MAX_KEYWORD_LEN </w:t>
+            </w:r>
+            <w:r>
+              <w:rPr>
+                <w:rFonts w:ascii="Consolas" w:hAnsi="Consolas" w:cs="Courier New"/>
+                <w:b/>
+                <w:bCs/>
+                <w:color w:val="333333"/>
+                <w:sz w:val="20"/>
+                <w:lang w:val="en-US"/>
+              </w:rPr>
+              <w:t>+</w:t>
             </w:r>
             <w:r>
               <w:rPr>
@@ -3137,70 +3090,23 @@
               </w:rPr>
               <w:t xml:space="preserve"> </w:t>
             </w:r>
-            <w:proofErr w:type="gramStart"/>
-            <w:r>
-              <w:rPr>
-                <w:rFonts w:ascii="Consolas" w:hAnsi="Consolas" w:cs="Courier New"/>
-                <w:color w:val="333333"/>
-                <w:sz w:val="20"/>
-                <w:lang w:val="en-US"/>
-              </w:rPr>
-              <w:t xml:space="preserve">index; </w:t>
-            </w:r>
-            <w:r>
-              <w:rPr>
-                <w:rFonts w:ascii="Consolas" w:hAnsi="Consolas" w:cs="Courier New"/>
-                <w:color w:val="333333"/>
-                <w:sz w:val="20"/>
-                <w:lang w:val="en-US"/>
-              </w:rPr>
-              <w:t xml:space="preserve"> </w:t>
-            </w:r>
-            <w:r>
-              <w:rPr>
-                <w:rFonts w:ascii="Consolas" w:hAnsi="Consolas" w:cs="Courier New"/>
-                <w:color w:val="333333"/>
-                <w:sz w:val="20"/>
-                <w:lang w:val="en-US"/>
-              </w:rPr>
-              <w:t xml:space="preserve"> </w:t>
-            </w:r>
-            <w:proofErr w:type="gramEnd"/>
-            <w:r>
-              <w:rPr>
-                <w:rFonts w:ascii="Consolas" w:hAnsi="Consolas" w:cs="Courier New"/>
-                <w:color w:val="333333"/>
-                <w:sz w:val="20"/>
-                <w:lang w:val="en-US"/>
-              </w:rPr>
-              <w:t xml:space="preserve">       </w:t>
-            </w:r>
-            <w:r>
-              <w:rPr>
-                <w:rFonts w:ascii="Consolas" w:hAnsi="Consolas" w:cs="Courier New"/>
-                <w:color w:val="333333"/>
-                <w:sz w:val="20"/>
-                <w:lang w:val="en-US"/>
-              </w:rPr>
-              <w:t xml:space="preserve">  </w:t>
-            </w:r>
-            <w:r>
-              <w:rPr>
-                <w:rFonts w:ascii="Consolas" w:hAnsi="Consolas" w:cs="Courier New"/>
-                <w:color w:val="333333"/>
-                <w:sz w:val="20"/>
-                <w:lang w:val="en-US"/>
-              </w:rPr>
-              <w:t xml:space="preserve"> </w:t>
-            </w:r>
-            <w:r>
-              <w:rPr>
-                <w:rFonts w:ascii="Consolas" w:hAnsi="Consolas" w:cs="Courier New"/>
-                <w:color w:val="333333"/>
-                <w:sz w:val="20"/>
-                <w:lang w:val="en-US"/>
-              </w:rPr>
-              <w:t xml:space="preserve"> </w:t>
+            <w:r>
+              <w:rPr>
+                <w:rFonts w:ascii="Consolas" w:hAnsi="Consolas" w:cs="Courier New"/>
+                <w:color w:val="009999"/>
+                <w:sz w:val="20"/>
+                <w:lang w:val="en-US"/>
+              </w:rPr>
+              <w:t>1</w:t>
+            </w:r>
+            <w:r>
+              <w:rPr>
+                <w:rFonts w:ascii="Consolas" w:hAnsi="Consolas" w:cs="Courier New"/>
+                <w:color w:val="333333"/>
+                <w:sz w:val="20"/>
+                <w:lang w:val="en-US"/>
+              </w:rPr>
+              <w:t xml:space="preserve">];  </w:t>
             </w:r>
             <w:r>
               <w:rPr>
@@ -3221,7 +3127,7 @@
                 <w:color w:val="999988"/>
                 <w:sz w:val="20"/>
               </w:rPr>
-              <w:t>Индекс</w:t>
+              <w:t>Ключевое</w:t>
             </w:r>
             <w:r>
               <w:rPr>
@@ -3242,7 +3148,7 @@
                 <w:color w:val="999988"/>
                 <w:sz w:val="20"/>
               </w:rPr>
-              <w:t>узла</w:t>
+              <w:t>слово</w:t>
             </w:r>
           </w:p>
           <w:p>
@@ -3277,6 +3183,153 @@
                 <w:lang w:val="en-US"/>
               </w:rPr>
             </w:pPr>
+            <w:r>
+              <w:rPr>
+                <w:rFonts w:ascii="Consolas" w:hAnsi="Consolas" w:cs="Courier New"/>
+                <w:color w:val="333333"/>
+                <w:sz w:val="20"/>
+                <w:lang w:val="en-US"/>
+              </w:rPr>
+              <w:t xml:space="preserve">    </w:t>
+            </w:r>
+            <w:r>
+              <w:rPr>
+                <w:rFonts w:ascii="Consolas" w:hAnsi="Consolas" w:cs="Courier New"/>
+                <w:b/>
+                <w:bCs/>
+                <w:color w:val="445588"/>
+                <w:sz w:val="20"/>
+                <w:lang w:val="en-US"/>
+              </w:rPr>
+              <w:t>char</w:t>
+            </w:r>
+            <w:r>
+              <w:rPr>
+                <w:rFonts w:ascii="Consolas" w:hAnsi="Consolas" w:cs="Courier New"/>
+                <w:color w:val="333333"/>
+                <w:sz w:val="20"/>
+                <w:lang w:val="en-US"/>
+              </w:rPr>
+              <w:t xml:space="preserve"> help[MAX_HELP_LEN </w:t>
+            </w:r>
+            <w:r>
+              <w:rPr>
+                <w:rFonts w:ascii="Consolas" w:hAnsi="Consolas" w:cs="Courier New"/>
+                <w:b/>
+                <w:bCs/>
+                <w:color w:val="333333"/>
+                <w:sz w:val="20"/>
+                <w:lang w:val="en-US"/>
+              </w:rPr>
+              <w:t>+</w:t>
+            </w:r>
+            <w:r>
+              <w:rPr>
+                <w:rFonts w:ascii="Consolas" w:hAnsi="Consolas" w:cs="Courier New"/>
+                <w:color w:val="333333"/>
+                <w:sz w:val="20"/>
+                <w:lang w:val="en-US"/>
+              </w:rPr>
+              <w:t xml:space="preserve"> </w:t>
+            </w:r>
+            <w:r>
+              <w:rPr>
+                <w:rFonts w:ascii="Consolas" w:hAnsi="Consolas" w:cs="Courier New"/>
+                <w:color w:val="009999"/>
+                <w:sz w:val="20"/>
+                <w:lang w:val="en-US"/>
+              </w:rPr>
+              <w:t>1</w:t>
+            </w:r>
+            <w:r>
+              <w:rPr>
+                <w:rFonts w:ascii="Consolas" w:hAnsi="Consolas" w:cs="Courier New"/>
+                <w:color w:val="333333"/>
+                <w:sz w:val="20"/>
+                <w:lang w:val="en-US"/>
+              </w:rPr>
+              <w:t xml:space="preserve">]; </w:t>
+            </w:r>
+            <w:r>
+              <w:rPr>
+                <w:rFonts w:ascii="Consolas" w:hAnsi="Consolas" w:cs="Courier New"/>
+                <w:color w:val="333333"/>
+                <w:sz w:val="20"/>
+              </w:rPr>
+              <w:t xml:space="preserve">      </w:t>
+            </w:r>
+            <w:r>
+              <w:rPr>
+                <w:rFonts w:ascii="Consolas" w:hAnsi="Consolas" w:cs="Courier New"/>
+                <w:color w:val="333333"/>
+                <w:sz w:val="20"/>
+                <w:lang w:val="en-US"/>
+              </w:rPr>
+              <w:t xml:space="preserve"> </w:t>
+            </w:r>
+            <w:r>
+              <w:rPr>
+                <w:rFonts w:ascii="Consolas" w:hAnsi="Consolas" w:cs="Courier New"/>
+                <w:i/>
+                <w:iCs/>
+                <w:color w:val="999988"/>
+                <w:sz w:val="20"/>
+                <w:lang w:val="en-US"/>
+              </w:rPr>
+              <w:t xml:space="preserve">// </w:t>
+            </w:r>
+            <w:r>
+              <w:rPr>
+                <w:rFonts w:ascii="Consolas" w:hAnsi="Consolas" w:cs="Courier New"/>
+                <w:i/>
+                <w:iCs/>
+                <w:color w:val="999988"/>
+                <w:sz w:val="20"/>
+              </w:rPr>
+              <w:t>Подсказка</w:t>
+            </w:r>
+            <w:r>
+              <w:rPr>
+                <w:rFonts w:ascii="Consolas" w:hAnsi="Consolas" w:cs="Courier New"/>
+                <w:i/>
+                <w:iCs/>
+                <w:color w:val="999988"/>
+                <w:sz w:val="20"/>
+                <w:lang w:val="en-US"/>
+              </w:rPr>
+              <w:t xml:space="preserve"> </w:t>
+            </w:r>
+            <w:r>
+              <w:rPr>
+                <w:rFonts w:ascii="Consolas" w:hAnsi="Consolas" w:cs="Courier New"/>
+                <w:i/>
+                <w:iCs/>
+                <w:color w:val="999988"/>
+                <w:sz w:val="20"/>
+              </w:rPr>
+              <w:t>к</w:t>
+            </w:r>
+            <w:r>
+              <w:rPr>
+                <w:rFonts w:ascii="Consolas" w:hAnsi="Consolas" w:cs="Courier New"/>
+                <w:i/>
+                <w:iCs/>
+                <w:color w:val="999988"/>
+                <w:sz w:val="20"/>
+                <w:lang w:val="en-US"/>
+              </w:rPr>
+              <w:t xml:space="preserve"> </w:t>
+            </w:r>
+            <w:r>
+              <w:rPr>
+                <w:rFonts w:ascii="Consolas" w:hAnsi="Consolas" w:cs="Courier New"/>
+                <w:i/>
+                <w:iCs/>
+                <w:color w:val="999988"/>
+                <w:sz w:val="20"/>
+              </w:rPr>
+              <w:t>слову</w:t>
+            </w:r>
           </w:p>
           <w:p>
             <w:pPr>
@@ -3304,9 +3357,10 @@
               <w:spacing w:line="244" w:lineRule="atLeast"/>
               <w:jc w:val="left"/>
               <w:rPr>
-                <w:rFonts w:ascii="Consolas" w:hAnsi="Consolas" w:cs="Courier New"/>
-                <w:color w:val="333333"/>
-                <w:sz w:val="20"/>
+                <w:rFonts w:ascii="Courier New" w:hAnsi="Courier New" w:cs="Courier New"/>
+                <w:color w:val="333333"/>
+                <w:sz w:val="20"/>
+                <w:lang w:val="en-US"/>
               </w:rPr>
             </w:pPr>
             <w:r>
@@ -3316,7 +3370,7 @@
                 <w:sz w:val="20"/>
                 <w:lang w:val="en-US"/>
               </w:rPr>
-              <w:t xml:space="preserve">    </w:t>
+              <w:t xml:space="preserve">} </w:t>
             </w:r>
             <w:r>
               <w:rPr>
@@ -3327,533 +3381,14 @@
                 <w:sz w:val="20"/>
                 <w:lang w:val="en-US"/>
               </w:rPr>
-              <w:t>char</w:t>
-            </w:r>
-            <w:r>
-              <w:rPr>
-                <w:rFonts w:ascii="Consolas" w:hAnsi="Consolas" w:cs="Courier New"/>
-                <w:color w:val="333333"/>
-                <w:sz w:val="20"/>
-              </w:rPr>
-              <w:t xml:space="preserve"> </w:t>
-            </w:r>
-            <w:proofErr w:type="gramStart"/>
-            <w:r>
-              <w:rPr>
-                <w:rFonts w:ascii="Consolas" w:hAnsi="Consolas" w:cs="Courier New"/>
-                <w:color w:val="333333"/>
-                <w:sz w:val="20"/>
-                <w:lang w:val="en-US"/>
-              </w:rPr>
-              <w:t>value</w:t>
-            </w:r>
-            <w:r>
-              <w:rPr>
-                <w:rFonts w:ascii="Consolas" w:hAnsi="Consolas" w:cs="Courier New"/>
-                <w:color w:val="333333"/>
-                <w:sz w:val="20"/>
-              </w:rPr>
-              <w:t xml:space="preserve">; </w:t>
-            </w:r>
-            <w:r>
-              <w:rPr>
-                <w:rFonts w:ascii="Consolas" w:hAnsi="Consolas" w:cs="Courier New"/>
-                <w:color w:val="333333"/>
-                <w:sz w:val="20"/>
-              </w:rPr>
-              <w:t xml:space="preserve">  </w:t>
-            </w:r>
-            <w:proofErr w:type="gramEnd"/>
-            <w:r>
-              <w:rPr>
-                <w:rFonts w:ascii="Consolas" w:hAnsi="Consolas" w:cs="Courier New"/>
-                <w:color w:val="333333"/>
-                <w:sz w:val="20"/>
-              </w:rPr>
-              <w:t xml:space="preserve">       </w:t>
-            </w:r>
-            <w:r>
-              <w:rPr>
-                <w:rFonts w:ascii="Consolas" w:hAnsi="Consolas" w:cs="Courier New"/>
-                <w:color w:val="333333"/>
-                <w:sz w:val="20"/>
-              </w:rPr>
-              <w:t xml:space="preserve">  </w:t>
-            </w:r>
-            <w:r>
-              <w:rPr>
-                <w:rFonts w:ascii="Consolas" w:hAnsi="Consolas" w:cs="Courier New"/>
-                <w:color w:val="333333"/>
-                <w:sz w:val="20"/>
-              </w:rPr>
-              <w:t xml:space="preserve"> </w:t>
-            </w:r>
-            <w:r>
-              <w:rPr>
-                <w:rFonts w:ascii="Consolas" w:hAnsi="Consolas" w:cs="Courier New"/>
-                <w:i/>
-                <w:iCs/>
-                <w:color w:val="999988"/>
-                <w:sz w:val="20"/>
-              </w:rPr>
-              <w:t xml:space="preserve">// </w:t>
-            </w:r>
-            <w:r>
-              <w:rPr>
-                <w:rFonts w:ascii="Consolas" w:hAnsi="Consolas" w:cs="Courier New"/>
-                <w:i/>
-                <w:iCs/>
-                <w:color w:val="999988"/>
-                <w:sz w:val="20"/>
-              </w:rPr>
-              <w:t>Значение</w:t>
-            </w:r>
-            <w:r>
-              <w:rPr>
-                <w:rFonts w:ascii="Consolas" w:hAnsi="Consolas" w:cs="Courier New"/>
-                <w:i/>
-                <w:iCs/>
-                <w:color w:val="999988"/>
-                <w:sz w:val="20"/>
-              </w:rPr>
-              <w:t xml:space="preserve"> </w:t>
-            </w:r>
-            <w:r>
-              <w:rPr>
-                <w:rFonts w:ascii="Consolas" w:hAnsi="Consolas" w:cs="Courier New"/>
-                <w:i/>
-                <w:iCs/>
-                <w:color w:val="999988"/>
-                <w:sz w:val="20"/>
-              </w:rPr>
-              <w:t>узла</w:t>
-            </w:r>
-          </w:p>
-          <w:p>
-            <w:pPr>
-              <w:widowControl/>
-              <w:tabs>
-                <w:tab w:val="left" w:pos="916"/>
-                <w:tab w:val="left" w:pos="1832"/>
-                <w:tab w:val="left" w:pos="2748"/>
-                <w:tab w:val="left" w:pos="3664"/>
-                <w:tab w:val="left" w:pos="4580"/>
-                <w:tab w:val="left" w:pos="5496"/>
-                <w:tab w:val="left" w:pos="6412"/>
-                <w:tab w:val="left" w:pos="7328"/>
-                <w:tab w:val="left" w:pos="8244"/>
-                <w:tab w:val="left" w:pos="9160"/>
-                <w:tab w:val="left" w:pos="10076"/>
-                <w:tab w:val="left" w:pos="10992"/>
-                <w:tab w:val="left" w:pos="11908"/>
-                <w:tab w:val="left" w:pos="12824"/>
-                <w:tab w:val="left" w:pos="13740"/>
-                <w:tab w:val="left" w:pos="14656"/>
-              </w:tabs>
-              <w:suppressAutoHyphens w:val="0"/>
-              <w:autoSpaceDN/>
-              <w:spacing w:line="244" w:lineRule="atLeast"/>
-              <w:jc w:val="left"/>
-              <w:rPr>
-                <w:rFonts w:ascii="Consolas" w:hAnsi="Consolas" w:cs="Courier New"/>
-                <w:color w:val="333333"/>
-                <w:sz w:val="20"/>
-              </w:rPr>
-            </w:pPr>
-          </w:p>
-          <w:p>
-            <w:pPr>
-              <w:widowControl/>
-              <w:tabs>
-                <w:tab w:val="left" w:pos="916"/>
-                <w:tab w:val="left" w:pos="1832"/>
-                <w:tab w:val="left" w:pos="2748"/>
-                <w:tab w:val="left" w:pos="3664"/>
-                <w:tab w:val="left" w:pos="4580"/>
-                <w:tab w:val="left" w:pos="5496"/>
-                <w:tab w:val="left" w:pos="6412"/>
-                <w:tab w:val="left" w:pos="7328"/>
-                <w:tab w:val="left" w:pos="8244"/>
-                <w:tab w:val="left" w:pos="9160"/>
-                <w:tab w:val="left" w:pos="10076"/>
-                <w:tab w:val="left" w:pos="10992"/>
-                <w:tab w:val="left" w:pos="11908"/>
-                <w:tab w:val="left" w:pos="12824"/>
-                <w:tab w:val="left" w:pos="13740"/>
-                <w:tab w:val="left" w:pos="14656"/>
-              </w:tabs>
-              <w:suppressAutoHyphens w:val="0"/>
-              <w:autoSpaceDN/>
-              <w:spacing w:line="244" w:lineRule="atLeast"/>
-              <w:jc w:val="left"/>
-              <w:rPr>
-                <w:rFonts w:ascii="Consolas" w:hAnsi="Consolas" w:cs="Courier New"/>
-                <w:color w:val="333333"/>
-                <w:sz w:val="20"/>
-              </w:rPr>
-            </w:pPr>
-            <w:r>
-              <w:rPr>
-                <w:rFonts w:ascii="Consolas" w:hAnsi="Consolas" w:cs="Courier New"/>
-                <w:color w:val="333333"/>
-                <w:sz w:val="20"/>
-              </w:rPr>
-              <w:lastRenderedPageBreak/>
-              <w:t xml:space="preserve">    </w:t>
-            </w:r>
-            <w:r>
-              <w:rPr>
-                <w:rFonts w:ascii="Consolas" w:hAnsi="Consolas" w:cs="Courier New"/>
-                <w:b/>
-                <w:bCs/>
-                <w:color w:val="333333"/>
-                <w:sz w:val="20"/>
-                <w:lang w:val="en-US"/>
-              </w:rPr>
-              <w:t>struct</w:t>
-            </w:r>
-            <w:r>
-              <w:rPr>
-                <w:rFonts w:ascii="Consolas" w:hAnsi="Consolas" w:cs="Courier New"/>
-                <w:color w:val="333333"/>
-                <w:sz w:val="20"/>
-              </w:rPr>
-              <w:t xml:space="preserve"> </w:t>
-            </w:r>
-            <w:r>
-              <w:rPr>
-                <w:rFonts w:ascii="Consolas" w:hAnsi="Consolas" w:cs="Courier New"/>
-                <w:color w:val="333333"/>
-                <w:sz w:val="20"/>
-                <w:lang w:val="en-US"/>
-              </w:rPr>
-              <w:t>tree</w:t>
-            </w:r>
-            <w:r>
-              <w:rPr>
-                <w:rFonts w:ascii="Consolas" w:hAnsi="Consolas" w:cs="Courier New"/>
-                <w:color w:val="333333"/>
-                <w:sz w:val="20"/>
-              </w:rPr>
-              <w:t>_</w:t>
-            </w:r>
-            <w:r>
-              <w:rPr>
-                <w:rFonts w:ascii="Consolas" w:hAnsi="Consolas" w:cs="Courier New"/>
-                <w:color w:val="333333"/>
-                <w:sz w:val="20"/>
-                <w:lang w:val="en-US"/>
-              </w:rPr>
-              <w:t>node</w:t>
-            </w:r>
-            <w:r>
-              <w:rPr>
-                <w:rFonts w:ascii="Consolas" w:hAnsi="Consolas" w:cs="Courier New"/>
-                <w:color w:val="333333"/>
-                <w:sz w:val="20"/>
-              </w:rPr>
-              <w:t xml:space="preserve"> </w:t>
-            </w:r>
-            <w:r>
-              <w:rPr>
-                <w:rFonts w:ascii="Consolas" w:hAnsi="Consolas" w:cs="Courier New"/>
-                <w:b/>
-                <w:bCs/>
-                <w:color w:val="333333"/>
-                <w:sz w:val="20"/>
-              </w:rPr>
-              <w:t>*</w:t>
-            </w:r>
-            <w:proofErr w:type="gramStart"/>
-            <w:r>
-              <w:rPr>
-                <w:rFonts w:ascii="Consolas" w:hAnsi="Consolas" w:cs="Courier New"/>
-                <w:color w:val="333333"/>
-                <w:sz w:val="20"/>
-                <w:lang w:val="en-US"/>
-              </w:rPr>
-              <w:t>left</w:t>
-            </w:r>
-            <w:r>
-              <w:rPr>
-                <w:rFonts w:ascii="Consolas" w:hAnsi="Consolas" w:cs="Courier New"/>
-                <w:color w:val="333333"/>
-                <w:sz w:val="20"/>
-              </w:rPr>
-              <w:t xml:space="preserve">; </w:t>
-            </w:r>
-            <w:r>
-              <w:rPr>
-                <w:rFonts w:ascii="Consolas" w:hAnsi="Consolas" w:cs="Courier New"/>
-                <w:color w:val="333333"/>
-                <w:sz w:val="20"/>
-              </w:rPr>
-              <w:t xml:space="preserve"> </w:t>
-            </w:r>
-            <w:r>
-              <w:rPr>
-                <w:rFonts w:ascii="Consolas" w:hAnsi="Consolas" w:cs="Courier New"/>
-                <w:i/>
-                <w:iCs/>
-                <w:color w:val="999988"/>
-                <w:sz w:val="20"/>
-              </w:rPr>
-              <w:t>/</w:t>
-            </w:r>
-            <w:proofErr w:type="gramEnd"/>
-            <w:r>
-              <w:rPr>
-                <w:rFonts w:ascii="Consolas" w:hAnsi="Consolas" w:cs="Courier New"/>
-                <w:i/>
-                <w:iCs/>
-                <w:color w:val="999988"/>
-                <w:sz w:val="20"/>
-              </w:rPr>
-              <w:t xml:space="preserve">/ </w:t>
-            </w:r>
-            <w:r>
-              <w:rPr>
-                <w:rFonts w:ascii="Consolas" w:hAnsi="Consolas" w:cs="Courier New"/>
-                <w:i/>
-                <w:iCs/>
-                <w:color w:val="999988"/>
-                <w:sz w:val="20"/>
-              </w:rPr>
-              <w:t>Указатель</w:t>
-            </w:r>
-            <w:r>
-              <w:rPr>
-                <w:rFonts w:ascii="Consolas" w:hAnsi="Consolas" w:cs="Courier New"/>
-                <w:i/>
-                <w:iCs/>
-                <w:color w:val="999988"/>
-                <w:sz w:val="20"/>
-              </w:rPr>
-              <w:t xml:space="preserve"> </w:t>
-            </w:r>
-            <w:r>
-              <w:rPr>
-                <w:rFonts w:ascii="Consolas" w:hAnsi="Consolas" w:cs="Courier New"/>
-                <w:i/>
-                <w:iCs/>
-                <w:color w:val="999988"/>
-                <w:sz w:val="20"/>
-              </w:rPr>
-              <w:t>на</w:t>
-            </w:r>
-            <w:r>
-              <w:rPr>
-                <w:rFonts w:ascii="Consolas" w:hAnsi="Consolas" w:cs="Courier New"/>
-                <w:i/>
-                <w:iCs/>
-                <w:color w:val="999988"/>
-                <w:sz w:val="20"/>
-              </w:rPr>
-              <w:t xml:space="preserve"> </w:t>
-            </w:r>
-            <w:r>
-              <w:rPr>
-                <w:rFonts w:ascii="Consolas" w:hAnsi="Consolas" w:cs="Courier New"/>
-                <w:i/>
-                <w:iCs/>
-                <w:color w:val="999988"/>
-                <w:sz w:val="20"/>
-              </w:rPr>
-              <w:t>левого</w:t>
-            </w:r>
-            <w:r>
-              <w:rPr>
-                <w:rFonts w:ascii="Consolas" w:hAnsi="Consolas" w:cs="Courier New"/>
-                <w:i/>
-                <w:iCs/>
-                <w:color w:val="999988"/>
-                <w:sz w:val="20"/>
-              </w:rPr>
-              <w:t xml:space="preserve"> </w:t>
-            </w:r>
-            <w:r>
-              <w:rPr>
-                <w:rFonts w:ascii="Consolas" w:hAnsi="Consolas" w:cs="Courier New"/>
-                <w:i/>
-                <w:iCs/>
-                <w:color w:val="999988"/>
-                <w:sz w:val="20"/>
-              </w:rPr>
-              <w:t>потомка</w:t>
-            </w:r>
-          </w:p>
-          <w:p>
-            <w:pPr>
-              <w:widowControl/>
-              <w:tabs>
-                <w:tab w:val="left" w:pos="916"/>
-                <w:tab w:val="left" w:pos="1832"/>
-                <w:tab w:val="left" w:pos="2748"/>
-                <w:tab w:val="left" w:pos="3664"/>
-                <w:tab w:val="left" w:pos="4580"/>
-                <w:tab w:val="left" w:pos="5496"/>
-                <w:tab w:val="left" w:pos="6412"/>
-                <w:tab w:val="left" w:pos="7328"/>
-                <w:tab w:val="left" w:pos="8244"/>
-                <w:tab w:val="left" w:pos="9160"/>
-                <w:tab w:val="left" w:pos="10076"/>
-                <w:tab w:val="left" w:pos="10992"/>
-                <w:tab w:val="left" w:pos="11908"/>
-                <w:tab w:val="left" w:pos="12824"/>
-                <w:tab w:val="left" w:pos="13740"/>
-                <w:tab w:val="left" w:pos="14656"/>
-              </w:tabs>
-              <w:suppressAutoHyphens w:val="0"/>
-              <w:autoSpaceDN/>
-              <w:spacing w:line="244" w:lineRule="atLeast"/>
-              <w:jc w:val="left"/>
-              <w:rPr>
-                <w:rFonts w:ascii="Consolas" w:hAnsi="Consolas" w:cs="Courier New"/>
-                <w:color w:val="333333"/>
-                <w:sz w:val="20"/>
-              </w:rPr>
-            </w:pPr>
-            <w:r>
-              <w:rPr>
-                <w:rFonts w:ascii="Consolas" w:hAnsi="Consolas" w:cs="Courier New"/>
-                <w:color w:val="333333"/>
-                <w:sz w:val="20"/>
-              </w:rPr>
-              <w:t xml:space="preserve">    </w:t>
-            </w:r>
-            <w:proofErr w:type="spellStart"/>
-            <w:r>
-              <w:rPr>
-                <w:rFonts w:ascii="Consolas" w:hAnsi="Consolas" w:cs="Courier New"/>
-                <w:b/>
-                <w:bCs/>
-                <w:color w:val="333333"/>
-                <w:sz w:val="20"/>
-              </w:rPr>
-              <w:t>struct</w:t>
-            </w:r>
-            <w:proofErr w:type="spellEnd"/>
-            <w:r>
-              <w:rPr>
-                <w:rFonts w:ascii="Consolas" w:hAnsi="Consolas" w:cs="Courier New"/>
-                <w:color w:val="333333"/>
-                <w:sz w:val="20"/>
-              </w:rPr>
-              <w:t xml:space="preserve"> </w:t>
-            </w:r>
-            <w:proofErr w:type="spellStart"/>
-            <w:r>
-              <w:rPr>
-                <w:rFonts w:ascii="Consolas" w:hAnsi="Consolas" w:cs="Courier New"/>
-                <w:color w:val="333333"/>
-                <w:sz w:val="20"/>
-              </w:rPr>
-              <w:t>tree_node</w:t>
-            </w:r>
-            <w:proofErr w:type="spellEnd"/>
-            <w:r>
-              <w:rPr>
-                <w:rFonts w:ascii="Consolas" w:hAnsi="Consolas" w:cs="Courier New"/>
-                <w:color w:val="333333"/>
-                <w:sz w:val="20"/>
-              </w:rPr>
-              <w:t xml:space="preserve"> </w:t>
-            </w:r>
-            <w:r>
-              <w:rPr>
-                <w:rFonts w:ascii="Consolas" w:hAnsi="Consolas" w:cs="Courier New"/>
-                <w:b/>
-                <w:bCs/>
-                <w:color w:val="333333"/>
-                <w:sz w:val="20"/>
-              </w:rPr>
-              <w:t>*</w:t>
-            </w:r>
-            <w:proofErr w:type="spellStart"/>
-            <w:r>
-              <w:rPr>
-                <w:rFonts w:ascii="Consolas" w:hAnsi="Consolas" w:cs="Courier New"/>
-                <w:color w:val="333333"/>
-                <w:sz w:val="20"/>
-              </w:rPr>
-              <w:t>right</w:t>
-            </w:r>
-            <w:proofErr w:type="spellEnd"/>
-            <w:r>
-              <w:rPr>
-                <w:rFonts w:ascii="Consolas" w:hAnsi="Consolas" w:cs="Courier New"/>
-                <w:color w:val="333333"/>
-                <w:sz w:val="20"/>
-              </w:rPr>
-              <w:t xml:space="preserve">; </w:t>
-            </w:r>
-            <w:r>
-              <w:rPr>
-                <w:rFonts w:ascii="Consolas" w:hAnsi="Consolas" w:cs="Courier New"/>
-                <w:i/>
-                <w:iCs/>
-                <w:color w:val="999988"/>
-                <w:sz w:val="20"/>
-              </w:rPr>
-              <w:t>// Указатель на правого потомка</w:t>
-            </w:r>
-          </w:p>
-          <w:p>
-            <w:pPr>
-              <w:widowControl/>
-              <w:tabs>
-                <w:tab w:val="left" w:pos="916"/>
-                <w:tab w:val="left" w:pos="1832"/>
-                <w:tab w:val="left" w:pos="2748"/>
-                <w:tab w:val="left" w:pos="3664"/>
-                <w:tab w:val="left" w:pos="4580"/>
-                <w:tab w:val="left" w:pos="5496"/>
-                <w:tab w:val="left" w:pos="6412"/>
-                <w:tab w:val="left" w:pos="7328"/>
-                <w:tab w:val="left" w:pos="8244"/>
-                <w:tab w:val="left" w:pos="9160"/>
-                <w:tab w:val="left" w:pos="10076"/>
-                <w:tab w:val="left" w:pos="10992"/>
-                <w:tab w:val="left" w:pos="11908"/>
-                <w:tab w:val="left" w:pos="12824"/>
-                <w:tab w:val="left" w:pos="13740"/>
-                <w:tab w:val="left" w:pos="14656"/>
-              </w:tabs>
-              <w:suppressAutoHyphens w:val="0"/>
-              <w:autoSpaceDN/>
-              <w:spacing w:line="244" w:lineRule="atLeast"/>
-              <w:jc w:val="left"/>
-              <w:rPr>
-                <w:rFonts w:ascii="Courier New" w:hAnsi="Courier New" w:cs="Courier New"/>
-                <w:color w:val="333333"/>
-                <w:sz w:val="20"/>
-              </w:rPr>
-            </w:pPr>
-            <w:r>
-              <w:rPr>
-                <w:rFonts w:ascii="Consolas" w:hAnsi="Consolas" w:cs="Courier New"/>
-                <w:color w:val="333333"/>
-                <w:sz w:val="20"/>
-              </w:rPr>
-              <w:t xml:space="preserve">} </w:t>
-            </w:r>
-            <w:proofErr w:type="spellStart"/>
-            <w:r>
-              <w:rPr>
-                <w:rFonts w:ascii="Consolas" w:hAnsi="Consolas" w:cs="Courier New"/>
-                <w:b/>
-                <w:bCs/>
-                <w:color w:val="445588"/>
-                <w:sz w:val="20"/>
-              </w:rPr>
-              <w:t>tree_node_t</w:t>
-            </w:r>
-            <w:proofErr w:type="spellEnd"/>
-            <w:r>
-              <w:rPr>
-                <w:rFonts w:ascii="Consolas" w:hAnsi="Consolas" w:cs="Courier New"/>
-                <w:color w:val="333333"/>
-                <w:sz w:val="20"/>
+              <w:t>keyword_info_t</w:t>
+            </w:r>
+            <w:r>
+              <w:rPr>
+                <w:rFonts w:ascii="Consolas" w:hAnsi="Consolas" w:cs="Courier New"/>
+                <w:color w:val="333333"/>
+                <w:sz w:val="20"/>
+                <w:lang w:val="en-US"/>
               </w:rPr>
               <w:t>;</w:t>
             </w:r>
@@ -3870,10 +3405,13 @@
     </w:p>
     <w:p>
       <w:r>
-        <w:t>Тип данных, описывающий структуру для работы с двоичным деревом, в узлах которого хран</w:t>
-      </w:r>
-      <w:r>
-        <w:t>ится информация о файлах</w:t>
+        <w:t xml:space="preserve">Тип данных, описывающий структуру для работы с элементами хеш-таблицы при </w:t>
+      </w:r>
+      <w:r>
+        <w:t>открытом</w:t>
+      </w:r>
+      <w:r>
+        <w:t xml:space="preserve"> хешировании</w:t>
       </w:r>
       <w:r>
         <w:t>:</w:t>
@@ -3963,19 +3501,8 @@
                 <w:sz w:val="20"/>
                 <w:lang w:val="en-US"/>
               </w:rPr>
-              <w:t xml:space="preserve"> </w:t>
-            </w:r>
-            <w:proofErr w:type="spellStart"/>
-            <w:r>
-              <w:rPr>
-                <w:rFonts w:ascii="Consolas" w:hAnsi="Consolas" w:cs="Courier New"/>
-                <w:color w:val="333333"/>
-                <w:sz w:val="20"/>
-                <w:lang w:val="en-US"/>
-              </w:rPr>
-              <w:t>file_tree_node</w:t>
-            </w:r>
-            <w:proofErr w:type="spellEnd"/>
+              <w:t xml:space="preserve"> list_keyword</w:t>
+            </w:r>
           </w:p>
           <w:p>
             <w:pPr>
@@ -4058,6 +3585,7 @@
                 <w:sz w:val="20"/>
                 <w:lang w:val="en-US"/>
               </w:rPr>
+              <w:lastRenderedPageBreak/>
               <w:t xml:space="preserve">    </w:t>
             </w:r>
             <w:r>
@@ -4078,27 +3606,7 @@
                 <w:sz w:val="20"/>
                 <w:lang w:val="en-US"/>
               </w:rPr>
-              <w:t xml:space="preserve"> </w:t>
-            </w:r>
-            <w:proofErr w:type="gramStart"/>
-            <w:r>
-              <w:rPr>
-                <w:rFonts w:ascii="Consolas" w:hAnsi="Consolas" w:cs="Courier New"/>
-                <w:color w:val="333333"/>
-                <w:sz w:val="20"/>
-                <w:lang w:val="en-US"/>
-              </w:rPr>
-              <w:t>filename[</w:t>
-            </w:r>
-            <w:proofErr w:type="gramEnd"/>
-            <w:r>
-              <w:rPr>
-                <w:rFonts w:ascii="Consolas" w:hAnsi="Consolas" w:cs="Courier New"/>
-                <w:color w:val="333333"/>
-                <w:sz w:val="20"/>
-                <w:lang w:val="en-US"/>
-              </w:rPr>
-              <w:t xml:space="preserve">MAX_FILENAME_LEN </w:t>
+              <w:t xml:space="preserve"> keyword[MAX_KEYWORD_LEN </w:t>
             </w:r>
             <w:r>
               <w:rPr>
@@ -4136,7 +3644,7 @@
                 <w:sz w:val="20"/>
                 <w:lang w:val="en-US"/>
               </w:rPr>
-              <w:t xml:space="preserve">]; </w:t>
+              <w:t xml:space="preserve">];  </w:t>
             </w:r>
             <w:r>
               <w:rPr>
@@ -4157,7 +3665,7 @@
                 <w:color w:val="999988"/>
                 <w:sz w:val="20"/>
               </w:rPr>
-              <w:t>Имя</w:t>
+              <w:t>Ключевое</w:t>
             </w:r>
             <w:r>
               <w:rPr>
@@ -4178,7 +3686,7 @@
                 <w:color w:val="999988"/>
                 <w:sz w:val="20"/>
               </w:rPr>
-              <w:t>файла</w:t>
+              <w:t>слово</w:t>
             </w:r>
           </w:p>
           <w:p>
@@ -4227,11 +3735,31 @@
                 <w:rFonts w:ascii="Consolas" w:hAnsi="Consolas" w:cs="Courier New"/>
                 <w:b/>
                 <w:bCs/>
-                <w:color w:val="333333"/>
-                <w:sz w:val="20"/>
-                <w:lang w:val="en-US"/>
-              </w:rPr>
-              <w:t>struct</w:t>
+                <w:color w:val="445588"/>
+                <w:sz w:val="20"/>
+                <w:lang w:val="en-US"/>
+              </w:rPr>
+              <w:t>char</w:t>
+            </w:r>
+            <w:r>
+              <w:rPr>
+                <w:rFonts w:ascii="Consolas" w:hAnsi="Consolas" w:cs="Courier New"/>
+                <w:color w:val="333333"/>
+                <w:sz w:val="20"/>
+                <w:lang w:val="en-US"/>
+              </w:rPr>
+              <w:t xml:space="preserve"> help[MAX_HELP_LEN </w:t>
+            </w:r>
+            <w:r>
+              <w:rPr>
+                <w:rFonts w:ascii="Consolas" w:hAnsi="Consolas" w:cs="Courier New"/>
+                <w:b/>
+                <w:bCs/>
+                <w:color w:val="333333"/>
+                <w:sz w:val="20"/>
+                <w:lang w:val="en-US"/>
+              </w:rPr>
+              <w:t>+</w:t>
             </w:r>
             <w:r>
               <w:rPr>
@@ -4241,6 +3769,96 @@
                 <w:lang w:val="en-US"/>
               </w:rPr>
               <w:t xml:space="preserve"> </w:t>
+            </w:r>
+            <w:r>
+              <w:rPr>
+                <w:rFonts w:ascii="Consolas" w:hAnsi="Consolas" w:cs="Courier New"/>
+                <w:color w:val="009999"/>
+                <w:sz w:val="20"/>
+                <w:lang w:val="en-US"/>
+              </w:rPr>
+              <w:t>1</w:t>
+            </w:r>
+            <w:r>
+              <w:rPr>
+                <w:rFonts w:ascii="Consolas" w:hAnsi="Consolas" w:cs="Courier New"/>
+                <w:color w:val="333333"/>
+                <w:sz w:val="20"/>
+                <w:lang w:val="en-US"/>
+              </w:rPr>
+              <w:t xml:space="preserve">];  </w:t>
+            </w:r>
+            <w:r>
+              <w:rPr>
+                <w:rFonts w:ascii="Consolas" w:hAnsi="Consolas" w:cs="Courier New"/>
+                <w:color w:val="333333"/>
+                <w:sz w:val="20"/>
+                <w:lang w:val="en-US"/>
+              </w:rPr>
+              <w:t xml:space="preserve">      </w:t>
+            </w:r>
+            <w:r>
+              <w:rPr>
+                <w:rFonts w:ascii="Consolas" w:hAnsi="Consolas" w:cs="Courier New"/>
+                <w:i/>
+                <w:iCs/>
+                <w:color w:val="999988"/>
+                <w:sz w:val="20"/>
+                <w:lang w:val="en-US"/>
+              </w:rPr>
+              <w:t xml:space="preserve">// </w:t>
+            </w:r>
+            <w:r>
+              <w:rPr>
+                <w:rFonts w:ascii="Consolas" w:hAnsi="Consolas" w:cs="Courier New"/>
+                <w:i/>
+                <w:iCs/>
+                <w:color w:val="999988"/>
+                <w:sz w:val="20"/>
+              </w:rPr>
+              <w:t>Подсказка</w:t>
+            </w:r>
+            <w:r>
+              <w:rPr>
+                <w:rFonts w:ascii="Consolas" w:hAnsi="Consolas" w:cs="Courier New"/>
+                <w:i/>
+                <w:iCs/>
+                <w:color w:val="999988"/>
+                <w:sz w:val="20"/>
+                <w:lang w:val="en-US"/>
+              </w:rPr>
+              <w:t xml:space="preserve"> </w:t>
+            </w:r>
+            <w:r>
+              <w:rPr>
+                <w:rFonts w:ascii="Consolas" w:hAnsi="Consolas" w:cs="Courier New"/>
+                <w:i/>
+                <w:iCs/>
+                <w:color w:val="999988"/>
+                <w:sz w:val="20"/>
+              </w:rPr>
+              <w:t>к</w:t>
+            </w:r>
+            <w:r>
+              <w:rPr>
+                <w:rFonts w:ascii="Consolas" w:hAnsi="Consolas" w:cs="Courier New"/>
+                <w:i/>
+                <w:iCs/>
+                <w:color w:val="999988"/>
+                <w:sz w:val="20"/>
+                <w:lang w:val="en-US"/>
+              </w:rPr>
+              <w:t xml:space="preserve"> </w:t>
+            </w:r>
+            <w:r>
+              <w:rPr>
+                <w:rFonts w:ascii="Consolas" w:hAnsi="Consolas" w:cs="Courier New"/>
+                <w:i/>
+                <w:iCs/>
+                <w:color w:val="999988"/>
+                <w:sz w:val="20"/>
+              </w:rPr>
+              <w:t>слову</w:t>
             </w:r>
           </w:p>
           <w:p>
@@ -4275,15 +3893,6 @@
                 <w:lang w:val="en-US"/>
               </w:rPr>
             </w:pPr>
-            <w:r>
-              <w:rPr>
-                <w:rFonts w:ascii="Consolas" w:hAnsi="Consolas" w:cs="Courier New"/>
-                <w:color w:val="333333"/>
-                <w:sz w:val="20"/>
-                <w:lang w:val="en-US"/>
-              </w:rPr>
-              <w:t xml:space="preserve">    {</w:t>
-            </w:r>
           </w:p>
           <w:p>
             <w:pPr>
@@ -4314,7 +3923,6 @@
                 <w:rFonts w:ascii="Consolas" w:hAnsi="Consolas" w:cs="Courier New"/>
                 <w:color w:val="333333"/>
                 <w:sz w:val="20"/>
-                <w:lang w:val="en-US"/>
               </w:rPr>
             </w:pPr>
             <w:r>
@@ -4322,58 +3930,104 @@
                 <w:rFonts w:ascii="Consolas" w:hAnsi="Consolas" w:cs="Courier New"/>
                 <w:color w:val="333333"/>
                 <w:sz w:val="20"/>
-                <w:lang w:val="en-US"/>
-              </w:rPr>
-              <w:t xml:space="preserve">        </w:t>
+              </w:rPr>
+              <w:t xml:space="preserve">    </w:t>
             </w:r>
             <w:r>
               <w:rPr>
                 <w:rFonts w:ascii="Consolas" w:hAnsi="Consolas" w:cs="Courier New"/>
                 <w:b/>
                 <w:bCs/>
-                <w:color w:val="445588"/>
-                <w:sz w:val="20"/>
-                <w:lang w:val="en-US"/>
-              </w:rPr>
-              <w:t>int</w:t>
-            </w:r>
-            <w:r>
-              <w:rPr>
-                <w:rFonts w:ascii="Consolas" w:hAnsi="Consolas" w:cs="Courier New"/>
-                <w:color w:val="333333"/>
-                <w:sz w:val="20"/>
-                <w:lang w:val="en-US"/>
+                <w:color w:val="333333"/>
+                <w:sz w:val="20"/>
+                <w:lang w:val="en-US"/>
+              </w:rPr>
+              <w:t>struct</w:t>
+            </w:r>
+            <w:r>
+              <w:rPr>
+                <w:rFonts w:ascii="Consolas" w:hAnsi="Consolas" w:cs="Courier New"/>
+                <w:color w:val="333333"/>
+                <w:sz w:val="20"/>
               </w:rPr>
               <w:t xml:space="preserve"> </w:t>
             </w:r>
-            <w:proofErr w:type="gramStart"/>
-            <w:r>
-              <w:rPr>
-                <w:rFonts w:ascii="Consolas" w:hAnsi="Consolas" w:cs="Courier New"/>
-                <w:color w:val="333333"/>
-                <w:sz w:val="20"/>
-                <w:lang w:val="en-US"/>
-              </w:rPr>
-              <w:t xml:space="preserve">num; </w:t>
-            </w:r>
-            <w:r>
-              <w:rPr>
-                <w:rFonts w:ascii="Consolas" w:hAnsi="Consolas" w:cs="Courier New"/>
-                <w:color w:val="333333"/>
-                <w:sz w:val="20"/>
-                <w:lang w:val="en-US"/>
-              </w:rPr>
-              <w:t xml:space="preserve">  </w:t>
-            </w:r>
-            <w:proofErr w:type="gramEnd"/>
-            <w:r>
-              <w:rPr>
-                <w:rFonts w:ascii="Consolas" w:hAnsi="Consolas" w:cs="Courier New"/>
-                <w:color w:val="333333"/>
-                <w:sz w:val="20"/>
-                <w:lang w:val="en-US"/>
-              </w:rPr>
-              <w:t xml:space="preserve">                      </w:t>
+            <w:r>
+              <w:rPr>
+                <w:rFonts w:ascii="Consolas" w:hAnsi="Consolas" w:cs="Courier New"/>
+                <w:color w:val="333333"/>
+                <w:sz w:val="20"/>
+                <w:lang w:val="en-US"/>
+              </w:rPr>
+              <w:t>list</w:t>
+            </w:r>
+            <w:r>
+              <w:rPr>
+                <w:rFonts w:ascii="Consolas" w:hAnsi="Consolas" w:cs="Courier New"/>
+                <w:color w:val="333333"/>
+                <w:sz w:val="20"/>
+              </w:rPr>
+              <w:t>_</w:t>
+            </w:r>
+            <w:r>
+              <w:rPr>
+                <w:rFonts w:ascii="Consolas" w:hAnsi="Consolas" w:cs="Courier New"/>
+                <w:color w:val="333333"/>
+                <w:sz w:val="20"/>
+                <w:lang w:val="en-US"/>
+              </w:rPr>
+              <w:t>keyword</w:t>
+            </w:r>
+            <w:r>
+              <w:rPr>
+                <w:rFonts w:ascii="Consolas" w:hAnsi="Consolas" w:cs="Courier New"/>
+                <w:color w:val="333333"/>
+                <w:sz w:val="20"/>
+              </w:rPr>
+              <w:t xml:space="preserve"> </w:t>
+            </w:r>
+            <w:r>
+              <w:rPr>
+                <w:rFonts w:ascii="Consolas" w:hAnsi="Consolas" w:cs="Courier New"/>
+                <w:b/>
+                <w:bCs/>
+                <w:color w:val="333333"/>
+                <w:sz w:val="20"/>
+              </w:rPr>
+              <w:t>*</w:t>
+            </w:r>
+            <w:r>
+              <w:rPr>
+                <w:rFonts w:ascii="Consolas" w:hAnsi="Consolas" w:cs="Courier New"/>
+                <w:color w:val="333333"/>
+                <w:sz w:val="20"/>
+                <w:lang w:val="en-US"/>
+              </w:rPr>
+              <w:t>next</w:t>
+            </w:r>
+            <w:r>
+              <w:rPr>
+                <w:rFonts w:ascii="Consolas" w:hAnsi="Consolas" w:cs="Courier New"/>
+                <w:color w:val="333333"/>
+                <w:sz w:val="20"/>
+              </w:rPr>
+              <w:t xml:space="preserve">;  </w:t>
+            </w:r>
+            <w:r>
+              <w:rPr>
+                <w:rFonts w:ascii="Consolas" w:hAnsi="Consolas" w:cs="Courier New"/>
+                <w:color w:val="333333"/>
+                <w:sz w:val="20"/>
+              </w:rPr>
+              <w:t xml:space="preserve"> </w:t>
+            </w:r>
+            <w:r>
+              <w:rPr>
+                <w:rFonts w:ascii="Consolas" w:hAnsi="Consolas" w:cs="Courier New"/>
+                <w:color w:val="333333"/>
+                <w:sz w:val="20"/>
+              </w:rPr>
+              <w:t xml:space="preserve">       </w:t>
             </w:r>
             <w:r>
               <w:rPr>
@@ -4382,19 +4036,8 @@
                 <w:iCs/>
                 <w:color w:val="999988"/>
                 <w:sz w:val="20"/>
-                <w:lang w:val="en-US"/>
-              </w:rPr>
-              <w:t xml:space="preserve">// </w:t>
-            </w:r>
-            <w:r>
-              <w:rPr>
-                <w:rFonts w:ascii="Consolas" w:hAnsi="Consolas" w:cs="Courier New"/>
-                <w:i/>
-                <w:iCs/>
-                <w:color w:val="999988"/>
-                <w:sz w:val="20"/>
-              </w:rPr>
-              <w:t>Число</w:t>
+              </w:rPr>
+              <w:t>// Указатель на следующий элемент</w:t>
             </w:r>
           </w:p>
           <w:p>
@@ -4423,10 +4066,9 @@
               <w:spacing w:line="244" w:lineRule="atLeast"/>
               <w:jc w:val="left"/>
               <w:rPr>
-                <w:rFonts w:ascii="Consolas" w:hAnsi="Consolas" w:cs="Courier New"/>
-                <w:color w:val="333333"/>
-                <w:sz w:val="20"/>
-                <w:lang w:val="en-US"/>
+                <w:rFonts w:ascii="Courier New" w:hAnsi="Courier New" w:cs="Courier New"/>
+                <w:color w:val="333333"/>
+                <w:sz w:val="20"/>
               </w:rPr>
             </w:pPr>
             <w:r>
@@ -4434,9 +4076,8 @@
                 <w:rFonts w:ascii="Consolas" w:hAnsi="Consolas" w:cs="Courier New"/>
                 <w:color w:val="333333"/>
                 <w:sz w:val="20"/>
-                <w:lang w:val="en-US"/>
-              </w:rPr>
-              <w:t xml:space="preserve">        </w:t>
+              </w:rPr>
+              <w:t xml:space="preserve">} </w:t>
             </w:r>
             <w:r>
               <w:rPr>
@@ -4445,721 +4086,9 @@
                 <w:bCs/>
                 <w:color w:val="445588"/>
                 <w:sz w:val="20"/>
-                <w:lang w:val="en-US"/>
-              </w:rPr>
-              <w:t>int</w:t>
-            </w:r>
-            <w:r>
-              <w:rPr>
-                <w:rFonts w:ascii="Consolas" w:hAnsi="Consolas" w:cs="Courier New"/>
-                <w:color w:val="333333"/>
-                <w:sz w:val="20"/>
-                <w:lang w:val="en-US"/>
-              </w:rPr>
-              <w:t xml:space="preserve"> </w:t>
-            </w:r>
-            <w:proofErr w:type="gramStart"/>
-            <w:r>
-              <w:rPr>
-                <w:rFonts w:ascii="Consolas" w:hAnsi="Consolas" w:cs="Courier New"/>
-                <w:color w:val="333333"/>
-                <w:sz w:val="20"/>
-                <w:lang w:val="en-US"/>
-              </w:rPr>
-              <w:t xml:space="preserve">month; </w:t>
-            </w:r>
-            <w:r>
-              <w:rPr>
-                <w:rFonts w:ascii="Consolas" w:hAnsi="Consolas" w:cs="Courier New"/>
-                <w:color w:val="333333"/>
-                <w:sz w:val="20"/>
-                <w:lang w:val="en-US"/>
-              </w:rPr>
-              <w:t xml:space="preserve">  </w:t>
-            </w:r>
-            <w:proofErr w:type="gramEnd"/>
-            <w:r>
-              <w:rPr>
-                <w:rFonts w:ascii="Consolas" w:hAnsi="Consolas" w:cs="Courier New"/>
-                <w:color w:val="333333"/>
-                <w:sz w:val="20"/>
-                <w:lang w:val="en-US"/>
-              </w:rPr>
-              <w:t xml:space="preserve">                    </w:t>
-            </w:r>
-            <w:r>
-              <w:rPr>
-                <w:rFonts w:ascii="Consolas" w:hAnsi="Consolas" w:cs="Courier New"/>
-                <w:i/>
-                <w:iCs/>
-                <w:color w:val="999988"/>
-                <w:sz w:val="20"/>
-                <w:lang w:val="en-US"/>
-              </w:rPr>
-              <w:t xml:space="preserve">// </w:t>
-            </w:r>
-            <w:r>
-              <w:rPr>
-                <w:rFonts w:ascii="Consolas" w:hAnsi="Consolas" w:cs="Courier New"/>
-                <w:i/>
-                <w:iCs/>
-                <w:color w:val="999988"/>
-                <w:sz w:val="20"/>
-              </w:rPr>
-              <w:t>Месяц</w:t>
-            </w:r>
-          </w:p>
-          <w:p>
-            <w:pPr>
-              <w:widowControl/>
-              <w:tabs>
-                <w:tab w:val="left" w:pos="916"/>
-                <w:tab w:val="left" w:pos="1832"/>
-                <w:tab w:val="left" w:pos="2748"/>
-                <w:tab w:val="left" w:pos="3664"/>
-                <w:tab w:val="left" w:pos="4580"/>
-                <w:tab w:val="left" w:pos="5496"/>
-                <w:tab w:val="left" w:pos="6412"/>
-                <w:tab w:val="left" w:pos="7328"/>
-                <w:tab w:val="left" w:pos="8244"/>
-                <w:tab w:val="left" w:pos="9160"/>
-                <w:tab w:val="left" w:pos="10076"/>
-                <w:tab w:val="left" w:pos="10992"/>
-                <w:tab w:val="left" w:pos="11908"/>
-                <w:tab w:val="left" w:pos="12824"/>
-                <w:tab w:val="left" w:pos="13740"/>
-                <w:tab w:val="left" w:pos="14656"/>
-              </w:tabs>
-              <w:suppressAutoHyphens w:val="0"/>
-              <w:autoSpaceDN/>
-              <w:spacing w:line="244" w:lineRule="atLeast"/>
-              <w:jc w:val="left"/>
-              <w:rPr>
-                <w:rFonts w:ascii="Consolas" w:hAnsi="Consolas" w:cs="Courier New"/>
-                <w:color w:val="333333"/>
-                <w:sz w:val="20"/>
-                <w:lang w:val="en-US"/>
-              </w:rPr>
-            </w:pPr>
-            <w:r>
-              <w:rPr>
-                <w:rFonts w:ascii="Consolas" w:hAnsi="Consolas" w:cs="Courier New"/>
-                <w:color w:val="333333"/>
-                <w:sz w:val="20"/>
-                <w:lang w:val="en-US"/>
-              </w:rPr>
-              <w:t xml:space="preserve">        </w:t>
-            </w:r>
-            <w:r>
-              <w:rPr>
-                <w:rFonts w:ascii="Consolas" w:hAnsi="Consolas" w:cs="Courier New"/>
-                <w:b/>
-                <w:bCs/>
-                <w:color w:val="445588"/>
-                <w:sz w:val="20"/>
-                <w:lang w:val="en-US"/>
-              </w:rPr>
-              <w:t>int</w:t>
-            </w:r>
-            <w:r>
-              <w:rPr>
-                <w:rFonts w:ascii="Consolas" w:hAnsi="Consolas" w:cs="Courier New"/>
-                <w:color w:val="333333"/>
-                <w:sz w:val="20"/>
-                <w:lang w:val="en-US"/>
-              </w:rPr>
-              <w:t xml:space="preserve"> </w:t>
-            </w:r>
-            <w:proofErr w:type="gramStart"/>
-            <w:r>
-              <w:rPr>
-                <w:rFonts w:ascii="Consolas" w:hAnsi="Consolas" w:cs="Courier New"/>
-                <w:color w:val="333333"/>
-                <w:sz w:val="20"/>
-                <w:lang w:val="en-US"/>
-              </w:rPr>
-              <w:t xml:space="preserve">year; </w:t>
-            </w:r>
-            <w:r>
-              <w:rPr>
-                <w:rFonts w:ascii="Consolas" w:hAnsi="Consolas" w:cs="Courier New"/>
-                <w:color w:val="333333"/>
-                <w:sz w:val="20"/>
-                <w:lang w:val="en-US"/>
-              </w:rPr>
-              <w:t xml:space="preserve"> </w:t>
-            </w:r>
-            <w:r>
-              <w:rPr>
-                <w:rFonts w:ascii="Consolas" w:hAnsi="Consolas" w:cs="Courier New"/>
-                <w:color w:val="333333"/>
-                <w:sz w:val="20"/>
-                <w:lang w:val="en-US"/>
-              </w:rPr>
-              <w:t xml:space="preserve"> </w:t>
-            </w:r>
-            <w:proofErr w:type="gramEnd"/>
-            <w:r>
-              <w:rPr>
-                <w:rFonts w:ascii="Consolas" w:hAnsi="Consolas" w:cs="Courier New"/>
-                <w:color w:val="333333"/>
-                <w:sz w:val="20"/>
-                <w:lang w:val="en-US"/>
-              </w:rPr>
-              <w:t xml:space="preserve">                     </w:t>
-            </w:r>
-            <w:r>
-              <w:rPr>
-                <w:rFonts w:ascii="Consolas" w:hAnsi="Consolas" w:cs="Courier New"/>
-                <w:i/>
-                <w:iCs/>
-                <w:color w:val="999988"/>
-                <w:sz w:val="20"/>
-                <w:lang w:val="en-US"/>
-              </w:rPr>
-              <w:t xml:space="preserve">// </w:t>
-            </w:r>
-            <w:r>
-              <w:rPr>
-                <w:rFonts w:ascii="Consolas" w:hAnsi="Consolas" w:cs="Courier New"/>
-                <w:i/>
-                <w:iCs/>
-                <w:color w:val="999988"/>
-                <w:sz w:val="20"/>
-              </w:rPr>
-              <w:t>Год</w:t>
-            </w:r>
-          </w:p>
-          <w:p>
-            <w:pPr>
-              <w:widowControl/>
-              <w:tabs>
-                <w:tab w:val="left" w:pos="916"/>
-                <w:tab w:val="left" w:pos="1832"/>
-                <w:tab w:val="left" w:pos="2748"/>
-                <w:tab w:val="left" w:pos="3664"/>
-                <w:tab w:val="left" w:pos="4580"/>
-                <w:tab w:val="left" w:pos="5496"/>
-                <w:tab w:val="left" w:pos="6412"/>
-                <w:tab w:val="left" w:pos="7328"/>
-                <w:tab w:val="left" w:pos="8244"/>
-                <w:tab w:val="left" w:pos="9160"/>
-                <w:tab w:val="left" w:pos="10076"/>
-                <w:tab w:val="left" w:pos="10992"/>
-                <w:tab w:val="left" w:pos="11908"/>
-                <w:tab w:val="left" w:pos="12824"/>
-                <w:tab w:val="left" w:pos="13740"/>
-                <w:tab w:val="left" w:pos="14656"/>
-              </w:tabs>
-              <w:suppressAutoHyphens w:val="0"/>
-              <w:autoSpaceDN/>
-              <w:spacing w:line="244" w:lineRule="atLeast"/>
-              <w:jc w:val="left"/>
-              <w:rPr>
-                <w:rFonts w:ascii="Consolas" w:hAnsi="Consolas" w:cs="Courier New"/>
-                <w:color w:val="333333"/>
-                <w:sz w:val="20"/>
-                <w:lang w:val="en-US"/>
-              </w:rPr>
-            </w:pPr>
-            <w:r>
-              <w:rPr>
-                <w:rFonts w:ascii="Consolas" w:hAnsi="Consolas" w:cs="Courier New"/>
-                <w:color w:val="333333"/>
-                <w:sz w:val="20"/>
-                <w:lang w:val="en-US"/>
-              </w:rPr>
-              <w:t xml:space="preserve">    } date;</w:t>
-            </w:r>
-          </w:p>
-          <w:p>
-            <w:pPr>
-              <w:widowControl/>
-              <w:tabs>
-                <w:tab w:val="left" w:pos="916"/>
-                <w:tab w:val="left" w:pos="1832"/>
-                <w:tab w:val="left" w:pos="2748"/>
-                <w:tab w:val="left" w:pos="3664"/>
-                <w:tab w:val="left" w:pos="4580"/>
-                <w:tab w:val="left" w:pos="5496"/>
-                <w:tab w:val="left" w:pos="6412"/>
-                <w:tab w:val="left" w:pos="7328"/>
-                <w:tab w:val="left" w:pos="8244"/>
-                <w:tab w:val="left" w:pos="9160"/>
-                <w:tab w:val="left" w:pos="10076"/>
-                <w:tab w:val="left" w:pos="10992"/>
-                <w:tab w:val="left" w:pos="11908"/>
-                <w:tab w:val="left" w:pos="12824"/>
-                <w:tab w:val="left" w:pos="13740"/>
-                <w:tab w:val="left" w:pos="14656"/>
-              </w:tabs>
-              <w:suppressAutoHyphens w:val="0"/>
-              <w:autoSpaceDN/>
-              <w:spacing w:line="244" w:lineRule="atLeast"/>
-              <w:jc w:val="left"/>
-              <w:rPr>
-                <w:rFonts w:ascii="Consolas" w:hAnsi="Consolas" w:cs="Courier New"/>
-                <w:color w:val="333333"/>
-                <w:sz w:val="20"/>
-                <w:lang w:val="en-US"/>
-              </w:rPr>
-            </w:pPr>
-            <w:r>
-              <w:rPr>
-                <w:rFonts w:ascii="Consolas" w:hAnsi="Consolas" w:cs="Courier New"/>
-                <w:color w:val="333333"/>
-                <w:sz w:val="20"/>
-                <w:lang w:val="en-US"/>
-              </w:rPr>
-              <w:t xml:space="preserve">    </w:t>
-            </w:r>
-          </w:p>
-          <w:p>
-            <w:pPr>
-              <w:widowControl/>
-              <w:tabs>
-                <w:tab w:val="left" w:pos="916"/>
-                <w:tab w:val="left" w:pos="1832"/>
-                <w:tab w:val="left" w:pos="2748"/>
-                <w:tab w:val="left" w:pos="3664"/>
-                <w:tab w:val="left" w:pos="4580"/>
-                <w:tab w:val="left" w:pos="5496"/>
-                <w:tab w:val="left" w:pos="6412"/>
-                <w:tab w:val="left" w:pos="7328"/>
-                <w:tab w:val="left" w:pos="8244"/>
-                <w:tab w:val="left" w:pos="9160"/>
-                <w:tab w:val="left" w:pos="10076"/>
-                <w:tab w:val="left" w:pos="10992"/>
-                <w:tab w:val="left" w:pos="11908"/>
-                <w:tab w:val="left" w:pos="12824"/>
-                <w:tab w:val="left" w:pos="13740"/>
-                <w:tab w:val="left" w:pos="14656"/>
-              </w:tabs>
-              <w:suppressAutoHyphens w:val="0"/>
-              <w:autoSpaceDN/>
-              <w:spacing w:line="244" w:lineRule="atLeast"/>
-              <w:jc w:val="left"/>
-              <w:rPr>
-                <w:rFonts w:ascii="Consolas" w:hAnsi="Consolas" w:cs="Courier New"/>
-                <w:color w:val="333333"/>
-                <w:sz w:val="20"/>
-                <w:lang w:val="en-US"/>
-              </w:rPr>
-            </w:pPr>
-            <w:r>
-              <w:rPr>
-                <w:rFonts w:ascii="Consolas" w:hAnsi="Consolas" w:cs="Courier New"/>
-                <w:color w:val="333333"/>
-                <w:sz w:val="20"/>
-                <w:lang w:val="en-US"/>
-              </w:rPr>
-              <w:t xml:space="preserve">    </w:t>
-            </w:r>
-            <w:r>
-              <w:rPr>
-                <w:rFonts w:ascii="Consolas" w:hAnsi="Consolas" w:cs="Courier New"/>
-                <w:b/>
-                <w:bCs/>
-                <w:color w:val="333333"/>
-                <w:sz w:val="20"/>
-                <w:lang w:val="en-US"/>
-              </w:rPr>
-              <w:t>struct</w:t>
-            </w:r>
-            <w:r>
-              <w:rPr>
-                <w:rFonts w:ascii="Consolas" w:hAnsi="Consolas" w:cs="Courier New"/>
-                <w:color w:val="333333"/>
-                <w:sz w:val="20"/>
-                <w:lang w:val="en-US"/>
-              </w:rPr>
-              <w:t xml:space="preserve"> </w:t>
-            </w:r>
-            <w:proofErr w:type="spellStart"/>
-            <w:r>
-              <w:rPr>
-                <w:rFonts w:ascii="Consolas" w:hAnsi="Consolas" w:cs="Courier New"/>
-                <w:color w:val="333333"/>
-                <w:sz w:val="20"/>
-                <w:lang w:val="en-US"/>
-              </w:rPr>
-              <w:t>file</w:t>
-            </w:r>
-            <w:r>
-              <w:rPr>
-                <w:rFonts w:ascii="Consolas" w:hAnsi="Consolas" w:cs="Courier New"/>
-                <w:color w:val="333333"/>
-                <w:sz w:val="20"/>
-                <w:lang w:val="en-US"/>
-              </w:rPr>
-              <w:t>_</w:t>
-            </w:r>
-            <w:r>
-              <w:rPr>
-                <w:rFonts w:ascii="Consolas" w:hAnsi="Consolas" w:cs="Courier New"/>
-                <w:color w:val="333333"/>
-                <w:sz w:val="20"/>
-                <w:lang w:val="en-US"/>
-              </w:rPr>
-              <w:t>tree</w:t>
-            </w:r>
-            <w:r>
-              <w:rPr>
-                <w:rFonts w:ascii="Consolas" w:hAnsi="Consolas" w:cs="Courier New"/>
-                <w:color w:val="333333"/>
-                <w:sz w:val="20"/>
-                <w:lang w:val="en-US"/>
-              </w:rPr>
-              <w:t>_</w:t>
-            </w:r>
-            <w:r>
-              <w:rPr>
-                <w:rFonts w:ascii="Consolas" w:hAnsi="Consolas" w:cs="Courier New"/>
-                <w:color w:val="333333"/>
-                <w:sz w:val="20"/>
-                <w:lang w:val="en-US"/>
-              </w:rPr>
-              <w:t>node</w:t>
-            </w:r>
-            <w:proofErr w:type="spellEnd"/>
-            <w:r>
-              <w:rPr>
-                <w:rFonts w:ascii="Consolas" w:hAnsi="Consolas" w:cs="Courier New"/>
-                <w:color w:val="333333"/>
-                <w:sz w:val="20"/>
-                <w:lang w:val="en-US"/>
-              </w:rPr>
-              <w:t xml:space="preserve"> </w:t>
-            </w:r>
-            <w:r>
-              <w:rPr>
-                <w:rFonts w:ascii="Consolas" w:hAnsi="Consolas" w:cs="Courier New"/>
-                <w:b/>
-                <w:bCs/>
-                <w:color w:val="333333"/>
-                <w:sz w:val="20"/>
-                <w:lang w:val="en-US"/>
-              </w:rPr>
-              <w:t>*</w:t>
-            </w:r>
-            <w:proofErr w:type="gramStart"/>
-            <w:r>
-              <w:rPr>
-                <w:rFonts w:ascii="Consolas" w:hAnsi="Consolas" w:cs="Courier New"/>
-                <w:color w:val="333333"/>
-                <w:sz w:val="20"/>
-                <w:lang w:val="en-US"/>
-              </w:rPr>
-              <w:t>left</w:t>
-            </w:r>
-            <w:r>
-              <w:rPr>
-                <w:rFonts w:ascii="Consolas" w:hAnsi="Consolas" w:cs="Courier New"/>
-                <w:color w:val="333333"/>
-                <w:sz w:val="20"/>
-                <w:lang w:val="en-US"/>
-              </w:rPr>
-              <w:t>;</w:t>
-            </w:r>
-            <w:r>
-              <w:rPr>
-                <w:rFonts w:ascii="Consolas" w:hAnsi="Consolas" w:cs="Courier New"/>
-                <w:color w:val="333333"/>
-                <w:sz w:val="20"/>
-                <w:lang w:val="en-US"/>
-              </w:rPr>
-              <w:t xml:space="preserve">   </w:t>
-            </w:r>
-            <w:proofErr w:type="gramEnd"/>
-            <w:r>
-              <w:rPr>
-                <w:rFonts w:ascii="Consolas" w:hAnsi="Consolas" w:cs="Courier New"/>
-                <w:color w:val="333333"/>
-                <w:sz w:val="20"/>
-                <w:lang w:val="en-US"/>
-              </w:rPr>
-              <w:t xml:space="preserve">     </w:t>
-            </w:r>
-            <w:r>
-              <w:rPr>
-                <w:rFonts w:ascii="Consolas" w:hAnsi="Consolas" w:cs="Courier New"/>
-                <w:color w:val="333333"/>
-                <w:sz w:val="20"/>
-                <w:lang w:val="en-US"/>
-              </w:rPr>
-              <w:t xml:space="preserve"> </w:t>
-            </w:r>
-            <w:r>
-              <w:rPr>
-                <w:rFonts w:ascii="Consolas" w:hAnsi="Consolas" w:cs="Courier New"/>
-                <w:i/>
-                <w:iCs/>
-                <w:color w:val="999988"/>
-                <w:sz w:val="20"/>
-                <w:lang w:val="en-US"/>
-              </w:rPr>
-              <w:t xml:space="preserve">// </w:t>
-            </w:r>
-            <w:r>
-              <w:rPr>
-                <w:rFonts w:ascii="Consolas" w:hAnsi="Consolas" w:cs="Courier New"/>
-                <w:i/>
-                <w:iCs/>
-                <w:color w:val="999988"/>
-                <w:sz w:val="20"/>
-              </w:rPr>
-              <w:t>Указатель</w:t>
-            </w:r>
-            <w:r>
-              <w:rPr>
-                <w:rFonts w:ascii="Consolas" w:hAnsi="Consolas" w:cs="Courier New"/>
-                <w:i/>
-                <w:iCs/>
-                <w:color w:val="999988"/>
-                <w:sz w:val="20"/>
-                <w:lang w:val="en-US"/>
-              </w:rPr>
-              <w:t xml:space="preserve"> </w:t>
-            </w:r>
-            <w:r>
-              <w:rPr>
-                <w:rFonts w:ascii="Consolas" w:hAnsi="Consolas" w:cs="Courier New"/>
-                <w:i/>
-                <w:iCs/>
-                <w:color w:val="999988"/>
-                <w:sz w:val="20"/>
-              </w:rPr>
-              <w:t>на</w:t>
-            </w:r>
-            <w:r>
-              <w:rPr>
-                <w:rFonts w:ascii="Consolas" w:hAnsi="Consolas" w:cs="Courier New"/>
-                <w:i/>
-                <w:iCs/>
-                <w:color w:val="999988"/>
-                <w:sz w:val="20"/>
-                <w:lang w:val="en-US"/>
-              </w:rPr>
-              <w:t xml:space="preserve"> </w:t>
-            </w:r>
-            <w:r>
-              <w:rPr>
-                <w:rFonts w:ascii="Consolas" w:hAnsi="Consolas" w:cs="Courier New"/>
-                <w:i/>
-                <w:iCs/>
-                <w:color w:val="999988"/>
-                <w:sz w:val="20"/>
-              </w:rPr>
-              <w:t>левого</w:t>
-            </w:r>
-            <w:r>
-              <w:rPr>
-                <w:rFonts w:ascii="Consolas" w:hAnsi="Consolas" w:cs="Courier New"/>
-                <w:i/>
-                <w:iCs/>
-                <w:color w:val="999988"/>
-                <w:sz w:val="20"/>
-                <w:lang w:val="en-US"/>
-              </w:rPr>
-              <w:t xml:space="preserve"> </w:t>
-            </w:r>
-            <w:r>
-              <w:rPr>
-                <w:rFonts w:ascii="Consolas" w:hAnsi="Consolas" w:cs="Courier New"/>
-                <w:i/>
-                <w:iCs/>
-                <w:color w:val="999988"/>
-                <w:sz w:val="20"/>
-              </w:rPr>
-              <w:t>потомка</w:t>
-            </w:r>
-          </w:p>
-          <w:p>
-            <w:pPr>
-              <w:widowControl/>
-              <w:tabs>
-                <w:tab w:val="left" w:pos="916"/>
-                <w:tab w:val="left" w:pos="1832"/>
-                <w:tab w:val="left" w:pos="2748"/>
-                <w:tab w:val="left" w:pos="3664"/>
-                <w:tab w:val="left" w:pos="4580"/>
-                <w:tab w:val="left" w:pos="5496"/>
-                <w:tab w:val="left" w:pos="6412"/>
-                <w:tab w:val="left" w:pos="7328"/>
-                <w:tab w:val="left" w:pos="8244"/>
-                <w:tab w:val="left" w:pos="9160"/>
-                <w:tab w:val="left" w:pos="10076"/>
-                <w:tab w:val="left" w:pos="10992"/>
-                <w:tab w:val="left" w:pos="11908"/>
-                <w:tab w:val="left" w:pos="12824"/>
-                <w:tab w:val="left" w:pos="13740"/>
-                <w:tab w:val="left" w:pos="14656"/>
-              </w:tabs>
-              <w:suppressAutoHyphens w:val="0"/>
-              <w:autoSpaceDN/>
-              <w:spacing w:line="244" w:lineRule="atLeast"/>
-              <w:jc w:val="left"/>
-              <w:rPr>
-                <w:rFonts w:ascii="Consolas" w:hAnsi="Consolas" w:cs="Courier New"/>
-                <w:color w:val="333333"/>
-                <w:sz w:val="20"/>
-              </w:rPr>
-            </w:pPr>
-            <w:r>
-              <w:rPr>
-                <w:rFonts w:ascii="Consolas" w:hAnsi="Consolas" w:cs="Courier New"/>
-                <w:color w:val="333333"/>
-                <w:sz w:val="20"/>
-                <w:lang w:val="en-US"/>
-              </w:rPr>
-              <w:t xml:space="preserve">    </w:t>
-            </w:r>
-            <w:proofErr w:type="spellStart"/>
-            <w:r>
-              <w:rPr>
-                <w:rFonts w:ascii="Consolas" w:hAnsi="Consolas" w:cs="Courier New"/>
-                <w:b/>
-                <w:bCs/>
-                <w:color w:val="333333"/>
-                <w:sz w:val="20"/>
-              </w:rPr>
-              <w:t>struct</w:t>
-            </w:r>
-            <w:proofErr w:type="spellEnd"/>
-            <w:r>
-              <w:rPr>
-                <w:rFonts w:ascii="Consolas" w:hAnsi="Consolas" w:cs="Courier New"/>
-                <w:color w:val="333333"/>
-                <w:sz w:val="20"/>
-              </w:rPr>
-              <w:t xml:space="preserve"> </w:t>
-            </w:r>
-            <w:proofErr w:type="spellStart"/>
-            <w:r>
-              <w:rPr>
-                <w:rFonts w:ascii="Consolas" w:hAnsi="Consolas" w:cs="Courier New"/>
-                <w:color w:val="333333"/>
-                <w:sz w:val="20"/>
-              </w:rPr>
-              <w:t>file_tree_node</w:t>
-            </w:r>
-            <w:proofErr w:type="spellEnd"/>
-            <w:r>
-              <w:rPr>
-                <w:rFonts w:ascii="Consolas" w:hAnsi="Consolas" w:cs="Courier New"/>
-                <w:color w:val="333333"/>
-                <w:sz w:val="20"/>
-              </w:rPr>
-              <w:t xml:space="preserve"> </w:t>
-            </w:r>
-            <w:r>
-              <w:rPr>
-                <w:rFonts w:ascii="Consolas" w:hAnsi="Consolas" w:cs="Courier New"/>
-                <w:b/>
-                <w:bCs/>
-                <w:color w:val="333333"/>
-                <w:sz w:val="20"/>
-              </w:rPr>
-              <w:t>*</w:t>
-            </w:r>
-            <w:proofErr w:type="spellStart"/>
-            <w:proofErr w:type="gramStart"/>
-            <w:r>
-              <w:rPr>
-                <w:rFonts w:ascii="Consolas" w:hAnsi="Consolas" w:cs="Courier New"/>
-                <w:color w:val="333333"/>
-                <w:sz w:val="20"/>
-              </w:rPr>
-              <w:t>right</w:t>
-            </w:r>
-            <w:proofErr w:type="spellEnd"/>
-            <w:r>
-              <w:rPr>
-                <w:rFonts w:ascii="Consolas" w:hAnsi="Consolas" w:cs="Courier New"/>
-                <w:color w:val="333333"/>
-                <w:sz w:val="20"/>
-              </w:rPr>
-              <w:t xml:space="preserve">; </w:t>
-            </w:r>
-            <w:r>
-              <w:rPr>
-                <w:rFonts w:ascii="Consolas" w:hAnsi="Consolas" w:cs="Courier New"/>
-                <w:color w:val="333333"/>
-                <w:sz w:val="20"/>
-              </w:rPr>
-              <w:t xml:space="preserve">  </w:t>
-            </w:r>
-            <w:proofErr w:type="gramEnd"/>
-            <w:r>
-              <w:rPr>
-                <w:rFonts w:ascii="Consolas" w:hAnsi="Consolas" w:cs="Courier New"/>
-                <w:color w:val="333333"/>
-                <w:sz w:val="20"/>
-              </w:rPr>
-              <w:t xml:space="preserve">     </w:t>
-            </w:r>
-            <w:r>
-              <w:rPr>
-                <w:rFonts w:ascii="Consolas" w:hAnsi="Consolas" w:cs="Courier New"/>
-                <w:i/>
-                <w:iCs/>
-                <w:color w:val="999988"/>
-                <w:sz w:val="20"/>
-              </w:rPr>
-              <w:t>// Указатель на правого потомка</w:t>
-            </w:r>
-          </w:p>
-          <w:p>
-            <w:pPr>
-              <w:widowControl/>
-              <w:tabs>
-                <w:tab w:val="left" w:pos="916"/>
-                <w:tab w:val="left" w:pos="1832"/>
-                <w:tab w:val="left" w:pos="2748"/>
-                <w:tab w:val="left" w:pos="3664"/>
-                <w:tab w:val="left" w:pos="4580"/>
-                <w:tab w:val="left" w:pos="5496"/>
-                <w:tab w:val="left" w:pos="6412"/>
-                <w:tab w:val="left" w:pos="7328"/>
-                <w:tab w:val="left" w:pos="8244"/>
-                <w:tab w:val="left" w:pos="9160"/>
-                <w:tab w:val="left" w:pos="10076"/>
-                <w:tab w:val="left" w:pos="10992"/>
-                <w:tab w:val="left" w:pos="11908"/>
-                <w:tab w:val="left" w:pos="12824"/>
-                <w:tab w:val="left" w:pos="13740"/>
-                <w:tab w:val="left" w:pos="14656"/>
-              </w:tabs>
-              <w:suppressAutoHyphens w:val="0"/>
-              <w:autoSpaceDN/>
-              <w:spacing w:line="244" w:lineRule="atLeast"/>
-              <w:jc w:val="left"/>
-              <w:rPr>
-                <w:rFonts w:ascii="Courier New" w:hAnsi="Courier New" w:cs="Courier New"/>
-                <w:color w:val="333333"/>
-                <w:sz w:val="20"/>
-              </w:rPr>
-            </w:pPr>
-            <w:r>
-              <w:rPr>
-                <w:rFonts w:ascii="Consolas" w:hAnsi="Consolas" w:cs="Courier New"/>
-                <w:color w:val="333333"/>
-                <w:sz w:val="20"/>
-              </w:rPr>
-              <w:t xml:space="preserve">} </w:t>
-            </w:r>
-            <w:proofErr w:type="spellStart"/>
-            <w:r>
-              <w:rPr>
-                <w:rFonts w:ascii="Consolas" w:hAnsi="Consolas" w:cs="Courier New"/>
-                <w:b/>
-                <w:bCs/>
-                <w:color w:val="445588"/>
-                <w:sz w:val="20"/>
-              </w:rPr>
-              <w:t>file_tree_node_t</w:t>
-            </w:r>
-            <w:proofErr w:type="spellEnd"/>
+              </w:rPr>
+              <w:t>list_keyword_info_t</w:t>
+            </w:r>
             <w:r>
               <w:rPr>
                 <w:rFonts w:ascii="Consolas" w:hAnsi="Consolas" w:cs="Courier New"/>
@@ -5181,7 +4110,22 @@
     </w:p>
     <w:p>
       <w:r>
-        <w:t>Тип данных, описывающий структуру для хранения результатов замерного эксперимента</w:t>
+        <w:t>Тип данных, описывающий структуру для работы с</w:t>
+      </w:r>
+      <w:r>
+        <w:t xml:space="preserve"> хеш-</w:t>
+      </w:r>
+      <w:r>
+        <w:t>таблиц</w:t>
+      </w:r>
+      <w:r>
+        <w:t xml:space="preserve">ей </w:t>
+      </w:r>
+      <w:r>
+        <w:t>при</w:t>
+      </w:r>
+      <w:r>
+        <w:t xml:space="preserve"> различном хешировании</w:t>
       </w:r>
       <w:r>
         <w:t>:</w:t>
@@ -5271,7 +4215,7 @@
                 <w:sz w:val="20"/>
                 <w:lang w:val="en-US"/>
               </w:rPr>
-              <w:t xml:space="preserve"> measure</w:t>
+              <w:t xml:space="preserve"> </w:t>
             </w:r>
           </w:p>
           <w:p>
@@ -5366,7 +4310,7 @@
                 <w:sz w:val="20"/>
                 <w:lang w:val="en-US"/>
               </w:rPr>
-              <w:t>long</w:t>
+              <w:t>void</w:t>
             </w:r>
             <w:r>
               <w:rPr>
@@ -5377,47 +4321,25 @@
               </w:rPr>
               <w:t xml:space="preserve"> </w:t>
             </w:r>
-            <w:proofErr w:type="spellStart"/>
             <w:r>
               <w:rPr>
                 <w:rFonts w:ascii="Consolas" w:hAnsi="Consolas" w:cs="Courier New"/>
                 <w:b/>
                 <w:bCs/>
-                <w:color w:val="445588"/>
-                <w:sz w:val="20"/>
-                <w:lang w:val="en-US"/>
-              </w:rPr>
-              <w:t>long</w:t>
-            </w:r>
-            <w:proofErr w:type="spellEnd"/>
-            <w:r>
-              <w:rPr>
-                <w:rFonts w:ascii="Consolas" w:hAnsi="Consolas" w:cs="Courier New"/>
-                <w:color w:val="333333"/>
-                <w:sz w:val="20"/>
-                <w:lang w:val="en-US"/>
-              </w:rPr>
-              <w:t xml:space="preserve"> </w:t>
-            </w:r>
-            <w:r>
-              <w:rPr>
-                <w:rFonts w:ascii="Consolas" w:hAnsi="Consolas" w:cs="Courier New"/>
-                <w:b/>
-                <w:bCs/>
-                <w:color w:val="445588"/>
-                <w:sz w:val="20"/>
-                <w:lang w:val="en-US"/>
-              </w:rPr>
-              <w:t>unsigned</w:t>
-            </w:r>
-            <w:r>
-              <w:rPr>
-                <w:rFonts w:ascii="Consolas" w:hAnsi="Consolas" w:cs="Courier New"/>
-                <w:color w:val="333333"/>
-                <w:sz w:val="20"/>
-                <w:lang w:val="en-US"/>
-              </w:rPr>
-              <w:t xml:space="preserve"> time; </w:t>
+                <w:color w:val="333333"/>
+                <w:sz w:val="20"/>
+                <w:lang w:val="en-US"/>
+              </w:rPr>
+              <w:t>*</w:t>
+            </w:r>
+            <w:r>
+              <w:rPr>
+                <w:rFonts w:ascii="Consolas" w:hAnsi="Consolas" w:cs="Courier New"/>
+                <w:color w:val="333333"/>
+                <w:sz w:val="20"/>
+                <w:lang w:val="en-US"/>
+              </w:rPr>
+              <w:t xml:space="preserve">data;  </w:t>
             </w:r>
             <w:r>
               <w:rPr>
@@ -5438,7 +4360,7 @@
                 <w:color w:val="999988"/>
                 <w:sz w:val="20"/>
               </w:rPr>
-              <w:t>Время</w:t>
+              <w:t>Данные</w:t>
             </w:r>
           </w:p>
           <w:p>
@@ -5500,27 +4422,16 @@
                 <w:sz w:val="20"/>
                 <w:lang w:val="en-US"/>
               </w:rPr>
-              <w:t xml:space="preserve"> </w:t>
-            </w:r>
-            <w:proofErr w:type="gramStart"/>
-            <w:r>
-              <w:rPr>
-                <w:rFonts w:ascii="Consolas" w:hAnsi="Consolas" w:cs="Courier New"/>
-                <w:color w:val="333333"/>
-                <w:sz w:val="20"/>
-                <w:lang w:val="en-US"/>
-              </w:rPr>
-              <w:t xml:space="preserve">branching;   </w:t>
-            </w:r>
-            <w:proofErr w:type="gramEnd"/>
-            <w:r>
-              <w:rPr>
-                <w:rFonts w:ascii="Consolas" w:hAnsi="Consolas" w:cs="Courier New"/>
-                <w:color w:val="333333"/>
-                <w:sz w:val="20"/>
-                <w:lang w:val="en-US"/>
-              </w:rPr>
-              <w:t xml:space="preserve">        </w:t>
+              <w:t xml:space="preserve"> size;  </w:t>
+            </w:r>
+            <w:r>
+              <w:rPr>
+                <w:rFonts w:ascii="Consolas" w:hAnsi="Consolas" w:cs="Courier New"/>
+                <w:color w:val="333333"/>
+                <w:sz w:val="20"/>
+                <w:lang w:val="en-US"/>
+              </w:rPr>
+              <w:t xml:space="preserve">  </w:t>
             </w:r>
             <w:r>
               <w:rPr>
@@ -5541,7 +4452,7 @@
                 <w:color w:val="999988"/>
                 <w:sz w:val="20"/>
               </w:rPr>
-              <w:t>Процент</w:t>
+              <w:t>Размер</w:t>
             </w:r>
             <w:r>
               <w:rPr>
@@ -5562,7 +4473,7 @@
                 <w:color w:val="999988"/>
                 <w:sz w:val="20"/>
               </w:rPr>
-              <w:t>ветвления</w:t>
+              <w:t>таблицы</w:t>
             </w:r>
           </w:p>
           <w:p>
@@ -5591,7 +4502,7 @@
               <w:spacing w:line="244" w:lineRule="atLeast"/>
               <w:jc w:val="left"/>
               <w:rPr>
-                <w:rFonts w:ascii="Consolas" w:hAnsi="Consolas" w:cs="Courier New"/>
+                <w:rFonts w:ascii="Courier New" w:hAnsi="Courier New" w:cs="Courier New"/>
                 <w:color w:val="333333"/>
                 <w:sz w:val="20"/>
                 <w:lang w:val="en-US"/>
@@ -5604,7 +4515,7 @@
                 <w:sz w:val="20"/>
                 <w:lang w:val="en-US"/>
               </w:rPr>
-              <w:t xml:space="preserve">    </w:t>
+              <w:t xml:space="preserve">} </w:t>
             </w:r>
             <w:r>
               <w:rPr>
@@ -5615,7 +4526,95 @@
                 <w:sz w:val="20"/>
                 <w:lang w:val="en-US"/>
               </w:rPr>
-              <w:t>int</w:t>
+              <w:t>hash_table_t</w:t>
+            </w:r>
+            <w:r>
+              <w:rPr>
+                <w:rFonts w:ascii="Consolas" w:hAnsi="Consolas" w:cs="Courier New"/>
+                <w:color w:val="333333"/>
+                <w:sz w:val="20"/>
+                <w:lang w:val="en-US"/>
+              </w:rPr>
+              <w:t>;</w:t>
+            </w:r>
+          </w:p>
+        </w:tc>
+      </w:tr>
+    </w:tbl>
+    <w:p>
+      <w:pPr>
+        <w:rPr>
+          <w:lang w:val="en-US"/>
+        </w:rPr>
+      </w:pPr>
+    </w:p>
+    <w:p>
+      <w:r>
+        <w:t>Тип данных, описывающий структуру для работы с</w:t>
+      </w:r>
+      <w:r>
+        <w:t>о сбалансированным двоичным деревом поиска</w:t>
+      </w:r>
+      <w:r>
+        <w:t>:</w:t>
+      </w:r>
+    </w:p>
+    <w:tbl>
+      <w:tblPr>
+        <w:tblStyle w:val="a4"/>
+        <w:tblW w:w="4994" w:type="pct"/>
+        <w:tblLook w:val="04A0" w:firstRow="1" w:lastRow="0" w:firstColumn="1" w:lastColumn="0" w:noHBand="0" w:noVBand="1"/>
+      </w:tblPr>
+      <w:tblGrid>
+        <w:gridCol w:w="9050"/>
+      </w:tblGrid>
+      <w:tr>
+        <w:tc>
+          <w:tcPr>
+            <w:tcW w:w="5000" w:type="pct"/>
+          </w:tcPr>
+          <w:p>
+            <w:pPr>
+              <w:widowControl/>
+              <w:tabs>
+                <w:tab w:val="left" w:pos="916"/>
+                <w:tab w:val="left" w:pos="1832"/>
+                <w:tab w:val="left" w:pos="2748"/>
+                <w:tab w:val="left" w:pos="3664"/>
+                <w:tab w:val="left" w:pos="4580"/>
+                <w:tab w:val="left" w:pos="5496"/>
+                <w:tab w:val="left" w:pos="6412"/>
+                <w:tab w:val="left" w:pos="7328"/>
+                <w:tab w:val="left" w:pos="8244"/>
+                <w:tab w:val="left" w:pos="9160"/>
+                <w:tab w:val="left" w:pos="10076"/>
+                <w:tab w:val="left" w:pos="10992"/>
+                <w:tab w:val="left" w:pos="11908"/>
+                <w:tab w:val="left" w:pos="12824"/>
+                <w:tab w:val="left" w:pos="13740"/>
+                <w:tab w:val="left" w:pos="14656"/>
+              </w:tabs>
+              <w:suppressAutoHyphens w:val="0"/>
+              <w:autoSpaceDN/>
+              <w:spacing w:line="244" w:lineRule="atLeast"/>
+              <w:jc w:val="left"/>
+              <w:rPr>
+                <w:rFonts w:ascii="Consolas" w:hAnsi="Consolas" w:cs="Courier New"/>
+                <w:color w:val="333333"/>
+                <w:sz w:val="20"/>
+                <w:lang w:val="en-US"/>
+              </w:rPr>
+            </w:pPr>
+            <w:r>
+              <w:rPr>
+                <w:rFonts w:ascii="Consolas" w:hAnsi="Consolas" w:cs="Courier New"/>
+                <w:b/>
+                <w:bCs/>
+                <w:color w:val="333333"/>
+                <w:sz w:val="20"/>
+                <w:lang w:val="en-US"/>
+              </w:rPr>
+              <w:t>typedef</w:t>
             </w:r>
             <w:r>
               <w:rPr>
@@ -5626,46 +4625,25 @@
               </w:rPr>
               <w:t xml:space="preserve"> </w:t>
             </w:r>
-            <w:proofErr w:type="gramStart"/>
-            <w:r>
-              <w:rPr>
-                <w:rFonts w:ascii="Consolas" w:hAnsi="Consolas" w:cs="Courier New"/>
-                <w:color w:val="333333"/>
-                <w:sz w:val="20"/>
-                <w:lang w:val="en-US"/>
-              </w:rPr>
-              <w:t xml:space="preserve">mem;   </w:t>
-            </w:r>
-            <w:proofErr w:type="gramEnd"/>
-            <w:r>
-              <w:rPr>
-                <w:rFonts w:ascii="Consolas" w:hAnsi="Consolas" w:cs="Courier New"/>
-                <w:color w:val="333333"/>
-                <w:sz w:val="20"/>
-                <w:lang w:val="en-US"/>
-              </w:rPr>
-              <w:t xml:space="preserve">              </w:t>
-            </w:r>
-            <w:r>
-              <w:rPr>
-                <w:rFonts w:ascii="Consolas" w:hAnsi="Consolas" w:cs="Courier New"/>
-                <w:i/>
-                <w:iCs/>
-                <w:color w:val="999988"/>
-                <w:sz w:val="20"/>
-                <w:lang w:val="en-US"/>
-              </w:rPr>
-              <w:t xml:space="preserve">// </w:t>
-            </w:r>
-            <w:r>
-              <w:rPr>
-                <w:rFonts w:ascii="Consolas" w:hAnsi="Consolas" w:cs="Courier New"/>
-                <w:i/>
-                <w:iCs/>
-                <w:color w:val="999988"/>
-                <w:sz w:val="20"/>
-              </w:rPr>
-              <w:t>Память</w:t>
+            <w:r>
+              <w:rPr>
+                <w:rFonts w:ascii="Consolas" w:hAnsi="Consolas" w:cs="Courier New"/>
+                <w:b/>
+                <w:bCs/>
+                <w:color w:val="333333"/>
+                <w:sz w:val="20"/>
+                <w:lang w:val="en-US"/>
+              </w:rPr>
+              <w:t>struct</w:t>
+            </w:r>
+            <w:r>
+              <w:rPr>
+                <w:rFonts w:ascii="Consolas" w:hAnsi="Consolas" w:cs="Courier New"/>
+                <w:color w:val="333333"/>
+                <w:sz w:val="20"/>
+                <w:lang w:val="en-US"/>
+              </w:rPr>
+              <w:t xml:space="preserve"> balance_tree_node</w:t>
             </w:r>
           </w:p>
           <w:p>
@@ -5694,10 +4672,441 @@
               <w:spacing w:line="244" w:lineRule="atLeast"/>
               <w:jc w:val="left"/>
               <w:rPr>
+                <w:rFonts w:ascii="Consolas" w:hAnsi="Consolas" w:cs="Courier New"/>
+                <w:color w:val="333333"/>
+                <w:sz w:val="20"/>
+                <w:lang w:val="en-US"/>
+              </w:rPr>
+            </w:pPr>
+            <w:r>
+              <w:rPr>
+                <w:rFonts w:ascii="Consolas" w:hAnsi="Consolas" w:cs="Courier New"/>
+                <w:color w:val="333333"/>
+                <w:sz w:val="20"/>
+                <w:lang w:val="en-US"/>
+              </w:rPr>
+              <w:t xml:space="preserve">{    </w:t>
+            </w:r>
+          </w:p>
+          <w:p>
+            <w:pPr>
+              <w:widowControl/>
+              <w:tabs>
+                <w:tab w:val="left" w:pos="916"/>
+                <w:tab w:val="left" w:pos="1832"/>
+                <w:tab w:val="left" w:pos="2748"/>
+                <w:tab w:val="left" w:pos="3664"/>
+                <w:tab w:val="left" w:pos="4580"/>
+                <w:tab w:val="left" w:pos="5496"/>
+                <w:tab w:val="left" w:pos="6412"/>
+                <w:tab w:val="left" w:pos="7328"/>
+                <w:tab w:val="left" w:pos="8244"/>
+                <w:tab w:val="left" w:pos="9160"/>
+                <w:tab w:val="left" w:pos="10076"/>
+                <w:tab w:val="left" w:pos="10992"/>
+                <w:tab w:val="left" w:pos="11908"/>
+                <w:tab w:val="left" w:pos="12824"/>
+                <w:tab w:val="left" w:pos="13740"/>
+                <w:tab w:val="left" w:pos="14656"/>
+              </w:tabs>
+              <w:suppressAutoHyphens w:val="0"/>
+              <w:autoSpaceDN/>
+              <w:spacing w:line="244" w:lineRule="atLeast"/>
+              <w:jc w:val="left"/>
+              <w:rPr>
+                <w:rFonts w:ascii="Consolas" w:hAnsi="Consolas" w:cs="Courier New"/>
+                <w:color w:val="333333"/>
+                <w:sz w:val="20"/>
+              </w:rPr>
+            </w:pPr>
+            <w:r>
+              <w:rPr>
+                <w:rFonts w:ascii="Consolas" w:hAnsi="Consolas" w:cs="Courier New"/>
+                <w:color w:val="333333"/>
+                <w:sz w:val="20"/>
+              </w:rPr>
+              <w:t xml:space="preserve">    </w:t>
+            </w:r>
+            <w:r>
+              <w:rPr>
+                <w:rFonts w:ascii="Consolas" w:hAnsi="Consolas" w:cs="Courier New"/>
+                <w:b/>
+                <w:bCs/>
+                <w:color w:val="445588"/>
+                <w:sz w:val="20"/>
+              </w:rPr>
+              <w:t>char</w:t>
+            </w:r>
+            <w:r>
+              <w:rPr>
+                <w:rFonts w:ascii="Consolas" w:hAnsi="Consolas" w:cs="Courier New"/>
+                <w:color w:val="333333"/>
+                <w:sz w:val="20"/>
+              </w:rPr>
+              <w:t xml:space="preserve"> </w:t>
+            </w:r>
+            <w:r>
+              <w:rPr>
+                <w:rFonts w:ascii="Consolas" w:hAnsi="Consolas" w:cs="Courier New"/>
+                <w:b/>
+                <w:bCs/>
+                <w:color w:val="333333"/>
+                <w:sz w:val="20"/>
+              </w:rPr>
+              <w:t>*</w:t>
+            </w:r>
+            <w:r>
+              <w:rPr>
+                <w:rFonts w:ascii="Consolas" w:hAnsi="Consolas" w:cs="Courier New"/>
+                <w:color w:val="333333"/>
+                <w:sz w:val="20"/>
+              </w:rPr>
+              <w:t xml:space="preserve">keyword;  </w:t>
+            </w:r>
+            <w:r>
+              <w:rPr>
+                <w:rFonts w:ascii="Consolas" w:hAnsi="Consolas" w:cs="Courier New"/>
+                <w:color w:val="333333"/>
+                <w:sz w:val="20"/>
+              </w:rPr>
+              <w:t xml:space="preserve">                  </w:t>
+            </w:r>
+            <w:r>
+              <w:rPr>
+                <w:rFonts w:ascii="Consolas" w:hAnsi="Consolas" w:cs="Courier New"/>
+                <w:i/>
+                <w:iCs/>
+                <w:color w:val="999988"/>
+                <w:sz w:val="20"/>
+              </w:rPr>
+              <w:t>// Ключевое слово</w:t>
+            </w:r>
+          </w:p>
+          <w:p>
+            <w:pPr>
+              <w:widowControl/>
+              <w:tabs>
+                <w:tab w:val="left" w:pos="916"/>
+                <w:tab w:val="left" w:pos="1832"/>
+                <w:tab w:val="left" w:pos="2748"/>
+                <w:tab w:val="left" w:pos="3664"/>
+                <w:tab w:val="left" w:pos="4580"/>
+                <w:tab w:val="left" w:pos="5496"/>
+                <w:tab w:val="left" w:pos="6412"/>
+                <w:tab w:val="left" w:pos="7328"/>
+                <w:tab w:val="left" w:pos="8244"/>
+                <w:tab w:val="left" w:pos="9160"/>
+                <w:tab w:val="left" w:pos="10076"/>
+                <w:tab w:val="left" w:pos="10992"/>
+                <w:tab w:val="left" w:pos="11908"/>
+                <w:tab w:val="left" w:pos="12824"/>
+                <w:tab w:val="left" w:pos="13740"/>
+                <w:tab w:val="left" w:pos="14656"/>
+              </w:tabs>
+              <w:suppressAutoHyphens w:val="0"/>
+              <w:autoSpaceDN/>
+              <w:spacing w:line="244" w:lineRule="atLeast"/>
+              <w:jc w:val="left"/>
+              <w:rPr>
+                <w:rFonts w:ascii="Consolas" w:hAnsi="Consolas" w:cs="Courier New"/>
+                <w:color w:val="333333"/>
+                <w:sz w:val="20"/>
+              </w:rPr>
+            </w:pPr>
+            <w:r>
+              <w:rPr>
+                <w:rFonts w:ascii="Consolas" w:hAnsi="Consolas" w:cs="Courier New"/>
+                <w:color w:val="333333"/>
+                <w:sz w:val="20"/>
+              </w:rPr>
+              <w:t xml:space="preserve">    </w:t>
+            </w:r>
+            <w:r>
+              <w:rPr>
+                <w:rFonts w:ascii="Consolas" w:hAnsi="Consolas" w:cs="Courier New"/>
+                <w:b/>
+                <w:bCs/>
+                <w:color w:val="445588"/>
+                <w:sz w:val="20"/>
+              </w:rPr>
+              <w:t>int</w:t>
+            </w:r>
+            <w:r>
+              <w:rPr>
+                <w:rFonts w:ascii="Consolas" w:hAnsi="Consolas" w:cs="Courier New"/>
+                <w:color w:val="333333"/>
+                <w:sz w:val="20"/>
+              </w:rPr>
+              <w:t xml:space="preserve"> height;  </w:t>
+            </w:r>
+            <w:r>
+              <w:rPr>
+                <w:rFonts w:ascii="Consolas" w:hAnsi="Consolas" w:cs="Courier New"/>
+                <w:color w:val="333333"/>
+                <w:sz w:val="20"/>
+              </w:rPr>
+              <w:t xml:space="preserve">   </w:t>
+            </w:r>
+            <w:r>
+              <w:rPr>
+                <w:rFonts w:ascii="Consolas" w:hAnsi="Consolas" w:cs="Courier New"/>
+                <w:color w:val="333333"/>
+                <w:sz w:val="20"/>
+              </w:rPr>
+              <w:t xml:space="preserve">                  </w:t>
+            </w:r>
+            <w:r>
+              <w:rPr>
+                <w:rFonts w:ascii="Consolas" w:hAnsi="Consolas" w:cs="Courier New"/>
+                <w:i/>
+                <w:iCs/>
+                <w:color w:val="999988"/>
+                <w:sz w:val="20"/>
+              </w:rPr>
+              <w:t>// Максимальная высота</w:t>
+            </w:r>
+          </w:p>
+          <w:p>
+            <w:pPr>
+              <w:widowControl/>
+              <w:tabs>
+                <w:tab w:val="left" w:pos="916"/>
+                <w:tab w:val="left" w:pos="1832"/>
+                <w:tab w:val="left" w:pos="2748"/>
+                <w:tab w:val="left" w:pos="3664"/>
+                <w:tab w:val="left" w:pos="4580"/>
+                <w:tab w:val="left" w:pos="5496"/>
+                <w:tab w:val="left" w:pos="6412"/>
+                <w:tab w:val="left" w:pos="7328"/>
+                <w:tab w:val="left" w:pos="8244"/>
+                <w:tab w:val="left" w:pos="9160"/>
+                <w:tab w:val="left" w:pos="10076"/>
+                <w:tab w:val="left" w:pos="10992"/>
+                <w:tab w:val="left" w:pos="11908"/>
+                <w:tab w:val="left" w:pos="12824"/>
+                <w:tab w:val="left" w:pos="13740"/>
+                <w:tab w:val="left" w:pos="14656"/>
+              </w:tabs>
+              <w:suppressAutoHyphens w:val="0"/>
+              <w:autoSpaceDN/>
+              <w:spacing w:line="244" w:lineRule="atLeast"/>
+              <w:jc w:val="left"/>
+              <w:rPr>
+                <w:rFonts w:ascii="Consolas" w:hAnsi="Consolas" w:cs="Courier New"/>
+                <w:color w:val="333333"/>
+                <w:sz w:val="20"/>
+              </w:rPr>
+            </w:pPr>
+          </w:p>
+          <w:p>
+            <w:pPr>
+              <w:widowControl/>
+              <w:tabs>
+                <w:tab w:val="left" w:pos="916"/>
+                <w:tab w:val="left" w:pos="1832"/>
+                <w:tab w:val="left" w:pos="2748"/>
+                <w:tab w:val="left" w:pos="3664"/>
+                <w:tab w:val="left" w:pos="4580"/>
+                <w:tab w:val="left" w:pos="5496"/>
+                <w:tab w:val="left" w:pos="6412"/>
+                <w:tab w:val="left" w:pos="7328"/>
+                <w:tab w:val="left" w:pos="8244"/>
+                <w:tab w:val="left" w:pos="9160"/>
+                <w:tab w:val="left" w:pos="10076"/>
+                <w:tab w:val="left" w:pos="10992"/>
+                <w:tab w:val="left" w:pos="11908"/>
+                <w:tab w:val="left" w:pos="12824"/>
+                <w:tab w:val="left" w:pos="13740"/>
+                <w:tab w:val="left" w:pos="14656"/>
+              </w:tabs>
+              <w:suppressAutoHyphens w:val="0"/>
+              <w:autoSpaceDN/>
+              <w:spacing w:line="244" w:lineRule="atLeast"/>
+              <w:jc w:val="left"/>
+              <w:rPr>
+                <w:rFonts w:ascii="Consolas" w:hAnsi="Consolas" w:cs="Courier New"/>
+                <w:color w:val="333333"/>
+                <w:sz w:val="20"/>
+              </w:rPr>
+            </w:pPr>
+            <w:r>
+              <w:rPr>
+                <w:rFonts w:ascii="Consolas" w:hAnsi="Consolas" w:cs="Courier New"/>
+                <w:color w:val="333333"/>
+                <w:sz w:val="20"/>
+              </w:rPr>
+              <w:t xml:space="preserve">    </w:t>
+            </w:r>
+            <w:r>
+              <w:rPr>
+                <w:rFonts w:ascii="Consolas" w:hAnsi="Consolas" w:cs="Courier New"/>
+                <w:b/>
+                <w:bCs/>
+                <w:color w:val="333333"/>
+                <w:sz w:val="20"/>
+              </w:rPr>
+              <w:t>struct</w:t>
+            </w:r>
+            <w:r>
+              <w:rPr>
+                <w:rFonts w:ascii="Consolas" w:hAnsi="Consolas" w:cs="Courier New"/>
+                <w:color w:val="333333"/>
+                <w:sz w:val="20"/>
+              </w:rPr>
+              <w:t xml:space="preserve"> balance_tree_node </w:t>
+            </w:r>
+            <w:r>
+              <w:rPr>
+                <w:rFonts w:ascii="Consolas" w:hAnsi="Consolas" w:cs="Courier New"/>
+                <w:b/>
+                <w:bCs/>
+                <w:color w:val="333333"/>
+                <w:sz w:val="20"/>
+              </w:rPr>
+              <w:t>*</w:t>
+            </w:r>
+            <w:r>
+              <w:rPr>
+                <w:rFonts w:ascii="Consolas" w:hAnsi="Consolas" w:cs="Courier New"/>
+                <w:color w:val="333333"/>
+                <w:sz w:val="20"/>
+              </w:rPr>
+              <w:t xml:space="preserve">left;  </w:t>
+            </w:r>
+            <w:r>
+              <w:rPr>
+                <w:rFonts w:ascii="Consolas" w:hAnsi="Consolas" w:cs="Courier New"/>
+                <w:color w:val="333333"/>
+                <w:sz w:val="20"/>
+              </w:rPr>
+              <w:t xml:space="preserve"> </w:t>
+            </w:r>
+            <w:r>
+              <w:rPr>
+                <w:rFonts w:ascii="Consolas" w:hAnsi="Consolas" w:cs="Courier New"/>
+                <w:i/>
+                <w:iCs/>
+                <w:color w:val="999988"/>
+                <w:sz w:val="20"/>
+              </w:rPr>
+              <w:t>// Указатель на левого потомка</w:t>
+            </w:r>
+          </w:p>
+          <w:p>
+            <w:pPr>
+              <w:widowControl/>
+              <w:tabs>
+                <w:tab w:val="left" w:pos="916"/>
+                <w:tab w:val="left" w:pos="1832"/>
+                <w:tab w:val="left" w:pos="2748"/>
+                <w:tab w:val="left" w:pos="3664"/>
+                <w:tab w:val="left" w:pos="4580"/>
+                <w:tab w:val="left" w:pos="5496"/>
+                <w:tab w:val="left" w:pos="6412"/>
+                <w:tab w:val="left" w:pos="7328"/>
+                <w:tab w:val="left" w:pos="8244"/>
+                <w:tab w:val="left" w:pos="9160"/>
+                <w:tab w:val="left" w:pos="10076"/>
+                <w:tab w:val="left" w:pos="10992"/>
+                <w:tab w:val="left" w:pos="11908"/>
+                <w:tab w:val="left" w:pos="12824"/>
+                <w:tab w:val="left" w:pos="13740"/>
+                <w:tab w:val="left" w:pos="14656"/>
+              </w:tabs>
+              <w:suppressAutoHyphens w:val="0"/>
+              <w:autoSpaceDN/>
+              <w:spacing w:line="244" w:lineRule="atLeast"/>
+              <w:jc w:val="left"/>
+              <w:rPr>
+                <w:rFonts w:ascii="Consolas" w:hAnsi="Consolas" w:cs="Courier New"/>
+                <w:color w:val="333333"/>
+                <w:sz w:val="20"/>
+              </w:rPr>
+            </w:pPr>
+            <w:r>
+              <w:rPr>
+                <w:rFonts w:ascii="Consolas" w:hAnsi="Consolas" w:cs="Courier New"/>
+                <w:color w:val="333333"/>
+                <w:sz w:val="20"/>
+              </w:rPr>
+              <w:t xml:space="preserve">    </w:t>
+            </w:r>
+            <w:r>
+              <w:rPr>
+                <w:rFonts w:ascii="Consolas" w:hAnsi="Consolas" w:cs="Courier New"/>
+                <w:b/>
+                <w:bCs/>
+                <w:color w:val="333333"/>
+                <w:sz w:val="20"/>
+              </w:rPr>
+              <w:t>struct</w:t>
+            </w:r>
+            <w:r>
+              <w:rPr>
+                <w:rFonts w:ascii="Consolas" w:hAnsi="Consolas" w:cs="Courier New"/>
+                <w:color w:val="333333"/>
+                <w:sz w:val="20"/>
+              </w:rPr>
+              <w:t xml:space="preserve"> balance_tree_node </w:t>
+            </w:r>
+            <w:r>
+              <w:rPr>
+                <w:rFonts w:ascii="Consolas" w:hAnsi="Consolas" w:cs="Courier New"/>
+                <w:b/>
+                <w:bCs/>
+                <w:color w:val="333333"/>
+                <w:sz w:val="20"/>
+              </w:rPr>
+              <w:t>*</w:t>
+            </w:r>
+            <w:r>
+              <w:rPr>
+                <w:rFonts w:ascii="Consolas" w:hAnsi="Consolas" w:cs="Courier New"/>
+                <w:color w:val="333333"/>
+                <w:sz w:val="20"/>
+              </w:rPr>
+              <w:t xml:space="preserve">right;  </w:t>
+            </w:r>
+            <w:r>
+              <w:rPr>
+                <w:rFonts w:ascii="Consolas" w:hAnsi="Consolas" w:cs="Courier New"/>
+                <w:i/>
+                <w:iCs/>
+                <w:color w:val="999988"/>
+                <w:sz w:val="20"/>
+              </w:rPr>
+              <w:t>// Указатель на правого потомка</w:t>
+            </w:r>
+          </w:p>
+          <w:p>
+            <w:pPr>
+              <w:widowControl/>
+              <w:tabs>
+                <w:tab w:val="left" w:pos="916"/>
+                <w:tab w:val="left" w:pos="1832"/>
+                <w:tab w:val="left" w:pos="2748"/>
+                <w:tab w:val="left" w:pos="3664"/>
+                <w:tab w:val="left" w:pos="4580"/>
+                <w:tab w:val="left" w:pos="5496"/>
+                <w:tab w:val="left" w:pos="6412"/>
+                <w:tab w:val="left" w:pos="7328"/>
+                <w:tab w:val="left" w:pos="8244"/>
+                <w:tab w:val="left" w:pos="9160"/>
+                <w:tab w:val="left" w:pos="10076"/>
+                <w:tab w:val="left" w:pos="10992"/>
+                <w:tab w:val="left" w:pos="11908"/>
+                <w:tab w:val="left" w:pos="12824"/>
+                <w:tab w:val="left" w:pos="13740"/>
+                <w:tab w:val="left" w:pos="14656"/>
+              </w:tabs>
+              <w:suppressAutoHyphens w:val="0"/>
+              <w:autoSpaceDN/>
+              <w:spacing w:line="244" w:lineRule="atLeast"/>
+              <w:jc w:val="left"/>
+              <w:rPr>
                 <w:rFonts w:ascii="Courier New" w:hAnsi="Courier New" w:cs="Courier New"/>
                 <w:color w:val="333333"/>
                 <w:sz w:val="20"/>
-                <w:lang w:val="en-US"/>
               </w:rPr>
             </w:pPr>
             <w:r>
@@ -5705,27 +5114,24 @@
                 <w:rFonts w:ascii="Consolas" w:hAnsi="Consolas" w:cs="Courier New"/>
                 <w:color w:val="333333"/>
                 <w:sz w:val="20"/>
-                <w:lang w:val="en-US"/>
               </w:rPr>
               <w:t xml:space="preserve">} </w:t>
             </w:r>
-            <w:proofErr w:type="spellStart"/>
-            <w:r>
-              <w:rPr>
-                <w:rFonts w:ascii="Consolas" w:hAnsi="Consolas" w:cs="Courier New"/>
-                <w:color w:val="333333"/>
-                <w:sz w:val="20"/>
-                <w:lang w:val="en-US"/>
-              </w:rPr>
-              <w:t>measurement_table</w:t>
-            </w:r>
-            <w:proofErr w:type="spellEnd"/>
-            <w:r>
-              <w:rPr>
-                <w:rFonts w:ascii="Consolas" w:hAnsi="Consolas" w:cs="Courier New"/>
-                <w:color w:val="333333"/>
-                <w:sz w:val="20"/>
-                <w:lang w:val="en-US"/>
+            <w:r>
+              <w:rPr>
+                <w:rFonts w:ascii="Consolas" w:hAnsi="Consolas" w:cs="Courier New"/>
+                <w:b/>
+                <w:bCs/>
+                <w:color w:val="445588"/>
+                <w:sz w:val="20"/>
+              </w:rPr>
+              <w:t>balance_tree_node_t</w:t>
+            </w:r>
+            <w:r>
+              <w:rPr>
+                <w:rFonts w:ascii="Consolas" w:hAnsi="Consolas" w:cs="Courier New"/>
+                <w:color w:val="333333"/>
+                <w:sz w:val="20"/>
               </w:rPr>
               <w:t>;</w:t>
             </w:r>
@@ -5741,105 +5147,14 @@
       </w:pPr>
     </w:p>
     <w:p>
-      <w:pPr>
-        <w:pStyle w:val="1"/>
-        <w:jc w:val="center"/>
-        <w:rPr>
-          <w:rFonts w:ascii="Times New Roman" w:hAnsi="Times New Roman"/>
-          <w:sz w:val="28"/>
-          <w:szCs w:val="28"/>
-        </w:rPr>
-      </w:pPr>
-      <w:bookmarkStart w:id="15" w:name="_Toc120484466"/>
-      <w:r>
-        <w:rPr>
-          <w:rFonts w:ascii="Times New Roman" w:hAnsi="Times New Roman"/>
-          <w:sz w:val="28"/>
-          <w:szCs w:val="28"/>
-        </w:rPr>
-        <w:t>Описание алгоритма работы</w:t>
-      </w:r>
-      <w:bookmarkEnd w:id="15"/>
-    </w:p>
-    <w:p>
-      <w:pPr>
-        <w:pStyle w:val="a8"/>
-        <w:numPr>
-          <w:ilvl w:val="0"/>
-          <w:numId w:val="22"/>
-        </w:numPr>
-      </w:pPr>
-      <w:r>
-        <w:t>Пользователю выводится меню программы с возможностью выбрать желаемый</w:t>
-      </w:r>
-    </w:p>
-    <w:p>
-      <w:pPr>
-        <w:pStyle w:val="a8"/>
-        <w:numPr>
-          <w:ilvl w:val="0"/>
-          <w:numId w:val="22"/>
-        </w:numPr>
-      </w:pPr>
-      <w:r>
-        <w:t>Пользователь вводит желаемый пункт меню</w:t>
-      </w:r>
-    </w:p>
-    <w:p>
-      <w:pPr>
-        <w:pStyle w:val="a8"/>
-        <w:numPr>
-          <w:ilvl w:val="0"/>
-          <w:numId w:val="22"/>
-        </w:numPr>
-      </w:pPr>
-      <w:r>
-        <w:t>Пока пользователь не введет «0» (пункт выхода из программы), ему будет предложено вводить номера меню и выполнять желаемые действия</w:t>
-      </w:r>
-    </w:p>
-    <w:p>
-      <w:pPr>
-        <w:pStyle w:val="1"/>
-        <w:jc w:val="center"/>
-        <w:rPr>
-          <w:rFonts w:ascii="Times New Roman" w:hAnsi="Times New Roman"/>
-          <w:sz w:val="28"/>
-          <w:szCs w:val="28"/>
-        </w:rPr>
-      </w:pPr>
-      <w:bookmarkStart w:id="16" w:name="_Toc120484467"/>
-      <w:r>
-        <w:rPr>
-          <w:rFonts w:ascii="Times New Roman" w:hAnsi="Times New Roman"/>
-          <w:sz w:val="28"/>
-          <w:szCs w:val="28"/>
-        </w:rPr>
-        <w:t>Сравнение эффективности</w:t>
-      </w:r>
-      <w:r>
-        <w:rPr>
-          <w:rFonts w:ascii="Times New Roman" w:hAnsi="Times New Roman"/>
-          <w:sz w:val="28"/>
-          <w:szCs w:val="28"/>
-        </w:rPr>
+      <w:r>
+        <w:t>Тип данных, описывающий структуру для работы с</w:t>
+      </w:r>
+      <w:r>
         <w:t xml:space="preserve"> </w:t>
       </w:r>
       <w:r>
-        <w:rPr>
-          <w:rFonts w:ascii="Times New Roman" w:hAnsi="Times New Roman"/>
-          <w:sz w:val="28"/>
-          <w:szCs w:val="28"/>
-        </w:rPr>
-        <w:t>поиска узла двоичного дерева в зависимости от степени ветвления</w:t>
-      </w:r>
-      <w:bookmarkEnd w:id="16"/>
-    </w:p>
-    <w:p>
-      <w:r>
-        <w:t>Полученная таблица замеров</w:t>
-      </w:r>
-      <w:r>
-        <w:t xml:space="preserve"> при поиске самого левого элемента дерева</w:t>
+        <w:t>двоичным деревом поиска</w:t>
       </w:r>
       <w:r>
         <w:t>:</w:t>
@@ -5852,1095 +5167,1082 @@
         <w:tblLook w:val="04A0" w:firstRow="1" w:lastRow="0" w:firstColumn="1" w:lastColumn="0" w:noHBand="0" w:noVBand="1"/>
       </w:tblPr>
       <w:tblGrid>
-        <w:gridCol w:w="1710"/>
-        <w:gridCol w:w="1467"/>
-        <w:gridCol w:w="1467"/>
-        <w:gridCol w:w="1468"/>
-        <w:gridCol w:w="1468"/>
-        <w:gridCol w:w="1470"/>
+        <w:gridCol w:w="9050"/>
       </w:tblGrid>
       <w:tr>
         <w:tc>
           <w:tcPr>
-            <w:tcW w:w="833" w:type="pct"/>
+            <w:tcW w:w="5000" w:type="pct"/>
           </w:tcPr>
           <w:p>
             <w:pPr>
+              <w:widowControl/>
+              <w:tabs>
+                <w:tab w:val="left" w:pos="916"/>
+                <w:tab w:val="left" w:pos="1832"/>
+                <w:tab w:val="left" w:pos="2748"/>
+                <w:tab w:val="left" w:pos="3664"/>
+                <w:tab w:val="left" w:pos="4580"/>
+                <w:tab w:val="left" w:pos="5496"/>
+                <w:tab w:val="left" w:pos="6412"/>
+                <w:tab w:val="left" w:pos="7328"/>
+                <w:tab w:val="left" w:pos="8244"/>
+                <w:tab w:val="left" w:pos="9160"/>
+                <w:tab w:val="left" w:pos="10076"/>
+                <w:tab w:val="left" w:pos="10992"/>
+                <w:tab w:val="left" w:pos="11908"/>
+                <w:tab w:val="left" w:pos="12824"/>
+                <w:tab w:val="left" w:pos="13740"/>
+                <w:tab w:val="left" w:pos="14656"/>
+              </w:tabs>
+              <w:suppressAutoHyphens w:val="0"/>
+              <w:autoSpaceDN/>
+              <w:spacing w:line="244" w:lineRule="atLeast"/>
               <w:jc w:val="left"/>
               <w:rPr>
+                <w:rFonts w:ascii="Consolas" w:hAnsi="Consolas" w:cs="Courier New"/>
+                <w:color w:val="333333"/>
+                <w:sz w:val="20"/>
+                <w:lang w:val="en-US"/>
+              </w:rPr>
+            </w:pPr>
+            <w:r>
+              <w:rPr>
+                <w:rFonts w:ascii="Consolas" w:hAnsi="Consolas" w:cs="Courier New"/>
                 <w:b/>
                 <w:bCs/>
-                <w:sz w:val="24"/>
-                <w:szCs w:val="24"/>
-                <w:lang w:val="en-US"/>
-              </w:rPr>
-            </w:pPr>
-            <w:r>
-              <w:rPr>
+                <w:color w:val="333333"/>
+                <w:sz w:val="20"/>
+                <w:lang w:val="en-US"/>
+              </w:rPr>
+              <w:t>typedef</w:t>
+            </w:r>
+            <w:r>
+              <w:rPr>
+                <w:rFonts w:ascii="Consolas" w:hAnsi="Consolas" w:cs="Courier New"/>
+                <w:color w:val="333333"/>
+                <w:sz w:val="20"/>
+                <w:lang w:val="en-US"/>
+              </w:rPr>
+              <w:t xml:space="preserve"> </w:t>
+            </w:r>
+            <w:r>
+              <w:rPr>
+                <w:rFonts w:ascii="Consolas" w:hAnsi="Consolas" w:cs="Courier New"/>
                 <w:b/>
                 <w:bCs/>
-                <w:sz w:val="24"/>
-                <w:szCs w:val="24"/>
-                <w:lang w:val="en-US"/>
-              </w:rPr>
-              <w:lastRenderedPageBreak/>
-              <w:t>BRANCHING (%)</w:t>
+                <w:color w:val="333333"/>
+                <w:sz w:val="20"/>
+                <w:lang w:val="en-US"/>
+              </w:rPr>
+              <w:t>struct</w:t>
+            </w:r>
+            <w:r>
+              <w:rPr>
+                <w:rFonts w:ascii="Consolas" w:hAnsi="Consolas" w:cs="Courier New"/>
+                <w:color w:val="333333"/>
+                <w:sz w:val="20"/>
+                <w:lang w:val="en-US"/>
+              </w:rPr>
+              <w:t xml:space="preserve"> tree_node</w:t>
+            </w:r>
+          </w:p>
+          <w:p>
+            <w:pPr>
+              <w:widowControl/>
+              <w:tabs>
+                <w:tab w:val="left" w:pos="916"/>
+                <w:tab w:val="left" w:pos="1832"/>
+                <w:tab w:val="left" w:pos="2748"/>
+                <w:tab w:val="left" w:pos="3664"/>
+                <w:tab w:val="left" w:pos="4580"/>
+                <w:tab w:val="left" w:pos="5496"/>
+                <w:tab w:val="left" w:pos="6412"/>
+                <w:tab w:val="left" w:pos="7328"/>
+                <w:tab w:val="left" w:pos="8244"/>
+                <w:tab w:val="left" w:pos="9160"/>
+                <w:tab w:val="left" w:pos="10076"/>
+                <w:tab w:val="left" w:pos="10992"/>
+                <w:tab w:val="left" w:pos="11908"/>
+                <w:tab w:val="left" w:pos="12824"/>
+                <w:tab w:val="left" w:pos="13740"/>
+                <w:tab w:val="left" w:pos="14656"/>
+              </w:tabs>
+              <w:suppressAutoHyphens w:val="0"/>
+              <w:autoSpaceDN/>
+              <w:spacing w:line="244" w:lineRule="atLeast"/>
+              <w:jc w:val="left"/>
+              <w:rPr>
+                <w:rFonts w:ascii="Consolas" w:hAnsi="Consolas" w:cs="Courier New"/>
+                <w:color w:val="333333"/>
+                <w:sz w:val="20"/>
+                <w:lang w:val="en-US"/>
+              </w:rPr>
+            </w:pPr>
+            <w:r>
+              <w:rPr>
+                <w:rFonts w:ascii="Consolas" w:hAnsi="Consolas" w:cs="Courier New"/>
+                <w:color w:val="333333"/>
+                <w:sz w:val="20"/>
+                <w:lang w:val="en-US"/>
+              </w:rPr>
+              <w:t>{</w:t>
+            </w:r>
+          </w:p>
+          <w:p>
+            <w:pPr>
+              <w:widowControl/>
+              <w:tabs>
+                <w:tab w:val="left" w:pos="916"/>
+                <w:tab w:val="left" w:pos="1832"/>
+                <w:tab w:val="left" w:pos="2748"/>
+                <w:tab w:val="left" w:pos="3664"/>
+                <w:tab w:val="left" w:pos="4580"/>
+                <w:tab w:val="left" w:pos="5496"/>
+                <w:tab w:val="left" w:pos="6412"/>
+                <w:tab w:val="left" w:pos="7328"/>
+                <w:tab w:val="left" w:pos="8244"/>
+                <w:tab w:val="left" w:pos="9160"/>
+                <w:tab w:val="left" w:pos="10076"/>
+                <w:tab w:val="left" w:pos="10992"/>
+                <w:tab w:val="left" w:pos="11908"/>
+                <w:tab w:val="left" w:pos="12824"/>
+                <w:tab w:val="left" w:pos="13740"/>
+                <w:tab w:val="left" w:pos="14656"/>
+              </w:tabs>
+              <w:suppressAutoHyphens w:val="0"/>
+              <w:autoSpaceDN/>
+              <w:spacing w:line="244" w:lineRule="atLeast"/>
+              <w:jc w:val="left"/>
+              <w:rPr>
+                <w:rFonts w:ascii="Consolas" w:hAnsi="Consolas" w:cs="Courier New"/>
+                <w:color w:val="333333"/>
+                <w:sz w:val="20"/>
+              </w:rPr>
+            </w:pPr>
+            <w:r>
+              <w:rPr>
+                <w:rFonts w:ascii="Consolas" w:hAnsi="Consolas" w:cs="Courier New"/>
+                <w:color w:val="333333"/>
+                <w:sz w:val="20"/>
+              </w:rPr>
+              <w:t xml:space="preserve">    </w:t>
+            </w:r>
+            <w:r>
+              <w:rPr>
+                <w:rFonts w:ascii="Consolas" w:hAnsi="Consolas" w:cs="Courier New"/>
+                <w:b/>
+                <w:bCs/>
+                <w:color w:val="445588"/>
+                <w:sz w:val="20"/>
+                <w:lang w:val="en-US"/>
+              </w:rPr>
+              <w:t>char</w:t>
+            </w:r>
+            <w:r>
+              <w:rPr>
+                <w:rFonts w:ascii="Consolas" w:hAnsi="Consolas" w:cs="Courier New"/>
+                <w:color w:val="333333"/>
+                <w:sz w:val="20"/>
+              </w:rPr>
+              <w:t xml:space="preserve"> </w:t>
+            </w:r>
+            <w:r>
+              <w:rPr>
+                <w:rFonts w:ascii="Consolas" w:hAnsi="Consolas" w:cs="Courier New"/>
+                <w:b/>
+                <w:bCs/>
+                <w:color w:val="333333"/>
+                <w:sz w:val="20"/>
+              </w:rPr>
+              <w:t>*</w:t>
+            </w:r>
+            <w:r>
+              <w:rPr>
+                <w:rFonts w:ascii="Consolas" w:hAnsi="Consolas" w:cs="Courier New"/>
+                <w:color w:val="333333"/>
+                <w:sz w:val="20"/>
+                <w:lang w:val="en-US"/>
+              </w:rPr>
+              <w:t>value</w:t>
+            </w:r>
+            <w:r>
+              <w:rPr>
+                <w:rFonts w:ascii="Consolas" w:hAnsi="Consolas" w:cs="Courier New"/>
+                <w:color w:val="333333"/>
+                <w:sz w:val="20"/>
+              </w:rPr>
+              <w:t xml:space="preserve">;  </w:t>
+            </w:r>
+            <w:r>
+              <w:rPr>
+                <w:rFonts w:ascii="Consolas" w:hAnsi="Consolas" w:cs="Courier New"/>
+                <w:color w:val="333333"/>
+                <w:sz w:val="20"/>
+              </w:rPr>
+              <w:t xml:space="preserve">            </w:t>
+            </w:r>
+            <w:r>
+              <w:rPr>
+                <w:rFonts w:ascii="Consolas" w:hAnsi="Consolas" w:cs="Courier New"/>
+                <w:i/>
+                <w:iCs/>
+                <w:color w:val="999988"/>
+                <w:sz w:val="20"/>
+              </w:rPr>
+              <w:t>// Ключевое слово</w:t>
+            </w:r>
+          </w:p>
+          <w:p>
+            <w:pPr>
+              <w:widowControl/>
+              <w:tabs>
+                <w:tab w:val="left" w:pos="916"/>
+                <w:tab w:val="left" w:pos="1832"/>
+                <w:tab w:val="left" w:pos="2748"/>
+                <w:tab w:val="left" w:pos="3664"/>
+                <w:tab w:val="left" w:pos="4580"/>
+                <w:tab w:val="left" w:pos="5496"/>
+                <w:tab w:val="left" w:pos="6412"/>
+                <w:tab w:val="left" w:pos="7328"/>
+                <w:tab w:val="left" w:pos="8244"/>
+                <w:tab w:val="left" w:pos="9160"/>
+                <w:tab w:val="left" w:pos="10076"/>
+                <w:tab w:val="left" w:pos="10992"/>
+                <w:tab w:val="left" w:pos="11908"/>
+                <w:tab w:val="left" w:pos="12824"/>
+                <w:tab w:val="left" w:pos="13740"/>
+                <w:tab w:val="left" w:pos="14656"/>
+              </w:tabs>
+              <w:suppressAutoHyphens w:val="0"/>
+              <w:autoSpaceDN/>
+              <w:spacing w:line="244" w:lineRule="atLeast"/>
+              <w:jc w:val="left"/>
+              <w:rPr>
+                <w:rFonts w:ascii="Consolas" w:hAnsi="Consolas" w:cs="Courier New"/>
+                <w:color w:val="333333"/>
+                <w:sz w:val="20"/>
+              </w:rPr>
+            </w:pPr>
+          </w:p>
+          <w:p>
+            <w:pPr>
+              <w:widowControl/>
+              <w:tabs>
+                <w:tab w:val="left" w:pos="916"/>
+                <w:tab w:val="left" w:pos="1832"/>
+                <w:tab w:val="left" w:pos="2748"/>
+                <w:tab w:val="left" w:pos="3664"/>
+                <w:tab w:val="left" w:pos="4580"/>
+                <w:tab w:val="left" w:pos="5496"/>
+                <w:tab w:val="left" w:pos="6412"/>
+                <w:tab w:val="left" w:pos="7328"/>
+                <w:tab w:val="left" w:pos="8244"/>
+                <w:tab w:val="left" w:pos="9160"/>
+                <w:tab w:val="left" w:pos="10076"/>
+                <w:tab w:val="left" w:pos="10992"/>
+                <w:tab w:val="left" w:pos="11908"/>
+                <w:tab w:val="left" w:pos="12824"/>
+                <w:tab w:val="left" w:pos="13740"/>
+                <w:tab w:val="left" w:pos="14656"/>
+              </w:tabs>
+              <w:suppressAutoHyphens w:val="0"/>
+              <w:autoSpaceDN/>
+              <w:spacing w:line="244" w:lineRule="atLeast"/>
+              <w:jc w:val="left"/>
+              <w:rPr>
+                <w:rFonts w:ascii="Consolas" w:hAnsi="Consolas" w:cs="Courier New"/>
+                <w:color w:val="333333"/>
+                <w:sz w:val="20"/>
+              </w:rPr>
+            </w:pPr>
+            <w:r>
+              <w:rPr>
+                <w:rFonts w:ascii="Consolas" w:hAnsi="Consolas" w:cs="Courier New"/>
+                <w:color w:val="333333"/>
+                <w:sz w:val="20"/>
+              </w:rPr>
+              <w:t xml:space="preserve">    </w:t>
+            </w:r>
+            <w:r>
+              <w:rPr>
+                <w:rFonts w:ascii="Consolas" w:hAnsi="Consolas" w:cs="Courier New"/>
+                <w:b/>
+                <w:bCs/>
+                <w:color w:val="333333"/>
+                <w:sz w:val="20"/>
+              </w:rPr>
+              <w:t>struct</w:t>
+            </w:r>
+            <w:r>
+              <w:rPr>
+                <w:rFonts w:ascii="Consolas" w:hAnsi="Consolas" w:cs="Courier New"/>
+                <w:color w:val="333333"/>
+                <w:sz w:val="20"/>
+              </w:rPr>
+              <w:t xml:space="preserve"> tree_node </w:t>
+            </w:r>
+            <w:r>
+              <w:rPr>
+                <w:rFonts w:ascii="Consolas" w:hAnsi="Consolas" w:cs="Courier New"/>
+                <w:b/>
+                <w:bCs/>
+                <w:color w:val="333333"/>
+                <w:sz w:val="20"/>
+              </w:rPr>
+              <w:t>*</w:t>
+            </w:r>
+            <w:r>
+              <w:rPr>
+                <w:rFonts w:ascii="Consolas" w:hAnsi="Consolas" w:cs="Courier New"/>
+                <w:color w:val="333333"/>
+                <w:sz w:val="20"/>
+              </w:rPr>
+              <w:t xml:space="preserve">left;  </w:t>
+            </w:r>
+            <w:r>
+              <w:rPr>
+                <w:rFonts w:ascii="Consolas" w:hAnsi="Consolas" w:cs="Courier New"/>
+                <w:color w:val="333333"/>
+                <w:sz w:val="20"/>
+              </w:rPr>
+              <w:t xml:space="preserve"> </w:t>
+            </w:r>
+            <w:r>
+              <w:rPr>
+                <w:rFonts w:ascii="Consolas" w:hAnsi="Consolas" w:cs="Courier New"/>
+                <w:i/>
+                <w:iCs/>
+                <w:color w:val="999988"/>
+                <w:sz w:val="20"/>
+              </w:rPr>
+              <w:t>// Указатель на левого потомка</w:t>
+            </w:r>
+          </w:p>
+          <w:p>
+            <w:pPr>
+              <w:widowControl/>
+              <w:tabs>
+                <w:tab w:val="left" w:pos="916"/>
+                <w:tab w:val="left" w:pos="1832"/>
+                <w:tab w:val="left" w:pos="2748"/>
+                <w:tab w:val="left" w:pos="3664"/>
+                <w:tab w:val="left" w:pos="4580"/>
+                <w:tab w:val="left" w:pos="5496"/>
+                <w:tab w:val="left" w:pos="6412"/>
+                <w:tab w:val="left" w:pos="7328"/>
+                <w:tab w:val="left" w:pos="8244"/>
+                <w:tab w:val="left" w:pos="9160"/>
+                <w:tab w:val="left" w:pos="10076"/>
+                <w:tab w:val="left" w:pos="10992"/>
+                <w:tab w:val="left" w:pos="11908"/>
+                <w:tab w:val="left" w:pos="12824"/>
+                <w:tab w:val="left" w:pos="13740"/>
+                <w:tab w:val="left" w:pos="14656"/>
+              </w:tabs>
+              <w:suppressAutoHyphens w:val="0"/>
+              <w:autoSpaceDN/>
+              <w:spacing w:line="244" w:lineRule="atLeast"/>
+              <w:jc w:val="left"/>
+              <w:rPr>
+                <w:rFonts w:ascii="Consolas" w:hAnsi="Consolas" w:cs="Courier New"/>
+                <w:color w:val="333333"/>
+                <w:sz w:val="20"/>
+              </w:rPr>
+            </w:pPr>
+            <w:r>
+              <w:rPr>
+                <w:rFonts w:ascii="Consolas" w:hAnsi="Consolas" w:cs="Courier New"/>
+                <w:color w:val="333333"/>
+                <w:sz w:val="20"/>
+              </w:rPr>
+              <w:t xml:space="preserve">    </w:t>
+            </w:r>
+            <w:r>
+              <w:rPr>
+                <w:rFonts w:ascii="Consolas" w:hAnsi="Consolas" w:cs="Courier New"/>
+                <w:b/>
+                <w:bCs/>
+                <w:color w:val="333333"/>
+                <w:sz w:val="20"/>
+              </w:rPr>
+              <w:t>struct</w:t>
+            </w:r>
+            <w:r>
+              <w:rPr>
+                <w:rFonts w:ascii="Consolas" w:hAnsi="Consolas" w:cs="Courier New"/>
+                <w:color w:val="333333"/>
+                <w:sz w:val="20"/>
+              </w:rPr>
+              <w:t xml:space="preserve"> tree_node </w:t>
+            </w:r>
+            <w:r>
+              <w:rPr>
+                <w:rFonts w:ascii="Consolas" w:hAnsi="Consolas" w:cs="Courier New"/>
+                <w:b/>
+                <w:bCs/>
+                <w:color w:val="333333"/>
+                <w:sz w:val="20"/>
+              </w:rPr>
+              <w:t>*</w:t>
+            </w:r>
+            <w:r>
+              <w:rPr>
+                <w:rFonts w:ascii="Consolas" w:hAnsi="Consolas" w:cs="Courier New"/>
+                <w:color w:val="333333"/>
+                <w:sz w:val="20"/>
+              </w:rPr>
+              <w:t xml:space="preserve">right;  </w:t>
+            </w:r>
+            <w:r>
+              <w:rPr>
+                <w:rFonts w:ascii="Consolas" w:hAnsi="Consolas" w:cs="Courier New"/>
+                <w:i/>
+                <w:iCs/>
+                <w:color w:val="999988"/>
+                <w:sz w:val="20"/>
+              </w:rPr>
+              <w:t>// Указатель на правого потомка</w:t>
+            </w:r>
+          </w:p>
+          <w:p>
+            <w:pPr>
+              <w:widowControl/>
+              <w:tabs>
+                <w:tab w:val="left" w:pos="916"/>
+                <w:tab w:val="left" w:pos="1832"/>
+                <w:tab w:val="left" w:pos="2748"/>
+                <w:tab w:val="left" w:pos="3664"/>
+                <w:tab w:val="left" w:pos="4580"/>
+                <w:tab w:val="left" w:pos="5496"/>
+                <w:tab w:val="left" w:pos="6412"/>
+                <w:tab w:val="left" w:pos="7328"/>
+                <w:tab w:val="left" w:pos="8244"/>
+                <w:tab w:val="left" w:pos="9160"/>
+                <w:tab w:val="left" w:pos="10076"/>
+                <w:tab w:val="left" w:pos="10992"/>
+                <w:tab w:val="left" w:pos="11908"/>
+                <w:tab w:val="left" w:pos="12824"/>
+                <w:tab w:val="left" w:pos="13740"/>
+                <w:tab w:val="left" w:pos="14656"/>
+              </w:tabs>
+              <w:suppressAutoHyphens w:val="0"/>
+              <w:autoSpaceDN/>
+              <w:spacing w:line="244" w:lineRule="atLeast"/>
+              <w:jc w:val="left"/>
+              <w:rPr>
+                <w:rFonts w:ascii="Courier New" w:hAnsi="Courier New" w:cs="Courier New"/>
+                <w:color w:val="333333"/>
+                <w:sz w:val="20"/>
+              </w:rPr>
+            </w:pPr>
+            <w:r>
+              <w:rPr>
+                <w:rFonts w:ascii="Consolas" w:hAnsi="Consolas" w:cs="Courier New"/>
+                <w:color w:val="333333"/>
+                <w:sz w:val="20"/>
+              </w:rPr>
+              <w:t xml:space="preserve">} </w:t>
+            </w:r>
+            <w:r>
+              <w:rPr>
+                <w:rFonts w:ascii="Consolas" w:hAnsi="Consolas" w:cs="Courier New"/>
+                <w:b/>
+                <w:bCs/>
+                <w:color w:val="445588"/>
+                <w:sz w:val="20"/>
+              </w:rPr>
+              <w:t>tree_node_t</w:t>
+            </w:r>
+            <w:r>
+              <w:rPr>
+                <w:rFonts w:ascii="Consolas" w:hAnsi="Consolas" w:cs="Courier New"/>
+                <w:color w:val="333333"/>
+                <w:sz w:val="20"/>
+              </w:rPr>
+              <w:t>;</w:t>
             </w:r>
           </w:p>
         </w:tc>
+      </w:tr>
+    </w:tbl>
+    <w:p>
+      <w:pPr>
+        <w:rPr>
+          <w:lang w:val="en-US"/>
+        </w:rPr>
+      </w:pPr>
+    </w:p>
+    <w:p>
+      <w:r>
+        <w:t>Тип данных, описывающий структуру для хранения результатов замерного эксперимента</w:t>
+      </w:r>
+      <w:r>
+        <w:t>:</w:t>
+      </w:r>
+    </w:p>
+    <w:tbl>
+      <w:tblPr>
+        <w:tblStyle w:val="a4"/>
+        <w:tblW w:w="4994" w:type="pct"/>
+        <w:tblLook w:val="04A0" w:firstRow="1" w:lastRow="0" w:firstColumn="1" w:lastColumn="0" w:noHBand="0" w:noVBand="1"/>
+      </w:tblPr>
+      <w:tblGrid>
+        <w:gridCol w:w="9050"/>
+      </w:tblGrid>
+      <w:tr>
         <w:tc>
           <w:tcPr>
-            <w:tcW w:w="833" w:type="pct"/>
+            <w:tcW w:w="5000" w:type="pct"/>
           </w:tcPr>
           <w:p>
             <w:pPr>
+              <w:widowControl/>
+              <w:tabs>
+                <w:tab w:val="left" w:pos="916"/>
+                <w:tab w:val="left" w:pos="1832"/>
+                <w:tab w:val="left" w:pos="2748"/>
+                <w:tab w:val="left" w:pos="3664"/>
+                <w:tab w:val="left" w:pos="4580"/>
+                <w:tab w:val="left" w:pos="5496"/>
+                <w:tab w:val="left" w:pos="6412"/>
+                <w:tab w:val="left" w:pos="7328"/>
+                <w:tab w:val="left" w:pos="8244"/>
+                <w:tab w:val="left" w:pos="9160"/>
+                <w:tab w:val="left" w:pos="10076"/>
+                <w:tab w:val="left" w:pos="10992"/>
+                <w:tab w:val="left" w:pos="11908"/>
+                <w:tab w:val="left" w:pos="12824"/>
+                <w:tab w:val="left" w:pos="13740"/>
+                <w:tab w:val="left" w:pos="14656"/>
+              </w:tabs>
+              <w:suppressAutoHyphens w:val="0"/>
+              <w:autoSpaceDN/>
+              <w:spacing w:line="244" w:lineRule="atLeast"/>
               <w:jc w:val="left"/>
               <w:rPr>
+                <w:rFonts w:ascii="Consolas" w:hAnsi="Consolas" w:cs="Courier New"/>
+                <w:color w:val="333333"/>
+                <w:sz w:val="20"/>
+                <w:lang w:val="en-US"/>
+              </w:rPr>
+            </w:pPr>
+            <w:r>
+              <w:rPr>
+                <w:rFonts w:ascii="Consolas" w:hAnsi="Consolas" w:cs="Courier New"/>
                 <w:b/>
                 <w:bCs/>
-                <w:sz w:val="24"/>
-                <w:szCs w:val="24"/>
-                <w:lang w:val="en-US"/>
-              </w:rPr>
-            </w:pPr>
-            <w:r>
-              <w:rPr>
+                <w:color w:val="333333"/>
+                <w:sz w:val="20"/>
+                <w:lang w:val="en-US"/>
+              </w:rPr>
+              <w:t>typedef</w:t>
+            </w:r>
+            <w:r>
+              <w:rPr>
+                <w:rFonts w:ascii="Consolas" w:hAnsi="Consolas" w:cs="Courier New"/>
+                <w:color w:val="333333"/>
+                <w:sz w:val="20"/>
+                <w:lang w:val="en-US"/>
+              </w:rPr>
+              <w:t xml:space="preserve"> </w:t>
+            </w:r>
+            <w:r>
+              <w:rPr>
+                <w:rFonts w:ascii="Consolas" w:hAnsi="Consolas" w:cs="Courier New"/>
                 <w:b/>
                 <w:bCs/>
-                <w:sz w:val="24"/>
-                <w:szCs w:val="24"/>
-                <w:lang w:val="en-US"/>
-              </w:rPr>
-              <w:t xml:space="preserve">TIME / MEM (1000 </w:t>
-            </w:r>
-            <w:proofErr w:type="spellStart"/>
-            <w:r>
-              <w:rPr>
+                <w:color w:val="333333"/>
+                <w:sz w:val="20"/>
+                <w:lang w:val="en-US"/>
+              </w:rPr>
+              <w:t>struct</w:t>
+            </w:r>
+            <w:r>
+              <w:rPr>
+                <w:rFonts w:ascii="Consolas" w:hAnsi="Consolas" w:cs="Courier New"/>
+                <w:color w:val="333333"/>
+                <w:sz w:val="20"/>
+                <w:lang w:val="en-US"/>
+              </w:rPr>
+              <w:t xml:space="preserve"> measure</w:t>
+            </w:r>
+          </w:p>
+          <w:p>
+            <w:pPr>
+              <w:widowControl/>
+              <w:tabs>
+                <w:tab w:val="left" w:pos="916"/>
+                <w:tab w:val="left" w:pos="1832"/>
+                <w:tab w:val="left" w:pos="2748"/>
+                <w:tab w:val="left" w:pos="3664"/>
+                <w:tab w:val="left" w:pos="4580"/>
+                <w:tab w:val="left" w:pos="5496"/>
+                <w:tab w:val="left" w:pos="6412"/>
+                <w:tab w:val="left" w:pos="7328"/>
+                <w:tab w:val="left" w:pos="8244"/>
+                <w:tab w:val="left" w:pos="9160"/>
+                <w:tab w:val="left" w:pos="10076"/>
+                <w:tab w:val="left" w:pos="10992"/>
+                <w:tab w:val="left" w:pos="11908"/>
+                <w:tab w:val="left" w:pos="12824"/>
+                <w:tab w:val="left" w:pos="13740"/>
+                <w:tab w:val="left" w:pos="14656"/>
+              </w:tabs>
+              <w:suppressAutoHyphens w:val="0"/>
+              <w:autoSpaceDN/>
+              <w:spacing w:line="244" w:lineRule="atLeast"/>
+              <w:jc w:val="left"/>
+              <w:rPr>
+                <w:rFonts w:ascii="Consolas" w:hAnsi="Consolas" w:cs="Courier New"/>
+                <w:color w:val="333333"/>
+                <w:sz w:val="20"/>
+                <w:lang w:val="en-US"/>
+              </w:rPr>
+            </w:pPr>
+            <w:r>
+              <w:rPr>
+                <w:rFonts w:ascii="Consolas" w:hAnsi="Consolas" w:cs="Courier New"/>
+                <w:color w:val="333333"/>
+                <w:sz w:val="20"/>
+                <w:lang w:val="en-US"/>
+              </w:rPr>
+              <w:t>{</w:t>
+            </w:r>
+          </w:p>
+          <w:p>
+            <w:pPr>
+              <w:widowControl/>
+              <w:tabs>
+                <w:tab w:val="left" w:pos="916"/>
+                <w:tab w:val="left" w:pos="1832"/>
+                <w:tab w:val="left" w:pos="2748"/>
+                <w:tab w:val="left" w:pos="3664"/>
+                <w:tab w:val="left" w:pos="4580"/>
+                <w:tab w:val="left" w:pos="5496"/>
+                <w:tab w:val="left" w:pos="6412"/>
+                <w:tab w:val="left" w:pos="7328"/>
+                <w:tab w:val="left" w:pos="8244"/>
+                <w:tab w:val="left" w:pos="9160"/>
+                <w:tab w:val="left" w:pos="10076"/>
+                <w:tab w:val="left" w:pos="10992"/>
+                <w:tab w:val="left" w:pos="11908"/>
+                <w:tab w:val="left" w:pos="12824"/>
+                <w:tab w:val="left" w:pos="13740"/>
+                <w:tab w:val="left" w:pos="14656"/>
+              </w:tabs>
+              <w:suppressAutoHyphens w:val="0"/>
+              <w:autoSpaceDN/>
+              <w:spacing w:line="244" w:lineRule="atLeast"/>
+              <w:jc w:val="left"/>
+              <w:rPr>
+                <w:rFonts w:ascii="Consolas" w:hAnsi="Consolas" w:cs="Courier New"/>
+                <w:color w:val="333333"/>
+                <w:sz w:val="20"/>
+                <w:lang w:val="en-US"/>
+              </w:rPr>
+            </w:pPr>
+            <w:r>
+              <w:rPr>
+                <w:rFonts w:ascii="Consolas" w:hAnsi="Consolas" w:cs="Courier New"/>
+                <w:color w:val="333333"/>
+                <w:sz w:val="20"/>
+                <w:lang w:val="en-US"/>
+              </w:rPr>
+              <w:t xml:space="preserve">    </w:t>
+            </w:r>
+            <w:r>
+              <w:rPr>
+                <w:rFonts w:ascii="Consolas" w:hAnsi="Consolas" w:cs="Courier New"/>
                 <w:b/>
                 <w:bCs/>
-                <w:sz w:val="24"/>
-                <w:szCs w:val="24"/>
-                <w:lang w:val="en-US"/>
-              </w:rPr>
-              <w:t>elems</w:t>
-            </w:r>
-            <w:proofErr w:type="spellEnd"/>
-            <w:r>
-              <w:rPr>
+                <w:color w:val="445588"/>
+                <w:sz w:val="20"/>
+                <w:lang w:val="en-US"/>
+              </w:rPr>
+              <w:t>long</w:t>
+            </w:r>
+            <w:r>
+              <w:rPr>
+                <w:rFonts w:ascii="Consolas" w:hAnsi="Consolas" w:cs="Courier New"/>
+                <w:color w:val="333333"/>
+                <w:sz w:val="20"/>
+                <w:lang w:val="en-US"/>
+              </w:rPr>
+              <w:t xml:space="preserve"> </w:t>
+            </w:r>
+            <w:r>
+              <w:rPr>
+                <w:rFonts w:ascii="Consolas" w:hAnsi="Consolas" w:cs="Courier New"/>
                 <w:b/>
                 <w:bCs/>
-                <w:sz w:val="24"/>
-                <w:szCs w:val="24"/>
-                <w:lang w:val="en-US"/>
-              </w:rPr>
-              <w:t xml:space="preserve">, </w:t>
-            </w:r>
-            <w:proofErr w:type="spellStart"/>
-            <w:r>
-              <w:rPr>
+                <w:color w:val="445588"/>
+                <w:sz w:val="20"/>
+                <w:lang w:val="en-US"/>
+              </w:rPr>
+              <w:t>long</w:t>
+            </w:r>
+            <w:r>
+              <w:rPr>
+                <w:rFonts w:ascii="Consolas" w:hAnsi="Consolas" w:cs="Courier New"/>
+                <w:color w:val="333333"/>
+                <w:sz w:val="20"/>
+                <w:lang w:val="en-US"/>
+              </w:rPr>
+              <w:t xml:space="preserve"> </w:t>
+            </w:r>
+            <w:r>
+              <w:rPr>
+                <w:rFonts w:ascii="Consolas" w:hAnsi="Consolas" w:cs="Courier New"/>
                 <w:b/>
                 <w:bCs/>
-                <w:sz w:val="24"/>
-                <w:szCs w:val="24"/>
-                <w:lang w:val="en-US"/>
-              </w:rPr>
-              <w:t>mcs</w:t>
-            </w:r>
-            <w:proofErr w:type="spellEnd"/>
-            <w:r>
-              <w:rPr>
+                <w:color w:val="445588"/>
+                <w:sz w:val="20"/>
+                <w:lang w:val="en-US"/>
+              </w:rPr>
+              <w:t>unsigned</w:t>
+            </w:r>
+            <w:r>
+              <w:rPr>
+                <w:rFonts w:ascii="Consolas" w:hAnsi="Consolas" w:cs="Courier New"/>
+                <w:color w:val="333333"/>
+                <w:sz w:val="20"/>
+                <w:lang w:val="en-US"/>
+              </w:rPr>
+              <w:t xml:space="preserve"> time;  </w:t>
+            </w:r>
+            <w:r>
+              <w:rPr>
+                <w:rFonts w:ascii="Consolas" w:hAnsi="Consolas" w:cs="Courier New"/>
+                <w:i/>
+                <w:iCs/>
+                <w:color w:val="999988"/>
+                <w:sz w:val="20"/>
+                <w:lang w:val="en-US"/>
+              </w:rPr>
+              <w:t xml:space="preserve">// </w:t>
+            </w:r>
+            <w:r>
+              <w:rPr>
+                <w:rFonts w:ascii="Consolas" w:hAnsi="Consolas" w:cs="Courier New"/>
+                <w:i/>
+                <w:iCs/>
+                <w:color w:val="999988"/>
+                <w:sz w:val="20"/>
+              </w:rPr>
+              <w:t>Время</w:t>
+            </w:r>
+          </w:p>
+          <w:p>
+            <w:pPr>
+              <w:widowControl/>
+              <w:tabs>
+                <w:tab w:val="left" w:pos="916"/>
+                <w:tab w:val="left" w:pos="1832"/>
+                <w:tab w:val="left" w:pos="2748"/>
+                <w:tab w:val="left" w:pos="3664"/>
+                <w:tab w:val="left" w:pos="4580"/>
+                <w:tab w:val="left" w:pos="5496"/>
+                <w:tab w:val="left" w:pos="6412"/>
+                <w:tab w:val="left" w:pos="7328"/>
+                <w:tab w:val="left" w:pos="8244"/>
+                <w:tab w:val="left" w:pos="9160"/>
+                <w:tab w:val="left" w:pos="10076"/>
+                <w:tab w:val="left" w:pos="10992"/>
+                <w:tab w:val="left" w:pos="11908"/>
+                <w:tab w:val="left" w:pos="12824"/>
+                <w:tab w:val="left" w:pos="13740"/>
+                <w:tab w:val="left" w:pos="14656"/>
+              </w:tabs>
+              <w:suppressAutoHyphens w:val="0"/>
+              <w:autoSpaceDN/>
+              <w:spacing w:line="244" w:lineRule="atLeast"/>
+              <w:jc w:val="left"/>
+              <w:rPr>
+                <w:rFonts w:ascii="Consolas" w:hAnsi="Consolas" w:cs="Courier New"/>
+                <w:color w:val="333333"/>
+                <w:sz w:val="20"/>
+              </w:rPr>
+            </w:pPr>
+            <w:r>
+              <w:rPr>
+                <w:rFonts w:ascii="Consolas" w:hAnsi="Consolas" w:cs="Courier New"/>
+                <w:color w:val="333333"/>
+                <w:sz w:val="20"/>
+              </w:rPr>
+              <w:t xml:space="preserve">    </w:t>
+            </w:r>
+            <w:r>
+              <w:rPr>
+                <w:rFonts w:ascii="Consolas" w:hAnsi="Consolas" w:cs="Courier New"/>
                 <w:b/>
                 <w:bCs/>
-                <w:sz w:val="24"/>
-                <w:szCs w:val="24"/>
-                <w:lang w:val="en-US"/>
-              </w:rPr>
-              <w:t>)</w:t>
+                <w:color w:val="445588"/>
+                <w:sz w:val="20"/>
+              </w:rPr>
+              <w:t>char</w:t>
+            </w:r>
+            <w:r>
+              <w:rPr>
+                <w:rFonts w:ascii="Consolas" w:hAnsi="Consolas" w:cs="Courier New"/>
+                <w:color w:val="333333"/>
+                <w:sz w:val="20"/>
+              </w:rPr>
+              <w:t xml:space="preserve"> type; </w:t>
+            </w:r>
+            <w:r>
+              <w:rPr>
+                <w:rFonts w:ascii="Consolas" w:hAnsi="Consolas" w:cs="Courier New"/>
+                <w:color w:val="333333"/>
+                <w:sz w:val="20"/>
+              </w:rPr>
+              <w:t xml:space="preserve">              </w:t>
+            </w:r>
+            <w:r>
+              <w:rPr>
+                <w:rFonts w:ascii="Consolas" w:hAnsi="Consolas" w:cs="Courier New"/>
+                <w:color w:val="333333"/>
+                <w:sz w:val="20"/>
+              </w:rPr>
+              <w:t xml:space="preserve"> </w:t>
+            </w:r>
+            <w:r>
+              <w:rPr>
+                <w:rFonts w:ascii="Consolas" w:hAnsi="Consolas" w:cs="Courier New"/>
+                <w:i/>
+                <w:iCs/>
+                <w:color w:val="999988"/>
+                <w:sz w:val="20"/>
+              </w:rPr>
+              <w:t>// Тип данных</w:t>
             </w:r>
           </w:p>
-        </w:tc>
-        <w:tc>
-          <w:tcPr>
-            <w:tcW w:w="833" w:type="pct"/>
-          </w:tcPr>
           <w:p>
             <w:pPr>
+              <w:widowControl/>
+              <w:tabs>
+                <w:tab w:val="left" w:pos="916"/>
+                <w:tab w:val="left" w:pos="1832"/>
+                <w:tab w:val="left" w:pos="2748"/>
+                <w:tab w:val="left" w:pos="3664"/>
+                <w:tab w:val="left" w:pos="4580"/>
+                <w:tab w:val="left" w:pos="5496"/>
+                <w:tab w:val="left" w:pos="6412"/>
+                <w:tab w:val="left" w:pos="7328"/>
+                <w:tab w:val="left" w:pos="8244"/>
+                <w:tab w:val="left" w:pos="9160"/>
+                <w:tab w:val="left" w:pos="10076"/>
+                <w:tab w:val="left" w:pos="10992"/>
+                <w:tab w:val="left" w:pos="11908"/>
+                <w:tab w:val="left" w:pos="12824"/>
+                <w:tab w:val="left" w:pos="13740"/>
+                <w:tab w:val="left" w:pos="14656"/>
+              </w:tabs>
+              <w:suppressAutoHyphens w:val="0"/>
+              <w:autoSpaceDN/>
+              <w:spacing w:line="244" w:lineRule="atLeast"/>
               <w:jc w:val="left"/>
               <w:rPr>
+                <w:rFonts w:ascii="Consolas" w:hAnsi="Consolas" w:cs="Courier New"/>
+                <w:color w:val="333333"/>
+                <w:sz w:val="20"/>
+              </w:rPr>
+            </w:pPr>
+            <w:r>
+              <w:rPr>
+                <w:rFonts w:ascii="Consolas" w:hAnsi="Consolas" w:cs="Courier New"/>
+                <w:color w:val="333333"/>
+                <w:sz w:val="20"/>
+              </w:rPr>
+              <w:t xml:space="preserve">    </w:t>
+            </w:r>
+            <w:r>
+              <w:rPr>
+                <w:rFonts w:ascii="Consolas" w:hAnsi="Consolas" w:cs="Courier New"/>
                 <w:b/>
                 <w:bCs/>
-                <w:sz w:val="24"/>
-                <w:szCs w:val="24"/>
-                <w:lang w:val="en-US"/>
+                <w:color w:val="445588"/>
+                <w:sz w:val="20"/>
+              </w:rPr>
+              <w:t>int</w:t>
+            </w:r>
+            <w:r>
+              <w:rPr>
+                <w:rFonts w:ascii="Consolas" w:hAnsi="Consolas" w:cs="Courier New"/>
+                <w:color w:val="333333"/>
+                <w:sz w:val="20"/>
+              </w:rPr>
+              <w:t xml:space="preserve"> count; </w:t>
+            </w:r>
+            <w:r>
+              <w:rPr>
+                <w:rFonts w:ascii="Consolas" w:hAnsi="Consolas" w:cs="Courier New"/>
+                <w:color w:val="333333"/>
+                <w:sz w:val="20"/>
+              </w:rPr>
+              <w:t xml:space="preserve">              </w:t>
+            </w:r>
+            <w:r>
+              <w:rPr>
+                <w:rFonts w:ascii="Consolas" w:hAnsi="Consolas" w:cs="Courier New"/>
+                <w:color w:val="333333"/>
+                <w:sz w:val="20"/>
+              </w:rPr>
+              <w:t xml:space="preserve"> </w:t>
+            </w:r>
+            <w:r>
+              <w:rPr>
+                <w:rFonts w:ascii="Consolas" w:hAnsi="Consolas" w:cs="Courier New"/>
+                <w:i/>
+                <w:iCs/>
+                <w:color w:val="999988"/>
+                <w:sz w:val="20"/>
+              </w:rPr>
+              <w:t>// Кол-во элементов</w:t>
+            </w:r>
+          </w:p>
+          <w:p>
+            <w:pPr>
+              <w:widowControl/>
+              <w:tabs>
+                <w:tab w:val="left" w:pos="916"/>
+                <w:tab w:val="left" w:pos="1832"/>
+                <w:tab w:val="left" w:pos="2748"/>
+                <w:tab w:val="left" w:pos="3664"/>
+                <w:tab w:val="left" w:pos="4580"/>
+                <w:tab w:val="left" w:pos="5496"/>
+                <w:tab w:val="left" w:pos="6412"/>
+                <w:tab w:val="left" w:pos="7328"/>
+                <w:tab w:val="left" w:pos="8244"/>
+                <w:tab w:val="left" w:pos="9160"/>
+                <w:tab w:val="left" w:pos="10076"/>
+                <w:tab w:val="left" w:pos="10992"/>
+                <w:tab w:val="left" w:pos="11908"/>
+                <w:tab w:val="left" w:pos="12824"/>
+                <w:tab w:val="left" w:pos="13740"/>
+                <w:tab w:val="left" w:pos="14656"/>
+              </w:tabs>
+              <w:suppressAutoHyphens w:val="0"/>
+              <w:autoSpaceDN/>
+              <w:spacing w:line="244" w:lineRule="atLeast"/>
+              <w:jc w:val="left"/>
+              <w:rPr>
+                <w:rFonts w:ascii="Consolas" w:hAnsi="Consolas" w:cs="Courier New"/>
+                <w:color w:val="333333"/>
+                <w:sz w:val="20"/>
               </w:rPr>
             </w:pPr>
             <w:r>
               <w:rPr>
+                <w:rFonts w:ascii="Consolas" w:hAnsi="Consolas" w:cs="Courier New"/>
+                <w:color w:val="333333"/>
+                <w:sz w:val="20"/>
+              </w:rPr>
+              <w:t xml:space="preserve">    </w:t>
+            </w:r>
+            <w:r>
+              <w:rPr>
+                <w:rFonts w:ascii="Consolas" w:hAnsi="Consolas" w:cs="Courier New"/>
                 <w:b/>
                 <w:bCs/>
-                <w:sz w:val="24"/>
-                <w:szCs w:val="24"/>
-                <w:lang w:val="en-US"/>
-              </w:rPr>
-              <w:t xml:space="preserve">TIME / MEM (10000 </w:t>
-            </w:r>
-            <w:proofErr w:type="spellStart"/>
-            <w:r>
-              <w:rPr>
-                <w:b/>
-                <w:bCs/>
-                <w:sz w:val="24"/>
-                <w:szCs w:val="24"/>
-                <w:lang w:val="en-US"/>
-              </w:rPr>
-              <w:t>elems</w:t>
-            </w:r>
-            <w:proofErr w:type="spellEnd"/>
-            <w:r>
-              <w:rPr>
-                <w:b/>
-                <w:bCs/>
-                <w:sz w:val="24"/>
-                <w:szCs w:val="24"/>
-                <w:lang w:val="en-US"/>
-              </w:rPr>
-              <w:t xml:space="preserve">, </w:t>
-            </w:r>
-            <w:proofErr w:type="spellStart"/>
-            <w:r>
-              <w:rPr>
-                <w:b/>
-                <w:bCs/>
-                <w:sz w:val="24"/>
-                <w:szCs w:val="24"/>
-                <w:lang w:val="en-US"/>
-              </w:rPr>
-              <w:t>mcs</w:t>
-            </w:r>
-            <w:proofErr w:type="spellEnd"/>
-            <w:r>
-              <w:rPr>
-                <w:b/>
-                <w:bCs/>
-                <w:sz w:val="24"/>
-                <w:szCs w:val="24"/>
-                <w:lang w:val="en-US"/>
-              </w:rPr>
-              <w:t>)</w:t>
+                <w:color w:val="445588"/>
+                <w:sz w:val="20"/>
+                <w:lang w:val="en-US"/>
+              </w:rPr>
+              <w:t>int</w:t>
+            </w:r>
+            <w:r>
+              <w:rPr>
+                <w:rFonts w:ascii="Consolas" w:hAnsi="Consolas" w:cs="Courier New"/>
+                <w:color w:val="333333"/>
+                <w:sz w:val="20"/>
+              </w:rPr>
+              <w:t xml:space="preserve"> </w:t>
+            </w:r>
+            <w:r>
+              <w:rPr>
+                <w:rFonts w:ascii="Consolas" w:hAnsi="Consolas" w:cs="Courier New"/>
+                <w:color w:val="333333"/>
+                <w:sz w:val="20"/>
+                <w:lang w:val="en-US"/>
+              </w:rPr>
+              <w:t>mem</w:t>
+            </w:r>
+            <w:r>
+              <w:rPr>
+                <w:rFonts w:ascii="Consolas" w:hAnsi="Consolas" w:cs="Courier New"/>
+                <w:color w:val="333333"/>
+                <w:sz w:val="20"/>
+              </w:rPr>
+              <w:t xml:space="preserve">; </w:t>
+            </w:r>
+            <w:r>
+              <w:rPr>
+                <w:rFonts w:ascii="Consolas" w:hAnsi="Consolas" w:cs="Courier New"/>
+                <w:color w:val="333333"/>
+                <w:sz w:val="20"/>
+              </w:rPr>
+              <w:t xml:space="preserve">                </w:t>
+            </w:r>
+            <w:r>
+              <w:rPr>
+                <w:rFonts w:ascii="Consolas" w:hAnsi="Consolas" w:cs="Courier New"/>
+                <w:color w:val="333333"/>
+                <w:sz w:val="20"/>
+              </w:rPr>
+              <w:t xml:space="preserve"> </w:t>
+            </w:r>
+            <w:r>
+              <w:rPr>
+                <w:rFonts w:ascii="Consolas" w:hAnsi="Consolas" w:cs="Courier New"/>
+                <w:i/>
+                <w:iCs/>
+                <w:color w:val="999988"/>
+                <w:sz w:val="20"/>
+              </w:rPr>
+              <w:t>// Память</w:t>
             </w:r>
           </w:p>
-        </w:tc>
-        <w:tc>
-          <w:tcPr>
-            <w:tcW w:w="833" w:type="pct"/>
-          </w:tcPr>
           <w:p>
             <w:pPr>
+              <w:widowControl/>
+              <w:tabs>
+                <w:tab w:val="left" w:pos="916"/>
+                <w:tab w:val="left" w:pos="1832"/>
+                <w:tab w:val="left" w:pos="2748"/>
+                <w:tab w:val="left" w:pos="3664"/>
+                <w:tab w:val="left" w:pos="4580"/>
+                <w:tab w:val="left" w:pos="5496"/>
+                <w:tab w:val="left" w:pos="6412"/>
+                <w:tab w:val="left" w:pos="7328"/>
+                <w:tab w:val="left" w:pos="8244"/>
+                <w:tab w:val="left" w:pos="9160"/>
+                <w:tab w:val="left" w:pos="10076"/>
+                <w:tab w:val="left" w:pos="10992"/>
+                <w:tab w:val="left" w:pos="11908"/>
+                <w:tab w:val="left" w:pos="12824"/>
+                <w:tab w:val="left" w:pos="13740"/>
+                <w:tab w:val="left" w:pos="14656"/>
+              </w:tabs>
+              <w:suppressAutoHyphens w:val="0"/>
+              <w:autoSpaceDN/>
+              <w:spacing w:line="244" w:lineRule="atLeast"/>
               <w:jc w:val="left"/>
               <w:rPr>
-                <w:b/>
-                <w:bCs/>
-                <w:sz w:val="24"/>
-                <w:szCs w:val="24"/>
+                <w:rFonts w:ascii="Courier New" w:hAnsi="Courier New" w:cs="Courier New"/>
+                <w:color w:val="333333"/>
+                <w:sz w:val="20"/>
                 <w:lang w:val="en-US"/>
               </w:rPr>
             </w:pPr>
             <w:r>
               <w:rPr>
-                <w:b/>
-                <w:bCs/>
-                <w:sz w:val="24"/>
-                <w:szCs w:val="24"/>
-                <w:lang w:val="en-US"/>
-              </w:rPr>
-              <w:t>TIME</w:t>
-            </w:r>
-            <w:r>
-              <w:rPr>
-                <w:b/>
-                <w:bCs/>
-                <w:sz w:val="24"/>
-                <w:szCs w:val="24"/>
-              </w:rPr>
-              <w:t xml:space="preserve"> </w:t>
-            </w:r>
-            <w:r>
-              <w:rPr>
-                <w:b/>
-                <w:bCs/>
-                <w:sz w:val="24"/>
-                <w:szCs w:val="24"/>
-                <w:lang w:val="en-US"/>
-              </w:rPr>
-              <w:t xml:space="preserve">/ MEM (25000 </w:t>
-            </w:r>
-            <w:proofErr w:type="spellStart"/>
-            <w:r>
-              <w:rPr>
-                <w:b/>
-                <w:bCs/>
-                <w:sz w:val="24"/>
-                <w:szCs w:val="24"/>
-                <w:lang w:val="en-US"/>
-              </w:rPr>
-              <w:t>elems</w:t>
-            </w:r>
-            <w:proofErr w:type="spellEnd"/>
-            <w:r>
-              <w:rPr>
-                <w:b/>
-                <w:bCs/>
-                <w:sz w:val="24"/>
-                <w:szCs w:val="24"/>
-                <w:lang w:val="en-US"/>
-              </w:rPr>
-              <w:t xml:space="preserve">, </w:t>
-            </w:r>
-            <w:proofErr w:type="spellStart"/>
-            <w:r>
-              <w:rPr>
-                <w:b/>
-                <w:bCs/>
-                <w:sz w:val="24"/>
-                <w:szCs w:val="24"/>
-                <w:lang w:val="en-US"/>
-              </w:rPr>
-              <w:t>mcs</w:t>
-            </w:r>
-            <w:proofErr w:type="spellEnd"/>
-            <w:r>
-              <w:rPr>
-                <w:b/>
-                <w:bCs/>
-                <w:sz w:val="24"/>
-                <w:szCs w:val="24"/>
-                <w:lang w:val="en-US"/>
-              </w:rPr>
-              <w:t>)</w:t>
-            </w:r>
-          </w:p>
-        </w:tc>
-        <w:tc>
-          <w:tcPr>
-            <w:tcW w:w="833" w:type="pct"/>
-          </w:tcPr>
-          <w:p>
-            <w:pPr>
-              <w:jc w:val="left"/>
-              <w:rPr>
-                <w:b/>
-                <w:bCs/>
-                <w:sz w:val="24"/>
-                <w:szCs w:val="24"/>
-                <w:lang w:val="en-US"/>
-              </w:rPr>
-            </w:pPr>
-            <w:r>
-              <w:rPr>
-                <w:b/>
-                <w:bCs/>
-                <w:sz w:val="24"/>
-                <w:szCs w:val="24"/>
-                <w:lang w:val="en-US"/>
-              </w:rPr>
-              <w:t xml:space="preserve">TIME / MEM (50000 </w:t>
-            </w:r>
-            <w:proofErr w:type="spellStart"/>
-            <w:r>
-              <w:rPr>
-                <w:b/>
-                <w:bCs/>
-                <w:sz w:val="24"/>
-                <w:szCs w:val="24"/>
-                <w:lang w:val="en-US"/>
-              </w:rPr>
-              <w:t>elems</w:t>
-            </w:r>
-            <w:proofErr w:type="spellEnd"/>
-            <w:r>
-              <w:rPr>
-                <w:b/>
-                <w:bCs/>
-                <w:sz w:val="24"/>
-                <w:szCs w:val="24"/>
-                <w:lang w:val="en-US"/>
-              </w:rPr>
-              <w:t xml:space="preserve">, </w:t>
-            </w:r>
-            <w:proofErr w:type="spellStart"/>
-            <w:r>
-              <w:rPr>
-                <w:b/>
-                <w:bCs/>
-                <w:sz w:val="24"/>
-                <w:szCs w:val="24"/>
-                <w:lang w:val="en-US"/>
-              </w:rPr>
-              <w:t>mcs</w:t>
-            </w:r>
-            <w:proofErr w:type="spellEnd"/>
-            <w:r>
-              <w:rPr>
-                <w:b/>
-                <w:bCs/>
-                <w:sz w:val="24"/>
-                <w:szCs w:val="24"/>
-                <w:lang w:val="en-US"/>
-              </w:rPr>
-              <w:t>)</w:t>
-            </w:r>
-          </w:p>
-        </w:tc>
-        <w:tc>
-          <w:tcPr>
-            <w:tcW w:w="834" w:type="pct"/>
-          </w:tcPr>
-          <w:p>
-            <w:pPr>
-              <w:jc w:val="left"/>
-              <w:rPr>
-                <w:b/>
-                <w:bCs/>
-                <w:sz w:val="24"/>
-                <w:szCs w:val="24"/>
-                <w:lang w:val="en-US"/>
-              </w:rPr>
-            </w:pPr>
-            <w:r>
-              <w:rPr>
-                <w:b/>
-                <w:bCs/>
-                <w:sz w:val="24"/>
-                <w:szCs w:val="24"/>
-                <w:lang w:val="en-US"/>
-              </w:rPr>
-              <w:t xml:space="preserve">TIME / MEM (100000 </w:t>
-            </w:r>
-            <w:proofErr w:type="spellStart"/>
-            <w:r>
-              <w:rPr>
-                <w:b/>
-                <w:bCs/>
-                <w:sz w:val="24"/>
-                <w:szCs w:val="24"/>
-                <w:lang w:val="en-US"/>
-              </w:rPr>
-              <w:t>elems</w:t>
-            </w:r>
-            <w:proofErr w:type="spellEnd"/>
-            <w:r>
-              <w:rPr>
-                <w:b/>
-                <w:bCs/>
-                <w:sz w:val="24"/>
-                <w:szCs w:val="24"/>
-                <w:lang w:val="en-US"/>
-              </w:rPr>
-              <w:t xml:space="preserve">, </w:t>
-            </w:r>
-            <w:proofErr w:type="spellStart"/>
-            <w:r>
-              <w:rPr>
-                <w:b/>
-                <w:bCs/>
-                <w:sz w:val="24"/>
-                <w:szCs w:val="24"/>
-                <w:lang w:val="en-US"/>
-              </w:rPr>
-              <w:t>mcs</w:t>
-            </w:r>
-            <w:proofErr w:type="spellEnd"/>
-            <w:r>
-              <w:rPr>
-                <w:b/>
-                <w:bCs/>
-                <w:sz w:val="24"/>
-                <w:szCs w:val="24"/>
-                <w:lang w:val="en-US"/>
-              </w:rPr>
-              <w:t>)</w:t>
-            </w:r>
-          </w:p>
-        </w:tc>
-      </w:tr>
-      <w:tr>
-        <w:tc>
-          <w:tcPr>
-            <w:tcW w:w="833" w:type="pct"/>
-          </w:tcPr>
-          <w:p>
-            <w:pPr>
-              <w:jc w:val="left"/>
-            </w:pPr>
-            <w:r>
-              <w:t>0</w:t>
-            </w:r>
-          </w:p>
-        </w:tc>
-        <w:tc>
-          <w:tcPr>
-            <w:tcW w:w="833" w:type="pct"/>
-          </w:tcPr>
-          <w:p>
-            <w:pPr>
-              <w:jc w:val="left"/>
-            </w:pPr>
-            <w:r>
-              <w:t>7</w:t>
-            </w:r>
-            <w:r>
-              <w:t xml:space="preserve"> / 24000</w:t>
-            </w:r>
-          </w:p>
-        </w:tc>
-        <w:tc>
-          <w:tcPr>
-            <w:tcW w:w="833" w:type="pct"/>
-          </w:tcPr>
-          <w:p>
-            <w:pPr>
-              <w:jc w:val="left"/>
-              <w:rPr>
-                <w:lang w:val="en-US"/>
-              </w:rPr>
-            </w:pPr>
-            <w:r>
-              <w:t>142</w:t>
-            </w:r>
-            <w:r>
-              <w:rPr>
-                <w:lang w:val="en-US"/>
-              </w:rPr>
-              <w:t xml:space="preserve"> / 240000</w:t>
-            </w:r>
-          </w:p>
-        </w:tc>
-        <w:tc>
-          <w:tcPr>
-            <w:tcW w:w="833" w:type="pct"/>
-          </w:tcPr>
-          <w:p>
-            <w:pPr>
-              <w:jc w:val="left"/>
-              <w:rPr>
-                <w:lang w:val="en-US"/>
-              </w:rPr>
-            </w:pPr>
-            <w:r>
-              <w:t>245</w:t>
-            </w:r>
-            <w:r>
-              <w:rPr>
-                <w:lang w:val="en-US"/>
-              </w:rPr>
-              <w:t xml:space="preserve"> / 600000</w:t>
-            </w:r>
-          </w:p>
-        </w:tc>
-        <w:tc>
-          <w:tcPr>
-            <w:tcW w:w="833" w:type="pct"/>
-          </w:tcPr>
-          <w:p>
-            <w:pPr>
-              <w:jc w:val="left"/>
-              <w:rPr>
-                <w:lang w:val="en-US"/>
-              </w:rPr>
-            </w:pPr>
-            <w:r>
-              <w:t>483</w:t>
-            </w:r>
-            <w:r>
-              <w:t xml:space="preserve"> </w:t>
-            </w:r>
-            <w:r>
-              <w:rPr>
-                <w:lang w:val="en-US"/>
-              </w:rPr>
-              <w:t>/ 1200000</w:t>
-            </w:r>
-          </w:p>
-        </w:tc>
-        <w:tc>
-          <w:tcPr>
-            <w:tcW w:w="834" w:type="pct"/>
-          </w:tcPr>
-          <w:p>
-            <w:pPr>
-              <w:jc w:val="left"/>
-              <w:rPr>
-                <w:lang w:val="en-US"/>
-              </w:rPr>
-            </w:pPr>
-            <w:r>
-              <w:t>1362</w:t>
-            </w:r>
-            <w:r>
-              <w:rPr>
-                <w:lang w:val="en-US"/>
-              </w:rPr>
-              <w:t xml:space="preserve"> /</w:t>
-            </w:r>
-            <w:r>
-              <w:t xml:space="preserve"> </w:t>
-            </w:r>
-            <w:r>
-              <w:rPr>
-                <w:lang w:val="en-US"/>
-              </w:rPr>
-              <w:t>2400000</w:t>
-            </w:r>
-          </w:p>
-        </w:tc>
-      </w:tr>
-      <w:tr>
-        <w:tc>
-          <w:tcPr>
-            <w:tcW w:w="833" w:type="pct"/>
-          </w:tcPr>
-          <w:p>
-            <w:pPr>
-              <w:jc w:val="left"/>
-            </w:pPr>
-            <w:r>
-              <w:t>25</w:t>
-            </w:r>
-          </w:p>
-        </w:tc>
-        <w:tc>
-          <w:tcPr>
-            <w:tcW w:w="833" w:type="pct"/>
-          </w:tcPr>
-          <w:p>
-            <w:pPr>
-              <w:jc w:val="left"/>
-              <w:rPr>
-                <w:lang w:val="en-US"/>
-              </w:rPr>
-            </w:pPr>
-            <w:r>
-              <w:t>6</w:t>
-            </w:r>
-            <w:r>
-              <w:t xml:space="preserve">  </w:t>
-            </w:r>
-            <w:r>
-              <w:t xml:space="preserve"> / 24000</w:t>
-            </w:r>
-          </w:p>
-        </w:tc>
-        <w:tc>
-          <w:tcPr>
-            <w:tcW w:w="833" w:type="pct"/>
-          </w:tcPr>
-          <w:p>
-            <w:pPr>
-              <w:jc w:val="left"/>
-              <w:rPr>
-                <w:lang w:val="en-US"/>
-              </w:rPr>
-            </w:pPr>
-            <w:r>
-              <w:t>78</w:t>
-            </w:r>
-            <w:r>
-              <w:rPr>
-                <w:lang w:val="en-US"/>
-              </w:rPr>
-              <w:t xml:space="preserve"> / 240000</w:t>
-            </w:r>
-          </w:p>
-        </w:tc>
-        <w:tc>
-          <w:tcPr>
-            <w:tcW w:w="833" w:type="pct"/>
-          </w:tcPr>
-          <w:p>
-            <w:pPr>
-              <w:jc w:val="left"/>
-              <w:rPr>
-                <w:lang w:val="en-US"/>
-              </w:rPr>
-            </w:pPr>
-            <w:r>
-              <w:t>215</w:t>
-            </w:r>
-            <w:r>
-              <w:rPr>
-                <w:lang w:val="en-US"/>
-              </w:rPr>
-              <w:t xml:space="preserve"> / 600000</w:t>
-            </w:r>
-          </w:p>
-        </w:tc>
-        <w:tc>
-          <w:tcPr>
-            <w:tcW w:w="833" w:type="pct"/>
-          </w:tcPr>
-          <w:p>
-            <w:pPr>
-              <w:jc w:val="left"/>
-              <w:rPr>
-                <w:lang w:val="en-US"/>
-              </w:rPr>
-            </w:pPr>
-            <w:r>
-              <w:t>1047</w:t>
-            </w:r>
-            <w:r>
-              <w:t xml:space="preserve"> </w:t>
-            </w:r>
-            <w:r>
-              <w:rPr>
-                <w:lang w:val="en-US"/>
-              </w:rPr>
-              <w:t>/ 1200000</w:t>
-            </w:r>
-          </w:p>
-        </w:tc>
-        <w:tc>
-          <w:tcPr>
-            <w:tcW w:w="834" w:type="pct"/>
-          </w:tcPr>
-          <w:p>
-            <w:pPr>
-              <w:jc w:val="left"/>
-              <w:rPr>
-                <w:lang w:val="en-US"/>
-              </w:rPr>
-            </w:pPr>
-            <w:r>
-              <w:t>1499</w:t>
-            </w:r>
-            <w:r>
-              <w:rPr>
-                <w:lang w:val="en-US"/>
-              </w:rPr>
-              <w:t xml:space="preserve"> /</w:t>
-            </w:r>
-            <w:r>
-              <w:t xml:space="preserve"> </w:t>
-            </w:r>
-            <w:r>
-              <w:rPr>
-                <w:lang w:val="en-US"/>
-              </w:rPr>
-              <w:t>2400000</w:t>
-            </w:r>
-          </w:p>
-        </w:tc>
-      </w:tr>
-      <w:tr>
-        <w:tc>
-          <w:tcPr>
-            <w:tcW w:w="833" w:type="pct"/>
-          </w:tcPr>
-          <w:p>
-            <w:pPr>
-              <w:jc w:val="left"/>
-            </w:pPr>
-            <w:r>
-              <w:t>50</w:t>
-            </w:r>
-          </w:p>
-        </w:tc>
-        <w:tc>
-          <w:tcPr>
-            <w:tcW w:w="833" w:type="pct"/>
-          </w:tcPr>
-          <w:p>
-            <w:pPr>
-              <w:jc w:val="left"/>
-              <w:rPr>
-                <w:lang w:val="en-US"/>
-              </w:rPr>
-            </w:pPr>
-            <w:r>
-              <w:t>5</w:t>
-            </w:r>
-            <w:r>
-              <w:t xml:space="preserve">  </w:t>
-            </w:r>
-            <w:r>
-              <w:t xml:space="preserve"> / 24000</w:t>
-            </w:r>
-          </w:p>
-        </w:tc>
-        <w:tc>
-          <w:tcPr>
-            <w:tcW w:w="833" w:type="pct"/>
-          </w:tcPr>
-          <w:p>
-            <w:pPr>
-              <w:jc w:val="left"/>
-              <w:rPr>
-                <w:lang w:val="en-US"/>
-              </w:rPr>
-            </w:pPr>
-            <w:r>
-              <w:t>67</w:t>
-            </w:r>
-            <w:r>
-              <w:rPr>
-                <w:lang w:val="en-US"/>
-              </w:rPr>
-              <w:t xml:space="preserve"> / 240000</w:t>
-            </w:r>
-          </w:p>
-        </w:tc>
-        <w:tc>
-          <w:tcPr>
-            <w:tcW w:w="833" w:type="pct"/>
-          </w:tcPr>
-          <w:p>
-            <w:pPr>
-              <w:jc w:val="left"/>
-              <w:rPr>
-                <w:lang w:val="en-US"/>
-              </w:rPr>
-            </w:pPr>
-            <w:r>
-              <w:t>217</w:t>
-            </w:r>
-            <w:r>
-              <w:rPr>
-                <w:lang w:val="en-US"/>
-              </w:rPr>
-              <w:t xml:space="preserve"> / 600000</w:t>
-            </w:r>
-          </w:p>
-        </w:tc>
-        <w:tc>
-          <w:tcPr>
-            <w:tcW w:w="833" w:type="pct"/>
-          </w:tcPr>
-          <w:p>
-            <w:pPr>
-              <w:jc w:val="left"/>
-              <w:rPr>
-                <w:lang w:val="en-US"/>
-              </w:rPr>
-            </w:pPr>
-            <w:r>
-              <w:t>358</w:t>
-            </w:r>
-            <w:r>
-              <w:t xml:space="preserve"> </w:t>
-            </w:r>
-            <w:r>
-              <w:rPr>
-                <w:lang w:val="en-US"/>
-              </w:rPr>
-              <w:t>/ 1200000</w:t>
-            </w:r>
-          </w:p>
-        </w:tc>
-        <w:tc>
-          <w:tcPr>
-            <w:tcW w:w="834" w:type="pct"/>
-          </w:tcPr>
-          <w:p>
-            <w:pPr>
-              <w:jc w:val="left"/>
-              <w:rPr>
-                <w:lang w:val="en-US"/>
-              </w:rPr>
-            </w:pPr>
-            <w:r>
-              <w:t>1491</w:t>
-            </w:r>
-            <w:r>
-              <w:rPr>
-                <w:lang w:val="en-US"/>
-              </w:rPr>
-              <w:t xml:space="preserve"> /</w:t>
-            </w:r>
-            <w:r>
-              <w:t xml:space="preserve"> </w:t>
-            </w:r>
-            <w:r>
-              <w:rPr>
-                <w:lang w:val="en-US"/>
-              </w:rPr>
-              <w:t>2400000</w:t>
-            </w:r>
-          </w:p>
-        </w:tc>
-      </w:tr>
-      <w:tr>
-        <w:tc>
-          <w:tcPr>
-            <w:tcW w:w="833" w:type="pct"/>
-          </w:tcPr>
-          <w:p>
-            <w:pPr>
-              <w:jc w:val="left"/>
-            </w:pPr>
-            <w:r>
-              <w:t>75</w:t>
-            </w:r>
-          </w:p>
-        </w:tc>
-        <w:tc>
-          <w:tcPr>
-            <w:tcW w:w="833" w:type="pct"/>
-          </w:tcPr>
-          <w:p>
-            <w:pPr>
-              <w:jc w:val="left"/>
-              <w:rPr>
-                <w:lang w:val="en-US"/>
-              </w:rPr>
-            </w:pPr>
-            <w:r>
-              <w:t>4</w:t>
-            </w:r>
-            <w:r>
-              <w:t xml:space="preserve">  </w:t>
-            </w:r>
-            <w:r>
-              <w:t xml:space="preserve"> / 24000</w:t>
-            </w:r>
-          </w:p>
-        </w:tc>
-        <w:tc>
-          <w:tcPr>
-            <w:tcW w:w="833" w:type="pct"/>
-          </w:tcPr>
-          <w:p>
-            <w:pPr>
-              <w:jc w:val="left"/>
-              <w:rPr>
-                <w:lang w:val="en-US"/>
-              </w:rPr>
-            </w:pPr>
-            <w:r>
-              <w:t>56</w:t>
-            </w:r>
-            <w:r>
-              <w:rPr>
-                <w:lang w:val="en-US"/>
-              </w:rPr>
-              <w:t xml:space="preserve"> / 240000</w:t>
-            </w:r>
-          </w:p>
-        </w:tc>
-        <w:tc>
-          <w:tcPr>
-            <w:tcW w:w="833" w:type="pct"/>
-          </w:tcPr>
-          <w:p>
-            <w:pPr>
-              <w:jc w:val="left"/>
-              <w:rPr>
-                <w:lang w:val="en-US"/>
-              </w:rPr>
-            </w:pPr>
-            <w:r>
-              <w:t>154</w:t>
-            </w:r>
-            <w:r>
-              <w:rPr>
-                <w:lang w:val="en-US"/>
-              </w:rPr>
-              <w:t xml:space="preserve"> / 600000</w:t>
-            </w:r>
-          </w:p>
-        </w:tc>
-        <w:tc>
-          <w:tcPr>
-            <w:tcW w:w="833" w:type="pct"/>
-          </w:tcPr>
-          <w:p>
-            <w:pPr>
-              <w:jc w:val="left"/>
-              <w:rPr>
-                <w:lang w:val="en-US"/>
-              </w:rPr>
-            </w:pPr>
-            <w:r>
-              <w:t>396</w:t>
-            </w:r>
-            <w:r>
-              <w:t xml:space="preserve"> </w:t>
-            </w:r>
-            <w:r>
-              <w:rPr>
-                <w:lang w:val="en-US"/>
-              </w:rPr>
-              <w:t>/ 1200000</w:t>
-            </w:r>
-          </w:p>
-        </w:tc>
-        <w:tc>
-          <w:tcPr>
-            <w:tcW w:w="834" w:type="pct"/>
-          </w:tcPr>
-          <w:p>
-            <w:pPr>
-              <w:jc w:val="left"/>
-              <w:rPr>
-                <w:lang w:val="en-US"/>
-              </w:rPr>
-            </w:pPr>
-            <w:r>
-              <w:t>1749</w:t>
-            </w:r>
-            <w:r>
-              <w:rPr>
-                <w:lang w:val="en-US"/>
-              </w:rPr>
-              <w:t xml:space="preserve"> /</w:t>
-            </w:r>
-            <w:r>
-              <w:t xml:space="preserve"> </w:t>
-            </w:r>
-            <w:r>
-              <w:rPr>
-                <w:lang w:val="en-US"/>
-              </w:rPr>
-              <w:t>2400000</w:t>
-            </w:r>
-          </w:p>
-        </w:tc>
-      </w:tr>
-      <w:tr>
-        <w:tc>
-          <w:tcPr>
-            <w:tcW w:w="833" w:type="pct"/>
-          </w:tcPr>
-          <w:p>
-            <w:pPr>
-              <w:jc w:val="left"/>
-            </w:pPr>
-            <w:r>
-              <w:t>100</w:t>
-            </w:r>
-          </w:p>
-        </w:tc>
-        <w:tc>
-          <w:tcPr>
-            <w:tcW w:w="833" w:type="pct"/>
-          </w:tcPr>
-          <w:p>
-            <w:pPr>
-              <w:jc w:val="left"/>
-              <w:rPr>
-                <w:lang w:val="en-US"/>
-              </w:rPr>
-            </w:pPr>
-            <w:r>
-              <w:t>3</w:t>
-            </w:r>
-            <w:r>
-              <w:t xml:space="preserve"> </w:t>
-            </w:r>
-            <w:r>
-              <w:t xml:space="preserve">  </w:t>
-            </w:r>
-            <w:r>
-              <w:t>/ 24000</w:t>
-            </w:r>
-          </w:p>
-        </w:tc>
-        <w:tc>
-          <w:tcPr>
-            <w:tcW w:w="833" w:type="pct"/>
-          </w:tcPr>
-          <w:p>
-            <w:pPr>
-              <w:jc w:val="left"/>
-              <w:rPr>
-                <w:lang w:val="en-US"/>
-              </w:rPr>
-            </w:pPr>
-            <w:r>
-              <w:t>48</w:t>
-            </w:r>
-            <w:r>
-              <w:rPr>
-                <w:lang w:val="en-US"/>
-              </w:rPr>
-              <w:t xml:space="preserve"> / 240000</w:t>
-            </w:r>
-          </w:p>
-        </w:tc>
-        <w:tc>
-          <w:tcPr>
-            <w:tcW w:w="833" w:type="pct"/>
-          </w:tcPr>
-          <w:p>
-            <w:pPr>
-              <w:jc w:val="left"/>
-              <w:rPr>
-                <w:lang w:val="en-US"/>
-              </w:rPr>
-            </w:pPr>
-            <w:r>
-              <w:t>118</w:t>
-            </w:r>
-            <w:r>
-              <w:rPr>
-                <w:lang w:val="en-US"/>
-              </w:rPr>
-              <w:t xml:space="preserve"> / 600000</w:t>
-            </w:r>
-          </w:p>
-        </w:tc>
-        <w:tc>
-          <w:tcPr>
-            <w:tcW w:w="833" w:type="pct"/>
-          </w:tcPr>
-          <w:p>
-            <w:pPr>
-              <w:jc w:val="left"/>
-              <w:rPr>
-                <w:lang w:val="en-US"/>
-              </w:rPr>
-            </w:pPr>
-            <w:r>
-              <w:t>342</w:t>
-            </w:r>
-            <w:r>
-              <w:t xml:space="preserve"> </w:t>
-            </w:r>
-            <w:r>
-              <w:rPr>
-                <w:lang w:val="en-US"/>
-              </w:rPr>
-              <w:t>/ 1200000</w:t>
-            </w:r>
-          </w:p>
-        </w:tc>
-        <w:tc>
-          <w:tcPr>
-            <w:tcW w:w="834" w:type="pct"/>
-          </w:tcPr>
-          <w:p>
-            <w:pPr>
-              <w:jc w:val="left"/>
-              <w:rPr>
-                <w:lang w:val="en-US"/>
-              </w:rPr>
-            </w:pPr>
-            <w:r>
-              <w:t>1453</w:t>
-            </w:r>
-            <w:r>
-              <w:rPr>
-                <w:lang w:val="en-US"/>
-              </w:rPr>
-              <w:t xml:space="preserve"> /</w:t>
-            </w:r>
-            <w:r>
-              <w:t xml:space="preserve"> </w:t>
-            </w:r>
-            <w:r>
-              <w:rPr>
-                <w:lang w:val="en-US"/>
-              </w:rPr>
-              <w:t>2400000</w:t>
+                <w:rFonts w:ascii="Consolas" w:hAnsi="Consolas" w:cs="Courier New"/>
+                <w:color w:val="333333"/>
+                <w:sz w:val="20"/>
+                <w:lang w:val="en-US"/>
+              </w:rPr>
+              <w:t>} measurement_table;</w:t>
             </w:r>
           </w:p>
         </w:tc>
@@ -6963,7 +6265,784 @@
           <w:szCs w:val="28"/>
         </w:rPr>
       </w:pPr>
-      <w:bookmarkStart w:id="17" w:name="_Toc120484468"/>
+      <w:bookmarkStart w:id="14" w:name="_Toc121690295"/>
+      <w:r>
+        <w:rPr>
+          <w:rFonts w:ascii="Times New Roman" w:hAnsi="Times New Roman"/>
+          <w:sz w:val="28"/>
+          <w:szCs w:val="28"/>
+        </w:rPr>
+        <w:lastRenderedPageBreak/>
+        <w:t>Описание алгоритма работы</w:t>
+      </w:r>
+      <w:bookmarkEnd w:id="14"/>
+    </w:p>
+    <w:p>
+      <w:pPr>
+        <w:pStyle w:val="a8"/>
+        <w:numPr>
+          <w:ilvl w:val="0"/>
+          <w:numId w:val="22"/>
+        </w:numPr>
+      </w:pPr>
+      <w:r>
+        <w:t>Пользователю выводится меню программы с возможностью выбрать желаемый</w:t>
+      </w:r>
+    </w:p>
+    <w:p>
+      <w:pPr>
+        <w:pStyle w:val="a8"/>
+        <w:numPr>
+          <w:ilvl w:val="0"/>
+          <w:numId w:val="22"/>
+        </w:numPr>
+      </w:pPr>
+      <w:r>
+        <w:t>Пользователь вводит желаемый пункт меню</w:t>
+      </w:r>
+    </w:p>
+    <w:p>
+      <w:pPr>
+        <w:pStyle w:val="a8"/>
+        <w:numPr>
+          <w:ilvl w:val="0"/>
+          <w:numId w:val="22"/>
+        </w:numPr>
+      </w:pPr>
+      <w:r>
+        <w:t>Пока пользователь не введет «0» (пункт выхода из программы), ему будет предложено вводить номера меню и выполнять желаемые действия</w:t>
+      </w:r>
+    </w:p>
+    <w:p>
+      <w:pPr>
+        <w:pStyle w:val="1"/>
+        <w:jc w:val="center"/>
+        <w:rPr>
+          <w:rFonts w:ascii="Times New Roman" w:hAnsi="Times New Roman"/>
+          <w:sz w:val="28"/>
+          <w:szCs w:val="28"/>
+        </w:rPr>
+      </w:pPr>
+      <w:bookmarkStart w:id="15" w:name="_Toc121690296"/>
+      <w:r>
+        <w:rPr>
+          <w:rFonts w:ascii="Times New Roman" w:hAnsi="Times New Roman"/>
+          <w:sz w:val="28"/>
+          <w:szCs w:val="28"/>
+        </w:rPr>
+        <w:t>Сравнение эффективности</w:t>
+      </w:r>
+      <w:r>
+        <w:rPr>
+          <w:rFonts w:ascii="Times New Roman" w:hAnsi="Times New Roman"/>
+          <w:sz w:val="28"/>
+          <w:szCs w:val="28"/>
+        </w:rPr>
+        <w:t xml:space="preserve"> </w:t>
+      </w:r>
+      <w:r>
+        <w:rPr>
+          <w:rFonts w:ascii="Times New Roman" w:hAnsi="Times New Roman"/>
+          <w:sz w:val="28"/>
+          <w:szCs w:val="28"/>
+        </w:rPr>
+        <w:t xml:space="preserve">поиска </w:t>
+      </w:r>
+      <w:r>
+        <w:rPr>
+          <w:rFonts w:ascii="Times New Roman" w:hAnsi="Times New Roman"/>
+          <w:sz w:val="28"/>
+          <w:szCs w:val="28"/>
+        </w:rPr>
+        <w:t xml:space="preserve">слова </w:t>
+      </w:r>
+      <w:r>
+        <w:rPr>
+          <w:rFonts w:ascii="Times New Roman" w:hAnsi="Times New Roman"/>
+          <w:sz w:val="28"/>
+          <w:szCs w:val="28"/>
+        </w:rPr>
+        <w:t>в двоичном дереве поиска, сбалансированном двоичном дереве поиска и хеш-таблице</w:t>
+      </w:r>
+      <w:r>
+        <w:rPr>
+          <w:rFonts w:ascii="Times New Roman" w:hAnsi="Times New Roman"/>
+          <w:sz w:val="28"/>
+          <w:szCs w:val="28"/>
+        </w:rPr>
+        <w:t xml:space="preserve"> в зависимости от размерности</w:t>
+      </w:r>
+      <w:bookmarkEnd w:id="15"/>
+    </w:p>
+    <w:p>
+      <w:r>
+        <w:t>Полученная таблица замеров</w:t>
+      </w:r>
+      <w:r>
+        <w:t xml:space="preserve"> при поиске </w:t>
+      </w:r>
+      <w:r>
+        <w:t>случайного</w:t>
+      </w:r>
+      <w:r>
+        <w:t xml:space="preserve"> элемента</w:t>
+      </w:r>
+      <w:r>
+        <w:t xml:space="preserve"> в двоичн</w:t>
+      </w:r>
+      <w:r>
+        <w:t>ом</w:t>
+      </w:r>
+      <w:r>
+        <w:t xml:space="preserve"> дерев</w:t>
+      </w:r>
+      <w:r>
+        <w:t>е</w:t>
+      </w:r>
+      <w:r>
+        <w:t xml:space="preserve"> поиска, сбалансированно</w:t>
+      </w:r>
+      <w:r>
+        <w:t>м</w:t>
+      </w:r>
+      <w:r>
+        <w:t xml:space="preserve"> двоично</w:t>
+      </w:r>
+      <w:r>
+        <w:t xml:space="preserve">м </w:t>
+      </w:r>
+      <w:r>
+        <w:t>дерев</w:t>
+      </w:r>
+      <w:r>
+        <w:t xml:space="preserve">е </w:t>
+      </w:r>
+      <w:r>
+        <w:t xml:space="preserve">поиска и </w:t>
+      </w:r>
+      <w:r>
+        <w:t>хеш-таблице</w:t>
+      </w:r>
+      <w:r>
+        <w:t xml:space="preserve"> (закрытое хеширование)</w:t>
+      </w:r>
+      <w:r>
+        <w:t xml:space="preserve"> при 10000 запусков для каждого типа данных</w:t>
+      </w:r>
+      <w:r>
+        <w:t>:</w:t>
+      </w:r>
+    </w:p>
+    <w:tbl>
+      <w:tblPr>
+        <w:tblStyle w:val="a4"/>
+        <w:tblW w:w="4994" w:type="pct"/>
+        <w:tblLook w:val="04A0" w:firstRow="1" w:lastRow="0" w:firstColumn="1" w:lastColumn="0" w:noHBand="0" w:noVBand="1"/>
+      </w:tblPr>
+      <w:tblGrid>
+        <w:gridCol w:w="2262"/>
+        <w:gridCol w:w="2262"/>
+        <w:gridCol w:w="2263"/>
+        <w:gridCol w:w="2263"/>
+      </w:tblGrid>
+      <w:tr>
+        <w:tc>
+          <w:tcPr>
+            <w:tcW w:w="1250" w:type="pct"/>
+          </w:tcPr>
+          <w:p>
+            <w:pPr>
+              <w:rPr>
+                <w:b/>
+                <w:bCs/>
+              </w:rPr>
+            </w:pPr>
+            <w:r>
+              <w:rPr>
+                <w:b/>
+                <w:bCs/>
+              </w:rPr>
+              <w:t>Тип</w:t>
+            </w:r>
+          </w:p>
+        </w:tc>
+        <w:tc>
+          <w:tcPr>
+            <w:tcW w:w="1250" w:type="pct"/>
+          </w:tcPr>
+          <w:p>
+            <w:pPr>
+              <w:rPr>
+                <w:b/>
+                <w:bCs/>
+              </w:rPr>
+            </w:pPr>
+            <w:r>
+              <w:rPr>
+                <w:b/>
+                <w:bCs/>
+              </w:rPr>
+              <w:t>Время / Память (10 элементов, мкс)</w:t>
+            </w:r>
+          </w:p>
+        </w:tc>
+        <w:tc>
+          <w:tcPr>
+            <w:tcW w:w="1250" w:type="pct"/>
+          </w:tcPr>
+          <w:p>
+            <w:pPr>
+              <w:rPr>
+                <w:b/>
+                <w:bCs/>
+              </w:rPr>
+            </w:pPr>
+            <w:r>
+              <w:rPr>
+                <w:b/>
+                <w:bCs/>
+              </w:rPr>
+              <w:t>Время / Память (</w:t>
+            </w:r>
+            <w:r>
+              <w:rPr>
+                <w:b/>
+                <w:bCs/>
+              </w:rPr>
+              <w:t>5</w:t>
+            </w:r>
+            <w:r>
+              <w:rPr>
+                <w:b/>
+                <w:bCs/>
+              </w:rPr>
+              <w:t>0 элементов, мкс)</w:t>
+            </w:r>
+          </w:p>
+        </w:tc>
+        <w:tc>
+          <w:tcPr>
+            <w:tcW w:w="1250" w:type="pct"/>
+          </w:tcPr>
+          <w:p>
+            <w:pPr>
+              <w:rPr>
+                <w:b/>
+                <w:bCs/>
+              </w:rPr>
+            </w:pPr>
+            <w:r>
+              <w:rPr>
+                <w:b/>
+                <w:bCs/>
+              </w:rPr>
+              <w:t>Время / Память (1</w:t>
+            </w:r>
+            <w:r>
+              <w:rPr>
+                <w:b/>
+                <w:bCs/>
+              </w:rPr>
+              <w:t>0</w:t>
+            </w:r>
+            <w:r>
+              <w:rPr>
+                <w:b/>
+                <w:bCs/>
+              </w:rPr>
+              <w:t>0 элементов, мкс)</w:t>
+            </w:r>
+          </w:p>
+        </w:tc>
+      </w:tr>
+      <w:tr>
+        <w:tc>
+          <w:tcPr>
+            <w:tcW w:w="1250" w:type="pct"/>
+          </w:tcPr>
+          <w:p>
+            <w:pPr>
+              <w:rPr>
+                <w:b/>
+                <w:bCs/>
+              </w:rPr>
+            </w:pPr>
+            <w:r>
+              <w:rPr>
+                <w:b/>
+                <w:bCs/>
+              </w:rPr>
+              <w:t>ДДП</w:t>
+            </w:r>
+          </w:p>
+        </w:tc>
+        <w:tc>
+          <w:tcPr>
+            <w:tcW w:w="1250" w:type="pct"/>
+          </w:tcPr>
+          <w:p>
+            <w:r>
+              <w:t>45     /        320</w:t>
+            </w:r>
+          </w:p>
+        </w:tc>
+        <w:tc>
+          <w:tcPr>
+            <w:tcW w:w="1250" w:type="pct"/>
+          </w:tcPr>
+          <w:p>
+            <w:r>
+              <w:t>51     /       1600</w:t>
+            </w:r>
+          </w:p>
+        </w:tc>
+        <w:tc>
+          <w:tcPr>
+            <w:tcW w:w="1250" w:type="pct"/>
+          </w:tcPr>
+          <w:p>
+            <w:r>
+              <w:t>45     /       3200</w:t>
+            </w:r>
+          </w:p>
+        </w:tc>
+      </w:tr>
+      <w:tr>
+        <w:tc>
+          <w:tcPr>
+            <w:tcW w:w="1250" w:type="pct"/>
+          </w:tcPr>
+          <w:p>
+            <w:pPr>
+              <w:rPr>
+                <w:b/>
+                <w:bCs/>
+              </w:rPr>
+            </w:pPr>
+            <w:r>
+              <w:rPr>
+                <w:b/>
+                <w:bCs/>
+              </w:rPr>
+              <w:t>АВЛ</w:t>
+            </w:r>
+            <w:r>
+              <w:rPr>
+                <w:b/>
+                <w:bCs/>
+              </w:rPr>
+              <w:t>-дерево</w:t>
+            </w:r>
+          </w:p>
+        </w:tc>
+        <w:tc>
+          <w:tcPr>
+            <w:tcW w:w="1250" w:type="pct"/>
+          </w:tcPr>
+          <w:p>
+            <w:r>
+              <w:t>61     /        400</w:t>
+            </w:r>
+          </w:p>
+        </w:tc>
+        <w:tc>
+          <w:tcPr>
+            <w:tcW w:w="1250" w:type="pct"/>
+          </w:tcPr>
+          <w:p>
+            <w:r>
+              <w:t>54     /       2000</w:t>
+            </w:r>
+          </w:p>
+        </w:tc>
+        <w:tc>
+          <w:tcPr>
+            <w:tcW w:w="1250" w:type="pct"/>
+          </w:tcPr>
+          <w:p>
+            <w:r>
+              <w:t>54     /       4000</w:t>
+            </w:r>
+          </w:p>
+        </w:tc>
+      </w:tr>
+      <w:tr>
+        <w:tc>
+          <w:tcPr>
+            <w:tcW w:w="1250" w:type="pct"/>
+          </w:tcPr>
+          <w:p>
+            <w:pPr>
+              <w:rPr>
+                <w:b/>
+                <w:bCs/>
+              </w:rPr>
+            </w:pPr>
+            <w:r>
+              <w:rPr>
+                <w:b/>
+                <w:bCs/>
+              </w:rPr>
+              <w:t>Х</w:t>
+            </w:r>
+            <w:r>
+              <w:rPr>
+                <w:b/>
+                <w:bCs/>
+              </w:rPr>
+              <w:t>еш-таблица</w:t>
+            </w:r>
+          </w:p>
+        </w:tc>
+        <w:tc>
+          <w:tcPr>
+            <w:tcW w:w="1250" w:type="pct"/>
+          </w:tcPr>
+          <w:p>
+            <w:r>
+              <w:t>206     /       1686</w:t>
+            </w:r>
+          </w:p>
+        </w:tc>
+        <w:tc>
+          <w:tcPr>
+            <w:tcW w:w="1250" w:type="pct"/>
+          </w:tcPr>
+          <w:p>
+            <w:r>
+              <w:t>311     /       8366</w:t>
+            </w:r>
+          </w:p>
+        </w:tc>
+        <w:tc>
+          <w:tcPr>
+            <w:tcW w:w="1250" w:type="pct"/>
+          </w:tcPr>
+          <w:p>
+            <w:r>
+              <w:t>316     /      16716</w:t>
+            </w:r>
+          </w:p>
+        </w:tc>
+      </w:tr>
+    </w:tbl>
+    <w:p/>
+    <w:p>
+      <w:r>
+        <w:t>Полученная таблица замеров при поиске случайного элемента в двоичном дереве поиска, сбалансированном двоичном дереве поиска и хеш-таблице (</w:t>
+      </w:r>
+      <w:r>
+        <w:t>открытое</w:t>
+      </w:r>
+      <w:r>
+        <w:t xml:space="preserve"> хеширование) при 10000 запусков для каждого типа данных</w:t>
+      </w:r>
+      <w:r>
+        <w:t>:</w:t>
+      </w:r>
+    </w:p>
+    <w:tbl>
+      <w:tblPr>
+        <w:tblStyle w:val="a4"/>
+        <w:tblW w:w="4994" w:type="pct"/>
+        <w:tblLook w:val="04A0" w:firstRow="1" w:lastRow="0" w:firstColumn="1" w:lastColumn="0" w:noHBand="0" w:noVBand="1"/>
+      </w:tblPr>
+      <w:tblGrid>
+        <w:gridCol w:w="2262"/>
+        <w:gridCol w:w="2262"/>
+        <w:gridCol w:w="2263"/>
+        <w:gridCol w:w="2263"/>
+      </w:tblGrid>
+      <w:tr>
+        <w:tc>
+          <w:tcPr>
+            <w:tcW w:w="1250" w:type="pct"/>
+          </w:tcPr>
+          <w:p>
+            <w:pPr>
+              <w:rPr>
+                <w:b/>
+                <w:bCs/>
+              </w:rPr>
+            </w:pPr>
+            <w:r>
+              <w:rPr>
+                <w:b/>
+                <w:bCs/>
+              </w:rPr>
+              <w:t>Тип</w:t>
+            </w:r>
+          </w:p>
+        </w:tc>
+        <w:tc>
+          <w:tcPr>
+            <w:tcW w:w="1250" w:type="pct"/>
+          </w:tcPr>
+          <w:p>
+            <w:pPr>
+              <w:rPr>
+                <w:b/>
+                <w:bCs/>
+              </w:rPr>
+            </w:pPr>
+            <w:r>
+              <w:rPr>
+                <w:b/>
+                <w:bCs/>
+              </w:rPr>
+              <w:t>Время / Память (10 элементов, мкс)</w:t>
+            </w:r>
+          </w:p>
+        </w:tc>
+        <w:tc>
+          <w:tcPr>
+            <w:tcW w:w="1250" w:type="pct"/>
+          </w:tcPr>
+          <w:p>
+            <w:pPr>
+              <w:rPr>
+                <w:b/>
+                <w:bCs/>
+              </w:rPr>
+            </w:pPr>
+            <w:r>
+              <w:rPr>
+                <w:b/>
+                <w:bCs/>
+              </w:rPr>
+              <w:t>Время / Память (50 элементов, мкс)</w:t>
+            </w:r>
+          </w:p>
+        </w:tc>
+        <w:tc>
+          <w:tcPr>
+            <w:tcW w:w="1250" w:type="pct"/>
+          </w:tcPr>
+          <w:p>
+            <w:pPr>
+              <w:rPr>
+                <w:b/>
+                <w:bCs/>
+              </w:rPr>
+            </w:pPr>
+            <w:r>
+              <w:rPr>
+                <w:b/>
+                <w:bCs/>
+              </w:rPr>
+              <w:t>Время / Память (100 элементов, мкс)</w:t>
+            </w:r>
+          </w:p>
+        </w:tc>
+      </w:tr>
+      <w:tr>
+        <w:tc>
+          <w:tcPr>
+            <w:tcW w:w="1250" w:type="pct"/>
+          </w:tcPr>
+          <w:p>
+            <w:pPr>
+              <w:rPr>
+                <w:b/>
+                <w:bCs/>
+              </w:rPr>
+            </w:pPr>
+            <w:r>
+              <w:rPr>
+                <w:b/>
+                <w:bCs/>
+              </w:rPr>
+              <w:t>ДДП</w:t>
+            </w:r>
+          </w:p>
+        </w:tc>
+        <w:tc>
+          <w:tcPr>
+            <w:tcW w:w="1250" w:type="pct"/>
+          </w:tcPr>
+          <w:p>
+            <w:r>
+              <w:t>4</w:t>
+            </w:r>
+            <w:r>
+              <w:t>6</w:t>
+            </w:r>
+            <w:r>
+              <w:t xml:space="preserve">     /        320</w:t>
+            </w:r>
+          </w:p>
+        </w:tc>
+        <w:tc>
+          <w:tcPr>
+            <w:tcW w:w="1250" w:type="pct"/>
+          </w:tcPr>
+          <w:p>
+            <w:r>
+              <w:t>51     /       1600</w:t>
+            </w:r>
+          </w:p>
+        </w:tc>
+        <w:tc>
+          <w:tcPr>
+            <w:tcW w:w="1250" w:type="pct"/>
+          </w:tcPr>
+          <w:p>
+            <w:r>
+              <w:t>4</w:t>
+            </w:r>
+            <w:r>
+              <w:t>6</w:t>
+            </w:r>
+            <w:r>
+              <w:t xml:space="preserve">     /       3200</w:t>
+            </w:r>
+          </w:p>
+        </w:tc>
+      </w:tr>
+      <w:tr>
+        <w:tc>
+          <w:tcPr>
+            <w:tcW w:w="1250" w:type="pct"/>
+          </w:tcPr>
+          <w:p>
+            <w:pPr>
+              <w:rPr>
+                <w:b/>
+                <w:bCs/>
+              </w:rPr>
+            </w:pPr>
+            <w:r>
+              <w:rPr>
+                <w:b/>
+                <w:bCs/>
+              </w:rPr>
+              <w:t>АВЛ</w:t>
+            </w:r>
+            <w:r>
+              <w:rPr>
+                <w:b/>
+                <w:bCs/>
+              </w:rPr>
+              <w:t>-дерево</w:t>
+            </w:r>
+          </w:p>
+        </w:tc>
+        <w:tc>
+          <w:tcPr>
+            <w:tcW w:w="1250" w:type="pct"/>
+          </w:tcPr>
+          <w:p>
+            <w:r>
+              <w:t>45</w:t>
+            </w:r>
+            <w:r>
+              <w:t xml:space="preserve">     /        400</w:t>
+            </w:r>
+          </w:p>
+        </w:tc>
+        <w:tc>
+          <w:tcPr>
+            <w:tcW w:w="1250" w:type="pct"/>
+          </w:tcPr>
+          <w:p>
+            <w:r>
+              <w:t>5</w:t>
+            </w:r>
+            <w:r>
+              <w:t>1</w:t>
+            </w:r>
+            <w:r>
+              <w:t xml:space="preserve">     /       2000</w:t>
+            </w:r>
+          </w:p>
+        </w:tc>
+        <w:tc>
+          <w:tcPr>
+            <w:tcW w:w="1250" w:type="pct"/>
+          </w:tcPr>
+          <w:p>
+            <w:r>
+              <w:t>70</w:t>
+            </w:r>
+            <w:r>
+              <w:t xml:space="preserve">     /       4000</w:t>
+            </w:r>
+          </w:p>
+        </w:tc>
+      </w:tr>
+      <w:tr>
+        <w:tc>
+          <w:tcPr>
+            <w:tcW w:w="1250" w:type="pct"/>
+          </w:tcPr>
+          <w:p>
+            <w:pPr>
+              <w:rPr>
+                <w:b/>
+                <w:bCs/>
+              </w:rPr>
+            </w:pPr>
+            <w:r>
+              <w:rPr>
+                <w:b/>
+                <w:bCs/>
+              </w:rPr>
+              <w:lastRenderedPageBreak/>
+              <w:t>Х</w:t>
+            </w:r>
+            <w:r>
+              <w:rPr>
+                <w:b/>
+                <w:bCs/>
+              </w:rPr>
+              <w:t>еш-таблица</w:t>
+            </w:r>
+          </w:p>
+        </w:tc>
+        <w:tc>
+          <w:tcPr>
+            <w:tcW w:w="1250" w:type="pct"/>
+          </w:tcPr>
+          <w:p>
+            <w:r>
+              <w:t>180     /       1776</w:t>
+            </w:r>
+          </w:p>
+        </w:tc>
+        <w:tc>
+          <w:tcPr>
+            <w:tcW w:w="1250" w:type="pct"/>
+          </w:tcPr>
+          <w:p>
+            <w:r>
+              <w:t>252     /       8816</w:t>
+            </w:r>
+          </w:p>
+        </w:tc>
+        <w:tc>
+          <w:tcPr>
+            <w:tcW w:w="1250" w:type="pct"/>
+          </w:tcPr>
+          <w:p>
+            <w:r>
+              <w:t>261     /      17616</w:t>
+            </w:r>
+          </w:p>
+        </w:tc>
+      </w:tr>
+    </w:tbl>
+    <w:p/>
+    <w:p>
+      <w:pPr>
+        <w:pStyle w:val="1"/>
+        <w:jc w:val="center"/>
+        <w:rPr>
+          <w:rFonts w:ascii="Times New Roman" w:hAnsi="Times New Roman"/>
+          <w:sz w:val="28"/>
+          <w:szCs w:val="28"/>
+        </w:rPr>
+      </w:pPr>
+      <w:bookmarkStart w:id="16" w:name="_Toc121690297"/>
       <w:r>
         <w:rPr>
           <w:rFonts w:ascii="Times New Roman" w:hAnsi="Times New Roman"/>
@@ -6972,7 +7051,7 @@
         </w:rPr>
         <w:t>Выводы</w:t>
       </w:r>
-      <w:bookmarkEnd w:id="17"/>
+      <w:bookmarkEnd w:id="16"/>
     </w:p>
     <w:p>
       <w:pPr>
@@ -6991,7 +7070,13 @@
         <w:t>с</w:t>
       </w:r>
       <w:r>
-        <w:t xml:space="preserve"> деревьями</w:t>
+        <w:t xml:space="preserve"> </w:t>
+      </w:r>
+      <w:r>
+        <w:t xml:space="preserve">хеш-таблицами и </w:t>
+      </w:r>
+      <w:r>
+        <w:t>деревьями</w:t>
       </w:r>
       <w:r>
         <w:t>, а также проведены замерные эксперименты, по результатам которых можно</w:t>
@@ -7006,41 +7091,71 @@
         <w:t xml:space="preserve"> </w:t>
       </w:r>
       <w:r>
-        <w:t>реализованный мной алгоритм выполняет поиск элемента быстрее при большей степени ветвления дерева</w:t>
-      </w:r>
-      <w:r>
-        <w:t>, так как происходит отбрасывание большого количества элементов в случае нахождения узла.</w:t>
-      </w:r>
-    </w:p>
-    <w:p>
-      <w:pPr>
-        <w:ind w:firstLine="708"/>
-      </w:pPr>
-      <w:r>
-        <w:t>Таким образом, можно сделать вывод, что при данной реализации</w:t>
-      </w:r>
-      <w:r>
-        <w:t xml:space="preserve"> поиска,</w:t>
-      </w:r>
-      <w:r>
-        <w:t xml:space="preserve"> программисту </w:t>
-      </w:r>
-      <w:r>
-        <w:t>выгодно использовать такой алгоритм при большом ветвлении</w:t>
-      </w:r>
-      <w:r>
-        <w:t xml:space="preserve"> и поиске элемента с левой части дерева.</w:t>
-      </w:r>
-    </w:p>
-    <w:p>
-      <w:pPr>
-        <w:ind w:firstLine="708"/>
-      </w:pPr>
-    </w:p>
-    <w:p>
-      <w:pPr>
-        <w:ind w:firstLine="708"/>
-      </w:pPr>
+        <w:t>реализованный алгоритм выполняет поиск элемента быстрее</w:t>
+      </w:r>
+      <w:r>
+        <w:t xml:space="preserve"> всего в ДДП</w:t>
+      </w:r>
+      <w:r>
+        <w:t xml:space="preserve"> и АВЛ</w:t>
+      </w:r>
+      <w:r>
+        <w:t>-дереве</w:t>
+      </w:r>
+      <w:r>
+        <w:t>, так</w:t>
+      </w:r>
+      <w:r>
+        <w:t xml:space="preserve"> как</w:t>
+      </w:r>
+      <w:r>
+        <w:t xml:space="preserve"> </w:t>
+      </w:r>
+      <w:r>
+        <w:t xml:space="preserve">их </w:t>
+      </w:r>
+      <w:r>
+        <w:t>отсортированность</w:t>
+      </w:r>
+      <w:r>
+        <w:t xml:space="preserve"> позволяет сэкономить ресурсы и дополнительные обходы большого количества элементов,</w:t>
+      </w:r>
+      <w:r>
+        <w:t xml:space="preserve"> в то время</w:t>
+      </w:r>
+      <w:r>
+        <w:t xml:space="preserve"> </w:t>
+      </w:r>
+      <w:r>
+        <w:t>как</w:t>
+      </w:r>
+      <w:r>
+        <w:t xml:space="preserve"> в хеш-таблице задействуется хеш-функция, имеющая сложность </w:t>
+      </w:r>
+      <w:r>
+        <w:rPr>
+          <w:lang w:val="en-US"/>
+        </w:rPr>
+        <w:t>O</w:t>
+      </w:r>
+      <w:r>
+        <w:t>(</w:t>
+      </w:r>
+      <w:r>
+        <w:rPr>
+          <w:lang w:val="en-US"/>
+        </w:rPr>
+        <w:t>n</w:t>
+      </w:r>
+      <w:r>
+        <w:t>)</w:t>
+      </w:r>
+      <w:r>
+        <w:t>.</w:t>
+      </w:r>
+      <w:r>
+        <w:t xml:space="preserve"> Таким образом, деревья выигрывают во времени у хеш-таблицы в 4-5 раз.</w:t>
+      </w:r>
     </w:p>
     <w:p>
       <w:pPr>
@@ -7052,17 +7167,15 @@
           <w:bCs w:val="0"/>
           <w:sz w:val="28"/>
           <w:szCs w:val="20"/>
-          <w:lang w:val="en-US"/>
         </w:rPr>
       </w:pPr>
-      <w:bookmarkStart w:id="18" w:name="_Toc120484469"/>
+      <w:bookmarkStart w:id="17" w:name="_Toc121690298"/>
       <w:r>
         <w:rPr>
           <w:rFonts w:ascii="Times New Roman" w:hAnsi="Times New Roman"/>
           <w:sz w:val="28"/>
           <w:szCs w:val="28"/>
         </w:rPr>
-        <w:lastRenderedPageBreak/>
         <w:t>Ответ</w:t>
       </w:r>
       <w:r>
@@ -7089,7 +7202,7 @@
         </w:rPr>
         <w:t>онтрольные вопросы</w:t>
       </w:r>
-      <w:bookmarkEnd w:id="18"/>
+      <w:bookmarkEnd w:id="17"/>
     </w:p>
     <w:p>
       <w:pPr>
@@ -7100,7 +7213,34 @@
         </w:numPr>
       </w:pPr>
       <w:r>
-        <w:t>Дерево – это нелинейная структура данных, используемая для представления иерархических связей, имеющих отношение «один ко многим».</w:t>
+        <w:t xml:space="preserve">Для каждой вершины </w:t>
+      </w:r>
+      <w:r>
+        <w:t>АВЛ-дерев</w:t>
+      </w:r>
+      <w:r>
+        <w:t xml:space="preserve">а </w:t>
+      </w:r>
+      <w:r>
+        <w:t>высота двух поддеревьев различается не более</w:t>
+      </w:r>
+      <w:r>
+        <w:t>,</w:t>
+      </w:r>
+      <w:r>
+        <w:t xml:space="preserve"> чем на </w:t>
+      </w:r>
+      <w:r>
+        <w:t>единицу</w:t>
+      </w:r>
+      <w:r>
+        <w:t>.</w:t>
+      </w:r>
+      <w:r>
+        <w:t xml:space="preserve"> </w:t>
+      </w:r>
+      <w:r>
+        <w:t>Однако в таком дереве количество вершин в левом и правом поддеревьях может отличаться больше, чем на единицу, что противоречит условию идеальной сбалансированности</w:t>
       </w:r>
     </w:p>
     <w:p>
@@ -7112,7 +7252,7 @@
         </w:numPr>
       </w:pPr>
       <w:r>
-        <w:t>Память под представление деревьев выделяется аналогично спискам – по мере необходимости, под каждый узел</w:t>
+        <w:t>Принципиальных отличий в поиске элементов в таких деревьях нет</w:t>
       </w:r>
     </w:p>
     <w:p>
@@ -7124,7 +7264,28 @@
         </w:numPr>
       </w:pPr>
       <w:r>
+        <w:t>Хеш-таблица</w:t>
+      </w:r>
+      <w:r>
         <w:t xml:space="preserve"> </w:t>
+      </w:r>
+      <w:r>
+        <w:t xml:space="preserve">— это специальная структура данных для хранения пар ключей и их значений. </w:t>
+      </w:r>
+      <w:r>
+        <w:t>А</w:t>
+      </w:r>
+      <w:r>
+        <w:t>ссоциативный массив, в котором ключ представлен в виде хеш-функции.</w:t>
+      </w:r>
+      <w:r>
+        <w:t xml:space="preserve"> Построение таблицы происходит следующим образом</w:t>
+      </w:r>
+      <w:r>
+        <w:rPr>
+          <w:lang w:val="en-US"/>
+        </w:rPr>
+        <w:t>:</w:t>
       </w:r>
     </w:p>
     <w:p>
@@ -7136,15 +7297,7 @@
         </w:numPr>
       </w:pPr>
       <w:r>
-        <w:t>N-</w:t>
-      </w:r>
-      <w:proofErr w:type="spellStart"/>
-      <w:r>
-        <w:t>арное</w:t>
-      </w:r>
-      <w:proofErr w:type="spellEnd"/>
-      <w:r>
-        <w:t xml:space="preserve"> дерево</w:t>
+        <w:t>Первоначально ключ передается в хеш-функцию, которая на выходе дает индекс ячейки в таблице</w:t>
       </w:r>
     </w:p>
     <w:p>
@@ -7156,7 +7309,7 @@
         </w:numPr>
       </w:pPr>
       <w:r>
-        <w:t>сбалансированное дерево</w:t>
+        <w:t>Элемент размещается по полученному индексу</w:t>
       </w:r>
     </w:p>
     <w:p>
@@ -7168,7 +7321,71 @@
         </w:numPr>
       </w:pPr>
       <w:r>
-        <w:t>бинарное дерево</w:t>
+        <w:t xml:space="preserve">В случае возникновения </w:t>
+      </w:r>
+      <w:r>
+        <w:rPr>
+          <w:i/>
+          <w:iCs/>
+        </w:rPr>
+        <w:t>коллизий</w:t>
+      </w:r>
+      <w:r>
+        <w:rPr>
+          <w:i/>
+          <w:iCs/>
+        </w:rPr>
+        <w:t xml:space="preserve"> </w:t>
+      </w:r>
+      <w:r>
+        <w:t>происходит их устранение или реструктуризация таблицы</w:t>
+      </w:r>
+    </w:p>
+    <w:p>
+      <w:pPr>
+        <w:pStyle w:val="a8"/>
+        <w:numPr>
+          <w:ilvl w:val="0"/>
+          <w:numId w:val="17"/>
+        </w:numPr>
+      </w:pPr>
+      <w:r>
+        <w:t xml:space="preserve">Может возникнуть ситуация, когда разным ключам соответствует </w:t>
+      </w:r>
+      <w:r>
+        <w:lastRenderedPageBreak/>
+        <w:t>одно значение</w:t>
+      </w:r>
+      <w:r>
+        <w:t xml:space="preserve"> </w:t>
+      </w:r>
+      <w:r>
+        <w:t>хеш-функции, то есть, когда h(K1) = h(K2), в то время как K1 ≠ K2. Такая ситуация</w:t>
+      </w:r>
+      <w:r>
+        <w:t xml:space="preserve"> </w:t>
+      </w:r>
+      <w:r>
+        <w:t xml:space="preserve">называется </w:t>
+      </w:r>
+      <w:r>
+        <w:rPr>
+          <w:i/>
+          <w:iCs/>
+        </w:rPr>
+        <w:t>коллизией</w:t>
+      </w:r>
+      <w:r>
+        <w:t>.</w:t>
+      </w:r>
+      <w:r>
+        <w:t xml:space="preserve"> Пути разрешения коллизии</w:t>
+      </w:r>
+      <w:r>
+        <w:rPr>
+          <w:lang w:val="en-US"/>
+        </w:rPr>
+        <w:t>:</w:t>
       </w:r>
     </w:p>
     <w:p>
@@ -7180,7 +7397,44 @@
         </w:numPr>
       </w:pPr>
       <w:r>
-        <w:t>бинарное дерево поиска</w:t>
+        <w:rPr>
+          <w:b/>
+          <w:bCs/>
+        </w:rPr>
+        <w:t>Открытое хеширование</w:t>
+      </w:r>
+      <w:r>
+        <w:t xml:space="preserve"> </w:t>
+      </w:r>
+      <w:r>
+        <w:t>–</w:t>
+      </w:r>
+      <w:r>
+        <w:t xml:space="preserve"> </w:t>
+      </w:r>
+      <w:r>
+        <w:t>в</w:t>
+      </w:r>
+      <w:r>
+        <w:t xml:space="preserve"> случае, когда элемент таблицы с индексом, который вернула хеш-функция,</w:t>
+      </w:r>
+      <w:r>
+        <w:t xml:space="preserve"> </w:t>
+      </w:r>
+      <w:r>
+        <w:t>уже занят, к нему присоединяется связный список. Таким образом, если для нескольких различных значений ключа возвращается одинаковое значение хеш-функции, то</w:t>
+      </w:r>
+      <w:r>
+        <w:t xml:space="preserve"> </w:t>
+      </w:r>
+      <w:r>
+        <w:t>по этому адресу находится указатель на связанный список, который содержит все</w:t>
+      </w:r>
+      <w:r>
+        <w:t xml:space="preserve"> </w:t>
+      </w:r>
+      <w:r>
+        <w:t>значения</w:t>
       </w:r>
     </w:p>
     <w:p>
@@ -7190,9 +7444,47 @@
           <w:ilvl w:val="1"/>
           <w:numId w:val="17"/>
         </w:numPr>
-      </w:pPr>
-      <w:r>
-        <w:t>И т.д.</w:t>
+        <w:rPr>
+          <w:b/>
+          <w:bCs/>
+        </w:rPr>
+      </w:pPr>
+      <w:r>
+        <w:rPr>
+          <w:b/>
+          <w:bCs/>
+        </w:rPr>
+        <w:t xml:space="preserve">Закрытое хеширование </w:t>
+      </w:r>
+      <w:r>
+        <w:t>– в</w:t>
+      </w:r>
+      <w:r>
+        <w:t xml:space="preserve"> этом случае, если ячейка с вычисленным индексом занята, то</w:t>
+      </w:r>
+      <w:r>
+        <w:t xml:space="preserve"> </w:t>
+      </w:r>
+      <w:r>
+        <w:t>можно просто просматривать следующие записи таблицы по порядку (с шагом 1), до</w:t>
+      </w:r>
+      <w:r>
+        <w:t xml:space="preserve"> </w:t>
+      </w:r>
+      <w:r>
+        <w:t>тех пор, пока не будет найден ключ K или пустая позиция в таблице. При этом, если</w:t>
+      </w:r>
+      <w:r>
+        <w:t xml:space="preserve"> </w:t>
+      </w:r>
+      <w:r>
+        <w:t>индекс следующего просматриваемого элемента определяется добавлением какого-то</w:t>
+      </w:r>
+      <w:r>
+        <w:t xml:space="preserve"> </w:t>
+      </w:r>
+      <w:r>
+        <w:t>постоянного шага (от 1 до n), то данный способ разрешения коллизий называется линейной адресацией</w:t>
       </w:r>
     </w:p>
     <w:p>
@@ -7204,7 +7496,10 @@
         </w:numPr>
       </w:pPr>
       <w:r>
-        <w:t>Обход дерева, включение, исключение и поиск узлов</w:t>
+        <w:t>Хеш-таблицы становятся неэффективными при большом количестве конфликтов</w:t>
+      </w:r>
+      <w:r>
+        <w:t xml:space="preserve"> (коллизий)</w:t>
       </w:r>
     </w:p>
     <w:p>
@@ -7216,13 +7511,95 @@
         </w:numPr>
       </w:pPr>
       <w:r>
-        <w:t xml:space="preserve">Это бинарное дерево, в котором левые потомки каждого узла имеют ключи (значения), меньшие ключа данного узла, а правые – </w:t>
-      </w:r>
-      <w:r>
-        <w:t>большие</w:t>
+        <w:t>Эффективность поиска</w:t>
+      </w:r>
+      <w:r>
+        <w:rPr>
+          <w:lang w:val="en-US"/>
+        </w:rPr>
+        <w:t>:</w:t>
       </w:r>
     </w:p>
-    <w:p/>
+    <w:p>
+      <w:pPr>
+        <w:pStyle w:val="a8"/>
+        <w:numPr>
+          <w:ilvl w:val="1"/>
+          <w:numId w:val="17"/>
+        </w:numPr>
+      </w:pPr>
+      <w:r>
+        <w:t>В ДДП</w:t>
+      </w:r>
+      <w:r>
+        <w:rPr>
+          <w:lang w:val="en-US"/>
+        </w:rPr>
+        <w:t>: O(log(N))</w:t>
+      </w:r>
+    </w:p>
+    <w:p>
+      <w:pPr>
+        <w:pStyle w:val="a8"/>
+        <w:numPr>
+          <w:ilvl w:val="1"/>
+          <w:numId w:val="17"/>
+        </w:numPr>
+      </w:pPr>
+      <w:r>
+        <w:t>В АВЛ-дереве</w:t>
+      </w:r>
+      <w:r>
+        <w:t xml:space="preserve">: </w:t>
+      </w:r>
+      <w:r>
+        <w:rPr>
+          <w:lang w:val="en-US"/>
+        </w:rPr>
+        <w:t>O</w:t>
+      </w:r>
+      <w:r>
+        <w:t>(</w:t>
+      </w:r>
+      <w:r>
+        <w:rPr>
+          <w:lang w:val="en-US"/>
+        </w:rPr>
+        <w:t>log</w:t>
+      </w:r>
+      <w:r>
+        <w:t>(</w:t>
+      </w:r>
+      <w:r>
+        <w:rPr>
+          <w:lang w:val="en-US"/>
+        </w:rPr>
+        <w:t>N</w:t>
+      </w:r>
+      <w:r>
+        <w:t>))</w:t>
+      </w:r>
+    </w:p>
+    <w:p>
+      <w:pPr>
+        <w:pStyle w:val="a8"/>
+        <w:numPr>
+          <w:ilvl w:val="1"/>
+          <w:numId w:val="17"/>
+        </w:numPr>
+      </w:pPr>
+      <w:r>
+        <w:t>В Хеш-таблице</w:t>
+      </w:r>
+      <w:r>
+        <w:rPr>
+          <w:lang w:val="en-US"/>
+        </w:rPr>
+        <w:t>: O(1)</w:t>
+      </w:r>
+      <w:bookmarkStart w:id="18" w:name="_GoBack"/>
+      <w:bookmarkEnd w:id="18"/>
+    </w:p>
     <w:sectPr>
       <w:footerReference w:type="default" r:id="rId8"/>
       <w:footerReference w:type="first" r:id="rId9"/>
@@ -8013,6 +8390,94 @@
     </w:lvl>
   </w:abstractNum>
   <w:abstractNum w:abstractNumId="7" w15:restartNumberingAfterBreak="0">
+    <w:nsid w:val="231514FA"/>
+    <w:multiLevelType w:val="hybridMultilevel"/>
+    <w:tmpl w:val="D3B0801C"/>
+    <w:lvl w:ilvl="0" w:tplc="5C2A281A">
+      <w:numFmt w:val="decimal"/>
+      <w:lvlText w:val="%1)"/>
+      <w:lvlJc w:val="left"/>
+      <w:pPr>
+        <w:ind w:left="720" w:hanging="360"/>
+      </w:pPr>
+      <w:rPr>
+        <w:rFonts w:hint="default"/>
+      </w:rPr>
+    </w:lvl>
+    <w:lvl w:ilvl="1" w:tplc="04190019" w:tentative="1">
+      <w:start w:val="1"/>
+      <w:numFmt w:val="lowerLetter"/>
+      <w:lvlText w:val="%2."/>
+      <w:lvlJc w:val="left"/>
+      <w:pPr>
+        <w:ind w:left="1440" w:hanging="360"/>
+      </w:pPr>
+    </w:lvl>
+    <w:lvl w:ilvl="2" w:tplc="0419001B" w:tentative="1">
+      <w:start w:val="1"/>
+      <w:numFmt w:val="lowerRoman"/>
+      <w:lvlText w:val="%3."/>
+      <w:lvlJc w:val="right"/>
+      <w:pPr>
+        <w:ind w:left="2160" w:hanging="180"/>
+      </w:pPr>
+    </w:lvl>
+    <w:lvl w:ilvl="3" w:tplc="0419000F" w:tentative="1">
+      <w:start w:val="1"/>
+      <w:numFmt w:val="decimal"/>
+      <w:lvlText w:val="%4."/>
+      <w:lvlJc w:val="left"/>
+      <w:pPr>
+        <w:ind w:left="2880" w:hanging="360"/>
+      </w:pPr>
+    </w:lvl>
+    <w:lvl w:ilvl="4" w:tplc="04190019" w:tentative="1">
+      <w:start w:val="1"/>
+      <w:numFmt w:val="lowerLetter"/>
+      <w:lvlText w:val="%5."/>
+      <w:lvlJc w:val="left"/>
+      <w:pPr>
+        <w:ind w:left="3600" w:hanging="360"/>
+      </w:pPr>
+    </w:lvl>
+    <w:lvl w:ilvl="5" w:tplc="0419001B" w:tentative="1">
+      <w:start w:val="1"/>
+      <w:numFmt w:val="lowerRoman"/>
+      <w:lvlText w:val="%6."/>
+      <w:lvlJc w:val="right"/>
+      <w:pPr>
+        <w:ind w:left="4320" w:hanging="180"/>
+      </w:pPr>
+    </w:lvl>
+    <w:lvl w:ilvl="6" w:tplc="0419000F" w:tentative="1">
+      <w:start w:val="1"/>
+      <w:numFmt w:val="decimal"/>
+      <w:lvlText w:val="%7."/>
+      <w:lvlJc w:val="left"/>
+      <w:pPr>
+        <w:ind w:left="5040" w:hanging="360"/>
+      </w:pPr>
+    </w:lvl>
+    <w:lvl w:ilvl="7" w:tplc="04190019" w:tentative="1">
+      <w:start w:val="1"/>
+      <w:numFmt w:val="lowerLetter"/>
+      <w:lvlText w:val="%8."/>
+      <w:lvlJc w:val="left"/>
+      <w:pPr>
+        <w:ind w:left="5760" w:hanging="360"/>
+      </w:pPr>
+    </w:lvl>
+    <w:lvl w:ilvl="8" w:tplc="0419001B" w:tentative="1">
+      <w:start w:val="1"/>
+      <w:numFmt w:val="lowerRoman"/>
+      <w:lvlText w:val="%9."/>
+      <w:lvlJc w:val="right"/>
+      <w:pPr>
+        <w:ind w:left="6480" w:hanging="180"/>
+      </w:pPr>
+    </w:lvl>
+  </w:abstractNum>
+  <w:abstractNum w:abstractNumId="8" w15:restartNumberingAfterBreak="0">
     <w:nsid w:val="294E5832"/>
     <w:multiLevelType w:val="hybridMultilevel"/>
     <w:tmpl w:val="0E1A52A0"/>
@@ -8125,7 +8590,95 @@
       </w:rPr>
     </w:lvl>
   </w:abstractNum>
-  <w:abstractNum w:abstractNumId="8" w15:restartNumberingAfterBreak="0">
+  <w:abstractNum w:abstractNumId="9" w15:restartNumberingAfterBreak="0">
+    <w:nsid w:val="2E2453ED"/>
+    <w:multiLevelType w:val="hybridMultilevel"/>
+    <w:tmpl w:val="FA66B090"/>
+    <w:lvl w:ilvl="0" w:tplc="5C2A281A">
+      <w:numFmt w:val="decimal"/>
+      <w:lvlText w:val="%1)"/>
+      <w:lvlJc w:val="left"/>
+      <w:pPr>
+        <w:ind w:left="720" w:hanging="360"/>
+      </w:pPr>
+      <w:rPr>
+        <w:rFonts w:hint="default"/>
+      </w:rPr>
+    </w:lvl>
+    <w:lvl w:ilvl="1" w:tplc="04190019" w:tentative="1">
+      <w:start w:val="1"/>
+      <w:numFmt w:val="lowerLetter"/>
+      <w:lvlText w:val="%2."/>
+      <w:lvlJc w:val="left"/>
+      <w:pPr>
+        <w:ind w:left="1440" w:hanging="360"/>
+      </w:pPr>
+    </w:lvl>
+    <w:lvl w:ilvl="2" w:tplc="0419001B" w:tentative="1">
+      <w:start w:val="1"/>
+      <w:numFmt w:val="lowerRoman"/>
+      <w:lvlText w:val="%3."/>
+      <w:lvlJc w:val="right"/>
+      <w:pPr>
+        <w:ind w:left="2160" w:hanging="180"/>
+      </w:pPr>
+    </w:lvl>
+    <w:lvl w:ilvl="3" w:tplc="0419000F" w:tentative="1">
+      <w:start w:val="1"/>
+      <w:numFmt w:val="decimal"/>
+      <w:lvlText w:val="%4."/>
+      <w:lvlJc w:val="left"/>
+      <w:pPr>
+        <w:ind w:left="2880" w:hanging="360"/>
+      </w:pPr>
+    </w:lvl>
+    <w:lvl w:ilvl="4" w:tplc="04190019" w:tentative="1">
+      <w:start w:val="1"/>
+      <w:numFmt w:val="lowerLetter"/>
+      <w:lvlText w:val="%5."/>
+      <w:lvlJc w:val="left"/>
+      <w:pPr>
+        <w:ind w:left="3600" w:hanging="360"/>
+      </w:pPr>
+    </w:lvl>
+    <w:lvl w:ilvl="5" w:tplc="0419001B" w:tentative="1">
+      <w:start w:val="1"/>
+      <w:numFmt w:val="lowerRoman"/>
+      <w:lvlText w:val="%6."/>
+      <w:lvlJc w:val="right"/>
+      <w:pPr>
+        <w:ind w:left="4320" w:hanging="180"/>
+      </w:pPr>
+    </w:lvl>
+    <w:lvl w:ilvl="6" w:tplc="0419000F" w:tentative="1">
+      <w:start w:val="1"/>
+      <w:numFmt w:val="decimal"/>
+      <w:lvlText w:val="%7."/>
+      <w:lvlJc w:val="left"/>
+      <w:pPr>
+        <w:ind w:left="5040" w:hanging="360"/>
+      </w:pPr>
+    </w:lvl>
+    <w:lvl w:ilvl="7" w:tplc="04190019" w:tentative="1">
+      <w:start w:val="1"/>
+      <w:numFmt w:val="lowerLetter"/>
+      <w:lvlText w:val="%8."/>
+      <w:lvlJc w:val="left"/>
+      <w:pPr>
+        <w:ind w:left="5760" w:hanging="360"/>
+      </w:pPr>
+    </w:lvl>
+    <w:lvl w:ilvl="8" w:tplc="0419001B" w:tentative="1">
+      <w:start w:val="1"/>
+      <w:numFmt w:val="lowerRoman"/>
+      <w:lvlText w:val="%9."/>
+      <w:lvlJc w:val="right"/>
+      <w:pPr>
+        <w:ind w:left="6480" w:hanging="180"/>
+      </w:pPr>
+    </w:lvl>
+  </w:abstractNum>
+  <w:abstractNum w:abstractNumId="10" w15:restartNumberingAfterBreak="0">
     <w:nsid w:val="32BF7B3D"/>
     <w:multiLevelType w:val="hybridMultilevel"/>
     <w:tmpl w:val="072EC5BC"/>
@@ -8215,7 +8768,7 @@
       </w:pPr>
     </w:lvl>
   </w:abstractNum>
-  <w:abstractNum w:abstractNumId="9" w15:restartNumberingAfterBreak="0">
+  <w:abstractNum w:abstractNumId="11" w15:restartNumberingAfterBreak="0">
     <w:nsid w:val="347A5AA9"/>
     <w:multiLevelType w:val="hybridMultilevel"/>
     <w:tmpl w:val="3B8E46C8"/>
@@ -8304,7 +8857,7 @@
       </w:pPr>
     </w:lvl>
   </w:abstractNum>
-  <w:abstractNum w:abstractNumId="10" w15:restartNumberingAfterBreak="0">
+  <w:abstractNum w:abstractNumId="12" w15:restartNumberingAfterBreak="0">
     <w:nsid w:val="3BA31A7B"/>
     <w:multiLevelType w:val="hybridMultilevel"/>
     <w:tmpl w:val="316C88FC"/>
@@ -8390,7 +8943,7 @@
       </w:pPr>
     </w:lvl>
   </w:abstractNum>
-  <w:abstractNum w:abstractNumId="11" w15:restartNumberingAfterBreak="0">
+  <w:abstractNum w:abstractNumId="13" w15:restartNumberingAfterBreak="0">
     <w:nsid w:val="3EF45699"/>
     <w:multiLevelType w:val="hybridMultilevel"/>
     <w:tmpl w:val="CC4E6B3A"/>
@@ -8481,7 +9034,7 @@
       </w:pPr>
     </w:lvl>
   </w:abstractNum>
-  <w:abstractNum w:abstractNumId="12" w15:restartNumberingAfterBreak="0">
+  <w:abstractNum w:abstractNumId="14" w15:restartNumberingAfterBreak="0">
     <w:nsid w:val="41C27CE0"/>
     <w:multiLevelType w:val="hybridMultilevel"/>
     <w:tmpl w:val="C8FADD38"/>
@@ -8567,7 +9120,7 @@
       </w:pPr>
     </w:lvl>
   </w:abstractNum>
-  <w:abstractNum w:abstractNumId="13" w15:restartNumberingAfterBreak="0">
+  <w:abstractNum w:abstractNumId="15" w15:restartNumberingAfterBreak="0">
     <w:nsid w:val="42DD6334"/>
     <w:multiLevelType w:val="hybridMultilevel"/>
     <w:tmpl w:val="2932DD52"/>
@@ -8680,7 +9233,7 @@
       </w:rPr>
     </w:lvl>
   </w:abstractNum>
-  <w:abstractNum w:abstractNumId="14" w15:restartNumberingAfterBreak="0">
+  <w:abstractNum w:abstractNumId="16" w15:restartNumberingAfterBreak="0">
     <w:nsid w:val="45AC2D59"/>
     <w:multiLevelType w:val="hybridMultilevel"/>
     <w:tmpl w:val="1FE4F138"/>
@@ -8793,7 +9346,7 @@
       </w:rPr>
     </w:lvl>
   </w:abstractNum>
-  <w:abstractNum w:abstractNumId="15" w15:restartNumberingAfterBreak="0">
+  <w:abstractNum w:abstractNumId="17" w15:restartNumberingAfterBreak="0">
     <w:nsid w:val="49D07D46"/>
     <w:multiLevelType w:val="hybridMultilevel"/>
     <w:tmpl w:val="07F0E88E"/>
@@ -8881,7 +9434,7 @@
       </w:pPr>
     </w:lvl>
   </w:abstractNum>
-  <w:abstractNum w:abstractNumId="16" w15:restartNumberingAfterBreak="0">
+  <w:abstractNum w:abstractNumId="18" w15:restartNumberingAfterBreak="0">
     <w:nsid w:val="4DF44448"/>
     <w:multiLevelType w:val="hybridMultilevel"/>
     <w:tmpl w:val="EDB4D1FA"/>
@@ -8967,7 +9520,7 @@
       </w:pPr>
     </w:lvl>
   </w:abstractNum>
-  <w:abstractNum w:abstractNumId="17" w15:restartNumberingAfterBreak="0">
+  <w:abstractNum w:abstractNumId="19" w15:restartNumberingAfterBreak="0">
     <w:nsid w:val="4E95721D"/>
     <w:multiLevelType w:val="hybridMultilevel"/>
     <w:tmpl w:val="1024A10E"/>
@@ -9057,7 +9610,7 @@
       </w:pPr>
     </w:lvl>
   </w:abstractNum>
-  <w:abstractNum w:abstractNumId="18" w15:restartNumberingAfterBreak="0">
+  <w:abstractNum w:abstractNumId="20" w15:restartNumberingAfterBreak="0">
     <w:nsid w:val="4F7C1871"/>
     <w:multiLevelType w:val="hybridMultilevel"/>
     <w:tmpl w:val="470E5EA0"/>
@@ -9143,7 +9696,7 @@
       </w:pPr>
     </w:lvl>
   </w:abstractNum>
-  <w:abstractNum w:abstractNumId="19" w15:restartNumberingAfterBreak="0">
+  <w:abstractNum w:abstractNumId="21" w15:restartNumberingAfterBreak="0">
     <w:nsid w:val="52886008"/>
     <w:multiLevelType w:val="hybridMultilevel"/>
     <w:tmpl w:val="CA6630A4"/>
@@ -9256,7 +9809,7 @@
       </w:rPr>
     </w:lvl>
   </w:abstractNum>
-  <w:abstractNum w:abstractNumId="20" w15:restartNumberingAfterBreak="0">
+  <w:abstractNum w:abstractNumId="22" w15:restartNumberingAfterBreak="0">
     <w:nsid w:val="539E2784"/>
     <w:multiLevelType w:val="hybridMultilevel"/>
     <w:tmpl w:val="30CC802C"/>
@@ -9369,7 +9922,7 @@
       </w:rPr>
     </w:lvl>
   </w:abstractNum>
-  <w:abstractNum w:abstractNumId="21" w15:restartNumberingAfterBreak="0">
+  <w:abstractNum w:abstractNumId="23" w15:restartNumberingAfterBreak="0">
     <w:nsid w:val="54F74556"/>
     <w:multiLevelType w:val="hybridMultilevel"/>
     <w:tmpl w:val="14C8BC98"/>
@@ -9460,7 +10013,7 @@
       </w:pPr>
     </w:lvl>
   </w:abstractNum>
-  <w:abstractNum w:abstractNumId="22" w15:restartNumberingAfterBreak="0">
+  <w:abstractNum w:abstractNumId="24" w15:restartNumberingAfterBreak="0">
     <w:nsid w:val="582F3B25"/>
     <w:multiLevelType w:val="hybridMultilevel"/>
     <w:tmpl w:val="68E80964"/>
@@ -9573,7 +10126,7 @@
       </w:rPr>
     </w:lvl>
   </w:abstractNum>
-  <w:abstractNum w:abstractNumId="23" w15:restartNumberingAfterBreak="0">
+  <w:abstractNum w:abstractNumId="25" w15:restartNumberingAfterBreak="0">
     <w:nsid w:val="5B465F24"/>
     <w:multiLevelType w:val="hybridMultilevel"/>
     <w:tmpl w:val="D2CC9CEE"/>
@@ -9686,10 +10239,10 @@
       </w:rPr>
     </w:lvl>
   </w:abstractNum>
-  <w:abstractNum w:abstractNumId="24" w15:restartNumberingAfterBreak="0">
+  <w:abstractNum w:abstractNumId="26" w15:restartNumberingAfterBreak="0">
     <w:nsid w:val="5EE12FCE"/>
     <w:multiLevelType w:val="hybridMultilevel"/>
-    <w:tmpl w:val="2B7228BE"/>
+    <w:tmpl w:val="647ED08E"/>
     <w:lvl w:ilvl="0" w:tplc="5C2A281A">
       <w:numFmt w:val="decimal"/>
       <w:lvlText w:val="%1)"/>
@@ -9777,7 +10330,7 @@
       </w:pPr>
     </w:lvl>
   </w:abstractNum>
-  <w:abstractNum w:abstractNumId="25" w15:restartNumberingAfterBreak="0">
+  <w:abstractNum w:abstractNumId="27" w15:restartNumberingAfterBreak="0">
     <w:nsid w:val="6DD01C94"/>
     <w:multiLevelType w:val="hybridMultilevel"/>
     <w:tmpl w:val="9BA22B7E"/>
@@ -9863,7 +10416,7 @@
       </w:pPr>
     </w:lvl>
   </w:abstractNum>
-  <w:abstractNum w:abstractNumId="26" w15:restartNumberingAfterBreak="0">
+  <w:abstractNum w:abstractNumId="28" w15:restartNumberingAfterBreak="0">
     <w:nsid w:val="76F727F9"/>
     <w:multiLevelType w:val="hybridMultilevel"/>
     <w:tmpl w:val="70C6E8F8"/>
@@ -9976,7 +10529,7 @@
       </w:rPr>
     </w:lvl>
   </w:abstractNum>
-  <w:abstractNum w:abstractNumId="27" w15:restartNumberingAfterBreak="0">
+  <w:abstractNum w:abstractNumId="29" w15:restartNumberingAfterBreak="0">
     <w:nsid w:val="7EB67160"/>
     <w:multiLevelType w:val="hybridMultilevel"/>
     <w:tmpl w:val="88FA6E4A"/>
@@ -10062,7 +10615,7 @@
       </w:pPr>
     </w:lvl>
   </w:abstractNum>
-  <w:abstractNum w:abstractNumId="28" w15:restartNumberingAfterBreak="0">
+  <w:abstractNum w:abstractNumId="30" w15:restartNumberingAfterBreak="0">
     <w:nsid w:val="7EBA7277"/>
     <w:multiLevelType w:val="hybridMultilevel"/>
     <w:tmpl w:val="FAA63596"/>
@@ -10175,7 +10728,7 @@
       </w:rPr>
     </w:lvl>
   </w:abstractNum>
-  <w:abstractNum w:abstractNumId="29" w15:restartNumberingAfterBreak="0">
+  <w:abstractNum w:abstractNumId="31" w15:restartNumberingAfterBreak="0">
     <w:nsid w:val="7F2750AA"/>
     <w:multiLevelType w:val="hybridMultilevel"/>
     <w:tmpl w:val="85268A04"/>
@@ -10264,79 +10817,79 @@
     </w:lvl>
   </w:abstractNum>
   <w:num w:numId="1">
-    <w:abstractNumId w:val="23"/>
+    <w:abstractNumId w:val="25"/>
   </w:num>
   <w:num w:numId="2">
     <w:abstractNumId w:val="1"/>
   </w:num>
   <w:num w:numId="3">
-    <w:abstractNumId w:val="16"/>
+    <w:abstractNumId w:val="18"/>
   </w:num>
   <w:num w:numId="4">
+    <w:abstractNumId w:val="22"/>
+  </w:num>
+  <w:num w:numId="5">
     <w:abstractNumId w:val="20"/>
   </w:num>
-  <w:num w:numId="5">
-    <w:abstractNumId w:val="18"/>
-  </w:num>
   <w:num w:numId="6">
-    <w:abstractNumId w:val="8"/>
+    <w:abstractNumId w:val="10"/>
   </w:num>
   <w:num w:numId="7">
-    <w:abstractNumId w:val="22"/>
+    <w:abstractNumId w:val="24"/>
   </w:num>
   <w:num w:numId="8">
     <w:abstractNumId w:val="3"/>
   </w:num>
   <w:num w:numId="9">
-    <w:abstractNumId w:val="15"/>
+    <w:abstractNumId w:val="17"/>
   </w:num>
   <w:num w:numId="10">
-    <w:abstractNumId w:val="21"/>
+    <w:abstractNumId w:val="23"/>
   </w:num>
   <w:num w:numId="11">
-    <w:abstractNumId w:val="11"/>
+    <w:abstractNumId w:val="13"/>
   </w:num>
   <w:num w:numId="12">
     <w:abstractNumId w:val="2"/>
   </w:num>
   <w:num w:numId="13">
-    <w:abstractNumId w:val="14"/>
+    <w:abstractNumId w:val="16"/>
   </w:num>
   <w:num w:numId="14">
-    <w:abstractNumId w:val="9"/>
+    <w:abstractNumId w:val="11"/>
   </w:num>
   <w:num w:numId="15">
-    <w:abstractNumId w:val="10"/>
+    <w:abstractNumId w:val="12"/>
   </w:num>
   <w:num w:numId="16">
-    <w:abstractNumId w:val="27"/>
+    <w:abstractNumId w:val="29"/>
   </w:num>
   <w:num w:numId="17">
-    <w:abstractNumId w:val="24"/>
+    <w:abstractNumId w:val="26"/>
   </w:num>
   <w:num w:numId="18">
-    <w:abstractNumId w:val="7"/>
+    <w:abstractNumId w:val="8"/>
   </w:num>
   <w:num w:numId="19">
-    <w:abstractNumId w:val="26"/>
+    <w:abstractNumId w:val="28"/>
   </w:num>
   <w:num w:numId="20">
-    <w:abstractNumId w:val="13"/>
+    <w:abstractNumId w:val="15"/>
   </w:num>
   <w:num w:numId="21">
+    <w:abstractNumId w:val="21"/>
+  </w:num>
+  <w:num w:numId="22">
     <w:abstractNumId w:val="19"/>
   </w:num>
-  <w:num w:numId="22">
-    <w:abstractNumId w:val="17"/>
-  </w:num>
   <w:num w:numId="23">
-    <w:abstractNumId w:val="28"/>
+    <w:abstractNumId w:val="30"/>
   </w:num>
   <w:num w:numId="24">
     <w:abstractNumId w:val="5"/>
   </w:num>
   <w:num w:numId="25">
-    <w:abstractNumId w:val="25"/>
+    <w:abstractNumId w:val="27"/>
   </w:num>
   <w:num w:numId="26">
     <w:abstractNumId w:val="4"/>
@@ -10348,10 +10901,16 @@
     <w:abstractNumId w:val="0"/>
   </w:num>
   <w:num w:numId="29">
-    <w:abstractNumId w:val="12"/>
+    <w:abstractNumId w:val="14"/>
   </w:num>
   <w:num w:numId="30">
-    <w:abstractNumId w:val="29"/>
+    <w:abstractNumId w:val="31"/>
+  </w:num>
+  <w:num w:numId="31">
+    <w:abstractNumId w:val="9"/>
+  </w:num>
+  <w:num w:numId="32">
+    <w:abstractNumId w:val="7"/>
   </w:num>
 </w:numbering>
 </file>

--- a/lab_07/Отчет/ИУ7-31Б_Постнов_Степан_лр_7.docx
+++ b/lab_07/Отчет/ИУ7-31Б_Постнов_Степан_лр_7.docx
@@ -1008,6 +1008,7 @@
         </w:rPr>
       </w:sdtEndPr>
       <w:sdtContent>
+        <w:bookmarkStart w:id="1" w:name="_GoBack" w:displacedByCustomXml="prev"/>
         <w:p>
           <w:pPr>
             <w:pStyle w:val="a5"/>
@@ -1071,7 +1072,7 @@
             </w:rPr>
             <w:fldChar w:fldCharType="separate"/>
           </w:r>
-          <w:hyperlink w:anchor="_Toc121690287" w:history="1">
+          <w:hyperlink w:anchor="_Toc121731990" w:history="1">
             <w:r>
               <w:rPr>
                 <w:rStyle w:val="a3"/>
@@ -1110,7 +1111,7 @@
                 <w:sz w:val="28"/>
                 <w:szCs w:val="28"/>
               </w:rPr>
-              <w:instrText xml:space="preserve"> PAGEREF _Toc121690287 \h </w:instrText>
+              <w:instrText xml:space="preserve"> PAGEREF _Toc121731990 \h </w:instrText>
             </w:r>
             <w:r>
               <w:rPr>
@@ -1167,7 +1168,7 @@
               <w:lang w:eastAsia="ru-RU"/>
             </w:rPr>
           </w:pPr>
-          <w:hyperlink w:anchor="_Toc121690288" w:history="1">
+          <w:hyperlink w:anchor="_Toc121731991" w:history="1">
             <w:r>
               <w:rPr>
                 <w:rStyle w:val="a3"/>
@@ -1206,7 +1207,7 @@
                 <w:sz w:val="28"/>
                 <w:szCs w:val="28"/>
               </w:rPr>
-              <w:instrText xml:space="preserve"> PAGEREF _Toc121690288 \h </w:instrText>
+              <w:instrText xml:space="preserve"> PAGEREF _Toc121731991 \h </w:instrText>
             </w:r>
             <w:r>
               <w:rPr>
@@ -1261,7 +1262,7 @@
               <w:szCs w:val="28"/>
             </w:rPr>
           </w:pPr>
-          <w:hyperlink w:anchor="_Toc121690289" w:history="1">
+          <w:hyperlink w:anchor="_Toc121731992" w:history="1">
             <w:r>
               <w:rPr>
                 <w:rStyle w:val="a3"/>
@@ -1292,7 +1293,7 @@
                 <w:webHidden/>
                 <w:szCs w:val="28"/>
               </w:rPr>
-              <w:instrText xml:space="preserve"> PAGEREF _Toc121690289 \h </w:instrText>
+              <w:instrText xml:space="preserve"> PAGEREF _Toc121731992 \h </w:instrText>
             </w:r>
             <w:r>
               <w:rPr>
@@ -1339,7 +1340,7 @@
               <w:szCs w:val="28"/>
             </w:rPr>
           </w:pPr>
-          <w:hyperlink w:anchor="_Toc121690290" w:history="1">
+          <w:hyperlink w:anchor="_Toc121731993" w:history="1">
             <w:r>
               <w:rPr>
                 <w:rStyle w:val="a3"/>
@@ -1370,7 +1371,7 @@
                 <w:webHidden/>
                 <w:szCs w:val="28"/>
               </w:rPr>
-              <w:instrText xml:space="preserve"> PAGEREF _Toc121690290 \h </w:instrText>
+              <w:instrText xml:space="preserve"> PAGEREF _Toc121731993 \h </w:instrText>
             </w:r>
             <w:r>
               <w:rPr>
@@ -1417,7 +1418,7 @@
               <w:szCs w:val="28"/>
             </w:rPr>
           </w:pPr>
-          <w:hyperlink w:anchor="_Toc121690291" w:history="1">
+          <w:hyperlink w:anchor="_Toc121731994" w:history="1">
             <w:r>
               <w:rPr>
                 <w:rStyle w:val="a3"/>
@@ -1448,7 +1449,7 @@
                 <w:webHidden/>
                 <w:szCs w:val="28"/>
               </w:rPr>
-              <w:instrText xml:space="preserve"> PAGEREF _Toc121690291 \h </w:instrText>
+              <w:instrText xml:space="preserve"> PAGEREF _Toc121731994 \h </w:instrText>
             </w:r>
             <w:r>
               <w:rPr>
@@ -1495,7 +1496,7 @@
               <w:szCs w:val="28"/>
             </w:rPr>
           </w:pPr>
-          <w:hyperlink w:anchor="_Toc121690292" w:history="1">
+          <w:hyperlink w:anchor="_Toc121731995" w:history="1">
             <w:r>
               <w:rPr>
                 <w:rStyle w:val="a3"/>
@@ -1526,7 +1527,7 @@
                 <w:webHidden/>
                 <w:szCs w:val="28"/>
               </w:rPr>
-              <w:instrText xml:space="preserve"> PAGEREF _Toc121690292 \h </w:instrText>
+              <w:instrText xml:space="preserve"> PAGEREF _Toc121731995 \h </w:instrText>
             </w:r>
             <w:r>
               <w:rPr>
@@ -1573,7 +1574,7 @@
               <w:szCs w:val="28"/>
             </w:rPr>
           </w:pPr>
-          <w:hyperlink w:anchor="_Toc121690293" w:history="1">
+          <w:hyperlink w:anchor="_Toc121731996" w:history="1">
             <w:r>
               <w:rPr>
                 <w:rStyle w:val="a3"/>
@@ -1604,7 +1605,7 @@
                 <w:webHidden/>
                 <w:szCs w:val="28"/>
               </w:rPr>
-              <w:instrText xml:space="preserve"> PAGEREF _Toc121690293 \h </w:instrText>
+              <w:instrText xml:space="preserve"> PAGEREF _Toc121731996 \h </w:instrText>
             </w:r>
             <w:r>
               <w:rPr>
@@ -1653,7 +1654,7 @@
               <w:lang w:eastAsia="ru-RU"/>
             </w:rPr>
           </w:pPr>
-          <w:hyperlink w:anchor="_Toc121690294" w:history="1">
+          <w:hyperlink w:anchor="_Toc121731997" w:history="1">
             <w:r>
               <w:rPr>
                 <w:rStyle w:val="a3"/>
@@ -1692,7 +1693,7 @@
                 <w:sz w:val="28"/>
                 <w:szCs w:val="28"/>
               </w:rPr>
-              <w:instrText xml:space="preserve"> PAGEREF _Toc121690294 \h </w:instrText>
+              <w:instrText xml:space="preserve"> PAGEREF _Toc121731997 \h </w:instrText>
             </w:r>
             <w:r>
               <w:rPr>
@@ -1749,7 +1750,7 @@
               <w:lang w:eastAsia="ru-RU"/>
             </w:rPr>
           </w:pPr>
-          <w:hyperlink w:anchor="_Toc121690295" w:history="1">
+          <w:hyperlink w:anchor="_Toc121731998" w:history="1">
             <w:r>
               <w:rPr>
                 <w:rStyle w:val="a3"/>
@@ -1788,7 +1789,7 @@
                 <w:sz w:val="28"/>
                 <w:szCs w:val="28"/>
               </w:rPr>
-              <w:instrText xml:space="preserve"> PAGEREF _Toc121690295 \h </w:instrText>
+              <w:instrText xml:space="preserve"> PAGEREF _Toc121731998 \h </w:instrText>
             </w:r>
             <w:r>
               <w:rPr>
@@ -1845,7 +1846,7 @@
               <w:lang w:eastAsia="ru-RU"/>
             </w:rPr>
           </w:pPr>
-          <w:hyperlink w:anchor="_Toc121690296" w:history="1">
+          <w:hyperlink w:anchor="_Toc121731999" w:history="1">
             <w:r>
               <w:rPr>
                 <w:rStyle w:val="a3"/>
@@ -1884,7 +1885,7 @@
                 <w:sz w:val="28"/>
                 <w:szCs w:val="28"/>
               </w:rPr>
-              <w:instrText xml:space="preserve"> PAGEREF _Toc121690296 \h </w:instrText>
+              <w:instrText xml:space="preserve"> PAGEREF _Toc121731999 \h </w:instrText>
             </w:r>
             <w:r>
               <w:rPr>
@@ -1941,7 +1942,7 @@
               <w:lang w:eastAsia="ru-RU"/>
             </w:rPr>
           </w:pPr>
-          <w:hyperlink w:anchor="_Toc121690297" w:history="1">
+          <w:hyperlink w:anchor="_Toc121732000" w:history="1">
             <w:r>
               <w:rPr>
                 <w:rStyle w:val="a3"/>
@@ -1980,7 +1981,7 @@
                 <w:sz w:val="28"/>
                 <w:szCs w:val="28"/>
               </w:rPr>
-              <w:instrText xml:space="preserve"> PAGEREF _Toc121690297 \h </w:instrText>
+              <w:instrText xml:space="preserve"> PAGEREF _Toc121732000 \h </w:instrText>
             </w:r>
             <w:r>
               <w:rPr>
@@ -2037,7 +2038,7 @@
               <w:lang w:eastAsia="ru-RU"/>
             </w:rPr>
           </w:pPr>
-          <w:hyperlink w:anchor="_Toc121690298" w:history="1">
+          <w:hyperlink w:anchor="_Toc121732001" w:history="1">
             <w:r>
               <w:rPr>
                 <w:rStyle w:val="a3"/>
@@ -2096,7 +2097,7 @@
                 <w:sz w:val="28"/>
                 <w:szCs w:val="28"/>
               </w:rPr>
-              <w:instrText xml:space="preserve"> PAGEREF _Toc121690298 \h </w:instrText>
+              <w:instrText xml:space="preserve"> PAGEREF _Toc121732001 \h </w:instrText>
             </w:r>
             <w:r>
               <w:rPr>
@@ -2157,6 +2158,7 @@
             <w:fldChar w:fldCharType="end"/>
           </w:r>
         </w:p>
+        <w:bookmarkEnd w:id="1" w:displacedByCustomXml="next"/>
       </w:sdtContent>
     </w:sdt>
     <w:p>
@@ -2204,8 +2206,8 @@
           <w:szCs w:val="28"/>
         </w:rPr>
       </w:pPr>
-      <w:bookmarkStart w:id="1" w:name="__RefHeading___Toc1850_1830211148"/>
-      <w:bookmarkStart w:id="2" w:name="_Toc121690287"/>
+      <w:bookmarkStart w:id="2" w:name="__RefHeading___Toc1850_1830211148"/>
+      <w:bookmarkStart w:id="3" w:name="_Toc121731990"/>
       <w:r>
         <w:rPr>
           <w:rFonts w:ascii="Times New Roman" w:hAnsi="Times New Roman"/>
@@ -2215,9 +2217,9 @@
         <w:lastRenderedPageBreak/>
         <w:t>Условие задачи</w:t>
       </w:r>
-      <w:bookmarkStart w:id="3" w:name="__RefHeading___Toc1852_1830211148"/>
-      <w:bookmarkEnd w:id="1"/>
+      <w:bookmarkStart w:id="4" w:name="__RefHeading___Toc1852_1830211148"/>
       <w:bookmarkEnd w:id="2"/>
+      <w:bookmarkEnd w:id="3"/>
     </w:p>
     <w:p>
       <w:pPr>
@@ -2230,37 +2232,7 @@
         <w:t xml:space="preserve"> </w:t>
       </w:r>
       <w:r>
-        <w:t>менее 20 слов), содержащую HELP для каждого слова. Выдать на экран</w:t>
-      </w:r>
-      <w:r>
-        <w:t xml:space="preserve"> </w:t>
-      </w:r>
-      <w:r>
-        <w:t>подсказку по введенному слову. Выполнить программу для различных</w:t>
-      </w:r>
-      <w:r>
-        <w:t xml:space="preserve"> </w:t>
-      </w:r>
-      <w:r>
-        <w:t>размерностей таблицы и сравнить время поиска и количество сравнений. Для</w:t>
-      </w:r>
-      <w:r>
-        <w:t xml:space="preserve"> </w:t>
-      </w:r>
-      <w:r>
-        <w:t>указанных данных создать сбалансированное дерево. Добавить подсказку по</w:t>
-      </w:r>
-      <w:r>
-        <w:t xml:space="preserve"> </w:t>
-      </w:r>
-      <w:r>
-        <w:t>вновь введенному слову, используя при необходимости реструктуризацию</w:t>
-      </w:r>
-      <w:r>
-        <w:t xml:space="preserve"> </w:t>
-      </w:r>
-      <w:r>
-        <w:t xml:space="preserve">таблицы. </w:t>
+        <w:t xml:space="preserve">менее 20 слов), содержащую HELP для каждого слова. Выдать на экран подсказку по введенному слову. Выполнить программу для различных размерностей таблицы и сравнить время поиска и количество сравнений. Для указанных данных создать сбалансированное дерево. Добавить подсказку по вновь введенному слову, используя при необходимости реструктуризацию таблицы. </w:t>
       </w:r>
     </w:p>
     <w:p>
@@ -2273,7 +2245,7 @@
           <w:szCs w:val="28"/>
         </w:rPr>
       </w:pPr>
-      <w:bookmarkStart w:id="4" w:name="_Toc121690288"/>
+      <w:bookmarkStart w:id="5" w:name="_Toc121731991"/>
       <w:r>
         <w:rPr>
           <w:rFonts w:ascii="Times New Roman" w:hAnsi="Times New Roman"/>
@@ -2282,16 +2254,16 @@
         </w:rPr>
         <w:t>Описание ТЗ</w:t>
       </w:r>
-      <w:bookmarkEnd w:id="3"/>
       <w:bookmarkEnd w:id="4"/>
+      <w:bookmarkEnd w:id="5"/>
     </w:p>
     <w:p>
       <w:pPr>
         <w:pStyle w:val="2"/>
         <w:jc w:val="center"/>
       </w:pPr>
-      <w:bookmarkStart w:id="5" w:name="__RefHeading___Toc1854_1830211148"/>
-      <w:bookmarkStart w:id="6" w:name="_Toc121690289"/>
+      <w:bookmarkStart w:id="6" w:name="__RefHeading___Toc1854_1830211148"/>
+      <w:bookmarkStart w:id="7" w:name="_Toc121731992"/>
       <w:r>
         <w:rPr>
           <w:rFonts w:ascii="Times New Roman" w:hAnsi="Times New Roman"/>
@@ -2300,8 +2272,8 @@
         </w:rPr>
         <w:t>1. Описание входных данных</w:t>
       </w:r>
-      <w:bookmarkEnd w:id="5"/>
       <w:bookmarkEnd w:id="6"/>
+      <w:bookmarkEnd w:id="7"/>
     </w:p>
     <w:p>
       <w:pPr>
@@ -2357,7 +2329,7 @@
           <w:szCs w:val="28"/>
         </w:rPr>
       </w:pPr>
-      <w:bookmarkStart w:id="7" w:name="_Toc121690290"/>
+      <w:bookmarkStart w:id="8" w:name="_Toc121731993"/>
       <w:r>
         <w:rPr>
           <w:rFonts w:ascii="Times New Roman" w:hAnsi="Times New Roman"/>
@@ -2374,7 +2346,7 @@
         </w:rPr>
         <w:t>. Описание результатов работы программы</w:t>
       </w:r>
-      <w:bookmarkEnd w:id="7"/>
+      <w:bookmarkEnd w:id="8"/>
     </w:p>
     <w:p>
       <w:r>
@@ -2477,10 +2449,7 @@
         </w:numPr>
       </w:pPr>
       <w:r>
-        <w:t>С</w:t>
-      </w:r>
-      <w:r>
-        <w:t>равнить время поиска и кол-во сравнений для различных размерностей таблицы</w:t>
+        <w:t>Сравнить время поиска и кол-во сравнений для различных размерностей таблицы, ДДП и АВЛ-дерева</w:t>
       </w:r>
     </w:p>
     <w:p>
@@ -2505,7 +2474,7 @@
           <w:szCs w:val="28"/>
         </w:rPr>
       </w:pPr>
-      <w:bookmarkStart w:id="8" w:name="_Toc121690291"/>
+      <w:bookmarkStart w:id="9" w:name="_Toc121731994"/>
       <w:r>
         <w:rPr>
           <w:rFonts w:ascii="Times New Roman" w:hAnsi="Times New Roman"/>
@@ -2514,7 +2483,7 @@
         </w:rPr>
         <w:t>3. Способ обращения к программе</w:t>
       </w:r>
-      <w:bookmarkEnd w:id="8"/>
+      <w:bookmarkEnd w:id="9"/>
     </w:p>
     <w:p>
       <w:r>
@@ -2557,7 +2526,7 @@
           <w:szCs w:val="28"/>
         </w:rPr>
       </w:pPr>
-      <w:bookmarkStart w:id="9" w:name="_Toc121690292"/>
+      <w:bookmarkStart w:id="10" w:name="_Toc121731995"/>
       <w:r>
         <w:rPr>
           <w:rFonts w:ascii="Times New Roman" w:hAnsi="Times New Roman"/>
@@ -2567,7 +2536,7 @@
         <w:lastRenderedPageBreak/>
         <w:t>4. Задача программы</w:t>
       </w:r>
-      <w:bookmarkEnd w:id="9"/>
+      <w:bookmarkEnd w:id="10"/>
     </w:p>
     <w:p>
       <w:r>
@@ -2607,7 +2576,16 @@
         </w:numPr>
       </w:pPr>
       <w:r>
-        <w:t>Сравнение времени поиска слова в двоичном дереве поиска, сбалансированном двоичном дереве поиска и хеш-таблице</w:t>
+        <w:t xml:space="preserve">Сравнение времени поиска слова </w:t>
+      </w:r>
+      <w:r>
+        <w:t xml:space="preserve">и количества сравнений </w:t>
+      </w:r>
+      <w:r>
+        <w:t xml:space="preserve">при нем </w:t>
+      </w:r>
+      <w:r>
+        <w:t>в двоичном дереве поиска, сбалансированном двоичном дереве поиска и хеш-таблице</w:t>
       </w:r>
     </w:p>
     <w:p>
@@ -2620,8 +2598,8 @@
           <w:szCs w:val="28"/>
         </w:rPr>
       </w:pPr>
-      <w:bookmarkStart w:id="10" w:name="__RefHeading___Toc1860_1830211148"/>
-      <w:bookmarkStart w:id="11" w:name="_Toc121690293"/>
+      <w:bookmarkStart w:id="11" w:name="__RefHeading___Toc1860_1830211148"/>
+      <w:bookmarkStart w:id="12" w:name="_Toc121731996"/>
       <w:r>
         <w:rPr>
           <w:rFonts w:ascii="Times New Roman" w:hAnsi="Times New Roman"/>
@@ -2630,8 +2608,8 @@
         </w:rPr>
         <w:t>5. Описание возможных аварийных ситуаций и ошибок пользователя</w:t>
       </w:r>
-      <w:bookmarkEnd w:id="10"/>
       <w:bookmarkEnd w:id="11"/>
+      <w:bookmarkEnd w:id="12"/>
     </w:p>
     <w:p>
       <w:pPr>
@@ -2832,8 +2810,8 @@
           <w:szCs w:val="28"/>
         </w:rPr>
       </w:pPr>
-      <w:bookmarkStart w:id="12" w:name="__RefHeading___Toc1862_1830211148"/>
-      <w:bookmarkStart w:id="13" w:name="_Toc121690294"/>
+      <w:bookmarkStart w:id="13" w:name="__RefHeading___Toc1862_1830211148"/>
+      <w:bookmarkStart w:id="14" w:name="_Toc121731997"/>
       <w:r>
         <w:rPr>
           <w:rFonts w:ascii="Times New Roman" w:hAnsi="Times New Roman"/>
@@ -2842,8 +2820,8 @@
         </w:rPr>
         <w:t>Описание внутренних структур данных</w:t>
       </w:r>
-      <w:bookmarkEnd w:id="12"/>
       <w:bookmarkEnd w:id="13"/>
+      <w:bookmarkEnd w:id="14"/>
     </w:p>
     <w:p>
       <w:r>
@@ -3068,7 +3046,27 @@
                 <w:sz w:val="20"/>
                 <w:lang w:val="en-US"/>
               </w:rPr>
-              <w:t xml:space="preserve"> keyword[MAX_KEYWORD_LEN </w:t>
+              <w:t xml:space="preserve"> </w:t>
+            </w:r>
+            <w:proofErr w:type="gramStart"/>
+            <w:r>
+              <w:rPr>
+                <w:rFonts w:ascii="Consolas" w:hAnsi="Consolas" w:cs="Courier New"/>
+                <w:color w:val="333333"/>
+                <w:sz w:val="20"/>
+                <w:lang w:val="en-US"/>
+              </w:rPr>
+              <w:t>keyword[</w:t>
+            </w:r>
+            <w:proofErr w:type="gramEnd"/>
+            <w:r>
+              <w:rPr>
+                <w:rFonts w:ascii="Consolas" w:hAnsi="Consolas" w:cs="Courier New"/>
+                <w:color w:val="333333"/>
+                <w:sz w:val="20"/>
+                <w:lang w:val="en-US"/>
+              </w:rPr>
+              <w:t xml:space="preserve">MAX_KEYWORD_LEN </w:t>
             </w:r>
             <w:r>
               <w:rPr>
@@ -3210,7 +3208,27 @@
                 <w:sz w:val="20"/>
                 <w:lang w:val="en-US"/>
               </w:rPr>
-              <w:t xml:space="preserve"> help[MAX_HELP_LEN </w:t>
+              <w:t xml:space="preserve"> </w:t>
+            </w:r>
+            <w:proofErr w:type="gramStart"/>
+            <w:r>
+              <w:rPr>
+                <w:rFonts w:ascii="Consolas" w:hAnsi="Consolas" w:cs="Courier New"/>
+                <w:color w:val="333333"/>
+                <w:sz w:val="20"/>
+                <w:lang w:val="en-US"/>
+              </w:rPr>
+              <w:t>help[</w:t>
+            </w:r>
+            <w:proofErr w:type="gramEnd"/>
+            <w:r>
+              <w:rPr>
+                <w:rFonts w:ascii="Consolas" w:hAnsi="Consolas" w:cs="Courier New"/>
+                <w:color w:val="333333"/>
+                <w:sz w:val="20"/>
+                <w:lang w:val="en-US"/>
+              </w:rPr>
+              <w:t xml:space="preserve">MAX_HELP_LEN </w:t>
             </w:r>
             <w:r>
               <w:rPr>
@@ -3255,6 +3273,7 @@
                 <w:rFonts w:ascii="Consolas" w:hAnsi="Consolas" w:cs="Courier New"/>
                 <w:color w:val="333333"/>
                 <w:sz w:val="20"/>
+                <w:lang w:val="en-US"/>
               </w:rPr>
               <w:t xml:space="preserve">      </w:t>
             </w:r>
@@ -3372,6 +3391,7 @@
               </w:rPr>
               <w:t xml:space="preserve">} </w:t>
             </w:r>
+            <w:proofErr w:type="spellStart"/>
             <w:r>
               <w:rPr>
                 <w:rFonts w:ascii="Consolas" w:hAnsi="Consolas" w:cs="Courier New"/>
@@ -3383,6 +3403,7 @@
               </w:rPr>
               <w:t>keyword_info_t</w:t>
             </w:r>
+            <w:proofErr w:type="spellEnd"/>
             <w:r>
               <w:rPr>
                 <w:rFonts w:ascii="Consolas" w:hAnsi="Consolas" w:cs="Courier New"/>
@@ -3472,6 +3493,7 @@
                 <w:sz w:val="20"/>
                 <w:lang w:val="en-US"/>
               </w:rPr>
+              <w:lastRenderedPageBreak/>
               <w:t>typedef</w:t>
             </w:r>
             <w:r>
@@ -3501,8 +3523,19 @@
                 <w:sz w:val="20"/>
                 <w:lang w:val="en-US"/>
               </w:rPr>
-              <w:t xml:space="preserve"> list_keyword</w:t>
-            </w:r>
+              <w:t xml:space="preserve"> </w:t>
+            </w:r>
+            <w:proofErr w:type="spellStart"/>
+            <w:r>
+              <w:rPr>
+                <w:rFonts w:ascii="Consolas" w:hAnsi="Consolas" w:cs="Courier New"/>
+                <w:color w:val="333333"/>
+                <w:sz w:val="20"/>
+                <w:lang w:val="en-US"/>
+              </w:rPr>
+              <w:t>list_keyword</w:t>
+            </w:r>
+            <w:proofErr w:type="spellEnd"/>
           </w:p>
           <w:p>
             <w:pPr>
@@ -3585,7 +3618,6 @@
                 <w:sz w:val="20"/>
                 <w:lang w:val="en-US"/>
               </w:rPr>
-              <w:lastRenderedPageBreak/>
               <w:t xml:space="preserve">    </w:t>
             </w:r>
             <w:r>
@@ -3606,7 +3638,27 @@
                 <w:sz w:val="20"/>
                 <w:lang w:val="en-US"/>
               </w:rPr>
-              <w:t xml:space="preserve"> keyword[MAX_KEYWORD_LEN </w:t>
+              <w:t xml:space="preserve"> </w:t>
+            </w:r>
+            <w:proofErr w:type="gramStart"/>
+            <w:r>
+              <w:rPr>
+                <w:rFonts w:ascii="Consolas" w:hAnsi="Consolas" w:cs="Courier New"/>
+                <w:color w:val="333333"/>
+                <w:sz w:val="20"/>
+                <w:lang w:val="en-US"/>
+              </w:rPr>
+              <w:t>keyword[</w:t>
+            </w:r>
+            <w:proofErr w:type="gramEnd"/>
+            <w:r>
+              <w:rPr>
+                <w:rFonts w:ascii="Consolas" w:hAnsi="Consolas" w:cs="Courier New"/>
+                <w:color w:val="333333"/>
+                <w:sz w:val="20"/>
+                <w:lang w:val="en-US"/>
+              </w:rPr>
+              <w:t xml:space="preserve">MAX_KEYWORD_LEN </w:t>
             </w:r>
             <w:r>
               <w:rPr>
@@ -3748,7 +3800,27 @@
                 <w:sz w:val="20"/>
                 <w:lang w:val="en-US"/>
               </w:rPr>
-              <w:t xml:space="preserve"> help[MAX_HELP_LEN </w:t>
+              <w:t xml:space="preserve"> </w:t>
+            </w:r>
+            <w:proofErr w:type="gramStart"/>
+            <w:r>
+              <w:rPr>
+                <w:rFonts w:ascii="Consolas" w:hAnsi="Consolas" w:cs="Courier New"/>
+                <w:color w:val="333333"/>
+                <w:sz w:val="20"/>
+                <w:lang w:val="en-US"/>
+              </w:rPr>
+              <w:t>help[</w:t>
+            </w:r>
+            <w:proofErr w:type="gramEnd"/>
+            <w:r>
+              <w:rPr>
+                <w:rFonts w:ascii="Consolas" w:hAnsi="Consolas" w:cs="Courier New"/>
+                <w:color w:val="333333"/>
+                <w:sz w:val="20"/>
+                <w:lang w:val="en-US"/>
+              </w:rPr>
+              <w:t xml:space="preserve">MAX_HELP_LEN </w:t>
             </w:r>
             <w:r>
               <w:rPr>
@@ -3923,6 +3995,7 @@
                 <w:rFonts w:ascii="Consolas" w:hAnsi="Consolas" w:cs="Courier New"/>
                 <w:color w:val="333333"/>
                 <w:sz w:val="20"/>
+                <w:lang w:val="en-US"/>
               </w:rPr>
             </w:pPr>
             <w:r>
@@ -3930,6 +4003,7 @@
                 <w:rFonts w:ascii="Consolas" w:hAnsi="Consolas" w:cs="Courier New"/>
                 <w:color w:val="333333"/>
                 <w:sz w:val="20"/>
+                <w:lang w:val="en-US"/>
               </w:rPr>
               <w:t xml:space="preserve">    </w:t>
             </w:r>
@@ -3949,9 +4023,11 @@
                 <w:rFonts w:ascii="Consolas" w:hAnsi="Consolas" w:cs="Courier New"/>
                 <w:color w:val="333333"/>
                 <w:sz w:val="20"/>
+                <w:lang w:val="en-US"/>
               </w:rPr>
               <w:t xml:space="preserve"> </w:t>
             </w:r>
+            <w:proofErr w:type="spellStart"/>
             <w:r>
               <w:rPr>
                 <w:rFonts w:ascii="Consolas" w:hAnsi="Consolas" w:cs="Courier New"/>
@@ -3966,6 +4042,7 @@
                 <w:rFonts w:ascii="Consolas" w:hAnsi="Consolas" w:cs="Courier New"/>
                 <w:color w:val="333333"/>
                 <w:sz w:val="20"/>
+                <w:lang w:val="en-US"/>
               </w:rPr>
               <w:t>_</w:t>
             </w:r>
@@ -3978,11 +4055,13 @@
               </w:rPr>
               <w:t>keyword</w:t>
             </w:r>
-            <w:r>
-              <w:rPr>
-                <w:rFonts w:ascii="Consolas" w:hAnsi="Consolas" w:cs="Courier New"/>
-                <w:color w:val="333333"/>
-                <w:sz w:val="20"/>
+            <w:proofErr w:type="spellEnd"/>
+            <w:r>
+              <w:rPr>
+                <w:rFonts w:ascii="Consolas" w:hAnsi="Consolas" w:cs="Courier New"/>
+                <w:color w:val="333333"/>
+                <w:sz w:val="20"/>
+                <w:lang w:val="en-US"/>
               </w:rPr>
               <w:t xml:space="preserve"> </w:t>
             </w:r>
@@ -3993,9 +4072,11 @@
                 <w:bCs/>
                 <w:color w:val="333333"/>
                 <w:sz w:val="20"/>
+                <w:lang w:val="en-US"/>
               </w:rPr>
               <w:t>*</w:t>
             </w:r>
+            <w:proofErr w:type="gramStart"/>
             <w:r>
               <w:rPr>
                 <w:rFonts w:ascii="Consolas" w:hAnsi="Consolas" w:cs="Courier New"/>
@@ -4010,6 +4091,7 @@
                 <w:rFonts w:ascii="Consolas" w:hAnsi="Consolas" w:cs="Courier New"/>
                 <w:color w:val="333333"/>
                 <w:sz w:val="20"/>
+                <w:lang w:val="en-US"/>
               </w:rPr>
               <w:t xml:space="preserve">;  </w:t>
             </w:r>
@@ -4018,14 +4100,17 @@
                 <w:rFonts w:ascii="Consolas" w:hAnsi="Consolas" w:cs="Courier New"/>
                 <w:color w:val="333333"/>
                 <w:sz w:val="20"/>
+                <w:lang w:val="en-US"/>
               </w:rPr>
               <w:t xml:space="preserve"> </w:t>
             </w:r>
-            <w:r>
-              <w:rPr>
-                <w:rFonts w:ascii="Consolas" w:hAnsi="Consolas" w:cs="Courier New"/>
-                <w:color w:val="333333"/>
-                <w:sz w:val="20"/>
+            <w:proofErr w:type="gramEnd"/>
+            <w:r>
+              <w:rPr>
+                <w:rFonts w:ascii="Consolas" w:hAnsi="Consolas" w:cs="Courier New"/>
+                <w:color w:val="333333"/>
+                <w:sz w:val="20"/>
+                <w:lang w:val="en-US"/>
               </w:rPr>
               <w:t xml:space="preserve">       </w:t>
             </w:r>
@@ -4036,8 +4121,82 @@
                 <w:iCs/>
                 <w:color w:val="999988"/>
                 <w:sz w:val="20"/>
-              </w:rPr>
-              <w:t>// Указатель на следующий элемент</w:t>
+                <w:lang w:val="en-US"/>
+              </w:rPr>
+              <w:t xml:space="preserve">// </w:t>
+            </w:r>
+            <w:r>
+              <w:rPr>
+                <w:rFonts w:ascii="Consolas" w:hAnsi="Consolas" w:cs="Courier New"/>
+                <w:i/>
+                <w:iCs/>
+                <w:color w:val="999988"/>
+                <w:sz w:val="20"/>
+              </w:rPr>
+              <w:t>Указатель</w:t>
+            </w:r>
+            <w:r>
+              <w:rPr>
+                <w:rFonts w:ascii="Consolas" w:hAnsi="Consolas" w:cs="Courier New"/>
+                <w:i/>
+                <w:iCs/>
+                <w:color w:val="999988"/>
+                <w:sz w:val="20"/>
+                <w:lang w:val="en-US"/>
+              </w:rPr>
+              <w:t xml:space="preserve"> </w:t>
+            </w:r>
+            <w:r>
+              <w:rPr>
+                <w:rFonts w:ascii="Consolas" w:hAnsi="Consolas" w:cs="Courier New"/>
+                <w:i/>
+                <w:iCs/>
+                <w:color w:val="999988"/>
+                <w:sz w:val="20"/>
+              </w:rPr>
+              <w:t>на</w:t>
+            </w:r>
+            <w:r>
+              <w:rPr>
+                <w:rFonts w:ascii="Consolas" w:hAnsi="Consolas" w:cs="Courier New"/>
+                <w:i/>
+                <w:iCs/>
+                <w:color w:val="999988"/>
+                <w:sz w:val="20"/>
+                <w:lang w:val="en-US"/>
+              </w:rPr>
+              <w:t xml:space="preserve"> </w:t>
+            </w:r>
+            <w:r>
+              <w:rPr>
+                <w:rFonts w:ascii="Consolas" w:hAnsi="Consolas" w:cs="Courier New"/>
+                <w:i/>
+                <w:iCs/>
+                <w:color w:val="999988"/>
+                <w:sz w:val="20"/>
+              </w:rPr>
+              <w:t>следующий</w:t>
+            </w:r>
+            <w:r>
+              <w:rPr>
+                <w:rFonts w:ascii="Consolas" w:hAnsi="Consolas" w:cs="Courier New"/>
+                <w:i/>
+                <w:iCs/>
+                <w:color w:val="999988"/>
+                <w:sz w:val="20"/>
+                <w:lang w:val="en-US"/>
+              </w:rPr>
+              <w:t xml:space="preserve"> </w:t>
+            </w:r>
+            <w:r>
+              <w:rPr>
+                <w:rFonts w:ascii="Consolas" w:hAnsi="Consolas" w:cs="Courier New"/>
+                <w:i/>
+                <w:iCs/>
+                <w:color w:val="999988"/>
+                <w:sz w:val="20"/>
+              </w:rPr>
+              <w:t>элемент</w:t>
             </w:r>
           </w:p>
           <w:p>
@@ -4079,6 +4238,7 @@
               </w:rPr>
               <w:t xml:space="preserve">} </w:t>
             </w:r>
+            <w:proofErr w:type="spellStart"/>
             <w:r>
               <w:rPr>
                 <w:rFonts w:ascii="Consolas" w:hAnsi="Consolas" w:cs="Courier New"/>
@@ -4089,6 +4249,7 @@
               </w:rPr>
               <w:t>list_keyword_info_t</w:t>
             </w:r>
+            <w:proofErr w:type="spellEnd"/>
             <w:r>
               <w:rPr>
                 <w:rFonts w:ascii="Consolas" w:hAnsi="Consolas" w:cs="Courier New"/>
@@ -4332,6 +4493,7 @@
               </w:rPr>
               <w:t>*</w:t>
             </w:r>
+            <w:proofErr w:type="gramStart"/>
             <w:r>
               <w:rPr>
                 <w:rFonts w:ascii="Consolas" w:hAnsi="Consolas" w:cs="Courier New"/>
@@ -4350,7 +4512,19 @@
                 <w:sz w:val="20"/>
                 <w:lang w:val="en-US"/>
               </w:rPr>
-              <w:t xml:space="preserve">// </w:t>
+              <w:t>/</w:t>
+            </w:r>
+            <w:proofErr w:type="gramEnd"/>
+            <w:r>
+              <w:rPr>
+                <w:rFonts w:ascii="Consolas" w:hAnsi="Consolas" w:cs="Courier New"/>
+                <w:i/>
+                <w:iCs/>
+                <w:color w:val="999988"/>
+                <w:sz w:val="20"/>
+                <w:lang w:val="en-US"/>
+              </w:rPr>
+              <w:t xml:space="preserve">/ </w:t>
             </w:r>
             <w:r>
               <w:rPr>
@@ -4422,16 +4596,36 @@
                 <w:sz w:val="20"/>
                 <w:lang w:val="en-US"/>
               </w:rPr>
-              <w:t xml:space="preserve"> size;  </w:t>
-            </w:r>
-            <w:r>
-              <w:rPr>
-                <w:rFonts w:ascii="Consolas" w:hAnsi="Consolas" w:cs="Courier New"/>
-                <w:color w:val="333333"/>
-                <w:sz w:val="20"/>
-                <w:lang w:val="en-US"/>
-              </w:rPr>
-              <w:t xml:space="preserve">  </w:t>
+              <w:t xml:space="preserve"> </w:t>
+            </w:r>
+            <w:proofErr w:type="gramStart"/>
+            <w:r>
+              <w:rPr>
+                <w:rFonts w:ascii="Consolas" w:hAnsi="Consolas" w:cs="Courier New"/>
+                <w:color w:val="333333"/>
+                <w:sz w:val="20"/>
+                <w:lang w:val="en-US"/>
+              </w:rPr>
+              <w:t xml:space="preserve">size;  </w:t>
+            </w:r>
+            <w:r>
+              <w:rPr>
+                <w:rFonts w:ascii="Consolas" w:hAnsi="Consolas" w:cs="Courier New"/>
+                <w:color w:val="333333"/>
+                <w:sz w:val="20"/>
+                <w:lang w:val="en-US"/>
+              </w:rPr>
+              <w:t xml:space="preserve"> </w:t>
+            </w:r>
+            <w:proofErr w:type="gramEnd"/>
+            <w:r>
+              <w:rPr>
+                <w:rFonts w:ascii="Consolas" w:hAnsi="Consolas" w:cs="Courier New"/>
+                <w:color w:val="333333"/>
+                <w:sz w:val="20"/>
+                <w:lang w:val="en-US"/>
+              </w:rPr>
+              <w:t xml:space="preserve"> </w:t>
             </w:r>
             <w:r>
               <w:rPr>
@@ -4517,6 +4711,7 @@
               </w:rPr>
               <w:t xml:space="preserve">} </w:t>
             </w:r>
+            <w:proofErr w:type="spellStart"/>
             <w:r>
               <w:rPr>
                 <w:rFonts w:ascii="Consolas" w:hAnsi="Consolas" w:cs="Courier New"/>
@@ -4528,6 +4723,7 @@
               </w:rPr>
               <w:t>hash_table_t</w:t>
             </w:r>
+            <w:proofErr w:type="spellEnd"/>
             <w:r>
               <w:rPr>
                 <w:rFonts w:ascii="Consolas" w:hAnsi="Consolas" w:cs="Courier New"/>
@@ -4643,8 +4839,19 @@
                 <w:sz w:val="20"/>
                 <w:lang w:val="en-US"/>
               </w:rPr>
-              <w:t xml:space="preserve"> balance_tree_node</w:t>
-            </w:r>
+              <w:t xml:space="preserve"> </w:t>
+            </w:r>
+            <w:proofErr w:type="spellStart"/>
+            <w:r>
+              <w:rPr>
+                <w:rFonts w:ascii="Consolas" w:hAnsi="Consolas" w:cs="Courier New"/>
+                <w:color w:val="333333"/>
+                <w:sz w:val="20"/>
+                <w:lang w:val="en-US"/>
+              </w:rPr>
+              <w:t>balance_tree_node</w:t>
+            </w:r>
+            <w:proofErr w:type="spellEnd"/>
           </w:p>
           <w:p>
             <w:pPr>
@@ -4724,9 +4931,11 @@
                 <w:rFonts w:ascii="Consolas" w:hAnsi="Consolas" w:cs="Courier New"/>
                 <w:color w:val="333333"/>
                 <w:sz w:val="20"/>
+                <w:lang w:val="en-US"/>
               </w:rPr>
               <w:t xml:space="preserve">    </w:t>
             </w:r>
+            <w:proofErr w:type="spellStart"/>
             <w:r>
               <w:rPr>
                 <w:rFonts w:ascii="Consolas" w:hAnsi="Consolas" w:cs="Courier New"/>
@@ -4737,6 +4946,7 @@
               </w:rPr>
               <w:t>char</w:t>
             </w:r>
+            <w:proofErr w:type="spellEnd"/>
             <w:r>
               <w:rPr>
                 <w:rFonts w:ascii="Consolas" w:hAnsi="Consolas" w:cs="Courier New"/>
@@ -4755,21 +4965,41 @@
               </w:rPr>
               <w:t>*</w:t>
             </w:r>
-            <w:r>
-              <w:rPr>
-                <w:rFonts w:ascii="Consolas" w:hAnsi="Consolas" w:cs="Courier New"/>
-                <w:color w:val="333333"/>
-                <w:sz w:val="20"/>
-              </w:rPr>
-              <w:t xml:space="preserve">keyword;  </w:t>
-            </w:r>
-            <w:r>
-              <w:rPr>
-                <w:rFonts w:ascii="Consolas" w:hAnsi="Consolas" w:cs="Courier New"/>
-                <w:color w:val="333333"/>
-                <w:sz w:val="20"/>
-              </w:rPr>
-              <w:t xml:space="preserve">                  </w:t>
+            <w:proofErr w:type="spellStart"/>
+            <w:proofErr w:type="gramStart"/>
+            <w:r>
+              <w:rPr>
+                <w:rFonts w:ascii="Consolas" w:hAnsi="Consolas" w:cs="Courier New"/>
+                <w:color w:val="333333"/>
+                <w:sz w:val="20"/>
+              </w:rPr>
+              <w:t>keyword</w:t>
+            </w:r>
+            <w:proofErr w:type="spellEnd"/>
+            <w:r>
+              <w:rPr>
+                <w:rFonts w:ascii="Consolas" w:hAnsi="Consolas" w:cs="Courier New"/>
+                <w:color w:val="333333"/>
+                <w:sz w:val="20"/>
+              </w:rPr>
+              <w:t xml:space="preserve">;  </w:t>
+            </w:r>
+            <w:r>
+              <w:rPr>
+                <w:rFonts w:ascii="Consolas" w:hAnsi="Consolas" w:cs="Courier New"/>
+                <w:color w:val="333333"/>
+                <w:sz w:val="20"/>
+              </w:rPr>
+              <w:t xml:space="preserve"> </w:t>
+            </w:r>
+            <w:proofErr w:type="gramEnd"/>
+            <w:r>
+              <w:rPr>
+                <w:rFonts w:ascii="Consolas" w:hAnsi="Consolas" w:cs="Courier New"/>
+                <w:color w:val="333333"/>
+                <w:sz w:val="20"/>
+              </w:rPr>
+              <w:t xml:space="preserve">                 </w:t>
             </w:r>
             <w:r>
               <w:rPr>
@@ -4821,6 +5051,7 @@
               </w:rPr>
               <w:t xml:space="preserve">    </w:t>
             </w:r>
+            <w:proofErr w:type="spellStart"/>
             <w:r>
               <w:rPr>
                 <w:rFonts w:ascii="Consolas" w:hAnsi="Consolas" w:cs="Courier New"/>
@@ -4831,21 +5062,50 @@
               </w:rPr>
               <w:t>int</w:t>
             </w:r>
-            <w:r>
-              <w:rPr>
-                <w:rFonts w:ascii="Consolas" w:hAnsi="Consolas" w:cs="Courier New"/>
-                <w:color w:val="333333"/>
-                <w:sz w:val="20"/>
-              </w:rPr>
-              <w:t xml:space="preserve"> height;  </w:t>
-            </w:r>
-            <w:r>
-              <w:rPr>
-                <w:rFonts w:ascii="Consolas" w:hAnsi="Consolas" w:cs="Courier New"/>
-                <w:color w:val="333333"/>
-                <w:sz w:val="20"/>
-              </w:rPr>
-              <w:t xml:space="preserve">   </w:t>
+            <w:proofErr w:type="spellEnd"/>
+            <w:r>
+              <w:rPr>
+                <w:rFonts w:ascii="Consolas" w:hAnsi="Consolas" w:cs="Courier New"/>
+                <w:color w:val="333333"/>
+                <w:sz w:val="20"/>
+              </w:rPr>
+              <w:t xml:space="preserve"> </w:t>
+            </w:r>
+            <w:proofErr w:type="spellStart"/>
+            <w:proofErr w:type="gramStart"/>
+            <w:r>
+              <w:rPr>
+                <w:rFonts w:ascii="Consolas" w:hAnsi="Consolas" w:cs="Courier New"/>
+                <w:color w:val="333333"/>
+                <w:sz w:val="20"/>
+              </w:rPr>
+              <w:t>height</w:t>
+            </w:r>
+            <w:proofErr w:type="spellEnd"/>
+            <w:r>
+              <w:rPr>
+                <w:rFonts w:ascii="Consolas" w:hAnsi="Consolas" w:cs="Courier New"/>
+                <w:color w:val="333333"/>
+                <w:sz w:val="20"/>
+              </w:rPr>
+              <w:t xml:space="preserve">;  </w:t>
+            </w:r>
+            <w:r>
+              <w:rPr>
+                <w:rFonts w:ascii="Consolas" w:hAnsi="Consolas" w:cs="Courier New"/>
+                <w:color w:val="333333"/>
+                <w:sz w:val="20"/>
+              </w:rPr>
+              <w:t xml:space="preserve"> </w:t>
+            </w:r>
+            <w:proofErr w:type="gramEnd"/>
+            <w:r>
+              <w:rPr>
+                <w:rFonts w:ascii="Consolas" w:hAnsi="Consolas" w:cs="Courier New"/>
+                <w:color w:val="333333"/>
+                <w:sz w:val="20"/>
+              </w:rPr>
+              <w:t xml:space="preserve">  </w:t>
             </w:r>
             <w:r>
               <w:rPr>
@@ -4937,6 +5197,7 @@
               </w:rPr>
               <w:t xml:space="preserve">    </w:t>
             </w:r>
+            <w:proofErr w:type="spellStart"/>
             <w:r>
               <w:rPr>
                 <w:rFonts w:ascii="Consolas" w:hAnsi="Consolas" w:cs="Courier New"/>
@@ -4947,13 +5208,32 @@
               </w:rPr>
               <w:t>struct</w:t>
             </w:r>
-            <w:r>
-              <w:rPr>
-                <w:rFonts w:ascii="Consolas" w:hAnsi="Consolas" w:cs="Courier New"/>
-                <w:color w:val="333333"/>
-                <w:sz w:val="20"/>
-              </w:rPr>
-              <w:t xml:space="preserve"> balance_tree_node </w:t>
+            <w:proofErr w:type="spellEnd"/>
+            <w:r>
+              <w:rPr>
+                <w:rFonts w:ascii="Consolas" w:hAnsi="Consolas" w:cs="Courier New"/>
+                <w:color w:val="333333"/>
+                <w:sz w:val="20"/>
+              </w:rPr>
+              <w:t xml:space="preserve"> </w:t>
+            </w:r>
+            <w:proofErr w:type="spellStart"/>
+            <w:r>
+              <w:rPr>
+                <w:rFonts w:ascii="Consolas" w:hAnsi="Consolas" w:cs="Courier New"/>
+                <w:color w:val="333333"/>
+                <w:sz w:val="20"/>
+              </w:rPr>
+              <w:t>balance_tree_node</w:t>
+            </w:r>
+            <w:proofErr w:type="spellEnd"/>
+            <w:r>
+              <w:rPr>
+                <w:rFonts w:ascii="Consolas" w:hAnsi="Consolas" w:cs="Courier New"/>
+                <w:color w:val="333333"/>
+                <w:sz w:val="20"/>
+              </w:rPr>
+              <w:t xml:space="preserve"> </w:t>
             </w:r>
             <w:r>
               <w:rPr>
@@ -4965,13 +5245,24 @@
               </w:rPr>
               <w:t>*</w:t>
             </w:r>
-            <w:r>
-              <w:rPr>
-                <w:rFonts w:ascii="Consolas" w:hAnsi="Consolas" w:cs="Courier New"/>
-                <w:color w:val="333333"/>
-                <w:sz w:val="20"/>
-              </w:rPr>
-              <w:t xml:space="preserve">left;  </w:t>
+            <w:proofErr w:type="spellStart"/>
+            <w:proofErr w:type="gramStart"/>
+            <w:r>
+              <w:rPr>
+                <w:rFonts w:ascii="Consolas" w:hAnsi="Consolas" w:cs="Courier New"/>
+                <w:color w:val="333333"/>
+                <w:sz w:val="20"/>
+              </w:rPr>
+              <w:t>left</w:t>
+            </w:r>
+            <w:proofErr w:type="spellEnd"/>
+            <w:r>
+              <w:rPr>
+                <w:rFonts w:ascii="Consolas" w:hAnsi="Consolas" w:cs="Courier New"/>
+                <w:color w:val="333333"/>
+                <w:sz w:val="20"/>
+              </w:rPr>
+              <w:t xml:space="preserve">;  </w:t>
             </w:r>
             <w:r>
               <w:rPr>
@@ -4981,6 +5272,7 @@
               </w:rPr>
               <w:t xml:space="preserve"> </w:t>
             </w:r>
+            <w:proofErr w:type="gramEnd"/>
             <w:r>
               <w:rPr>
                 <w:rFonts w:ascii="Consolas" w:hAnsi="Consolas" w:cs="Courier New"/>
@@ -5031,6 +5323,7 @@
               </w:rPr>
               <w:t xml:space="preserve">    </w:t>
             </w:r>
+            <w:proofErr w:type="spellStart"/>
             <w:r>
               <w:rPr>
                 <w:rFonts w:ascii="Consolas" w:hAnsi="Consolas" w:cs="Courier New"/>
@@ -5041,13 +5334,32 @@
               </w:rPr>
               <w:t>struct</w:t>
             </w:r>
-            <w:r>
-              <w:rPr>
-                <w:rFonts w:ascii="Consolas" w:hAnsi="Consolas" w:cs="Courier New"/>
-                <w:color w:val="333333"/>
-                <w:sz w:val="20"/>
-              </w:rPr>
-              <w:t xml:space="preserve"> balance_tree_node </w:t>
+            <w:proofErr w:type="spellEnd"/>
+            <w:r>
+              <w:rPr>
+                <w:rFonts w:ascii="Consolas" w:hAnsi="Consolas" w:cs="Courier New"/>
+                <w:color w:val="333333"/>
+                <w:sz w:val="20"/>
+              </w:rPr>
+              <w:t xml:space="preserve"> </w:t>
+            </w:r>
+            <w:proofErr w:type="spellStart"/>
+            <w:r>
+              <w:rPr>
+                <w:rFonts w:ascii="Consolas" w:hAnsi="Consolas" w:cs="Courier New"/>
+                <w:color w:val="333333"/>
+                <w:sz w:val="20"/>
+              </w:rPr>
+              <w:t>balance_tree_node</w:t>
+            </w:r>
+            <w:proofErr w:type="spellEnd"/>
+            <w:r>
+              <w:rPr>
+                <w:rFonts w:ascii="Consolas" w:hAnsi="Consolas" w:cs="Courier New"/>
+                <w:color w:val="333333"/>
+                <w:sz w:val="20"/>
+              </w:rPr>
+              <w:t xml:space="preserve"> </w:t>
             </w:r>
             <w:r>
               <w:rPr>
@@ -5059,13 +5371,24 @@
               </w:rPr>
               <w:t>*</w:t>
             </w:r>
-            <w:r>
-              <w:rPr>
-                <w:rFonts w:ascii="Consolas" w:hAnsi="Consolas" w:cs="Courier New"/>
-                <w:color w:val="333333"/>
-                <w:sz w:val="20"/>
-              </w:rPr>
-              <w:t xml:space="preserve">right;  </w:t>
+            <w:proofErr w:type="spellStart"/>
+            <w:proofErr w:type="gramStart"/>
+            <w:r>
+              <w:rPr>
+                <w:rFonts w:ascii="Consolas" w:hAnsi="Consolas" w:cs="Courier New"/>
+                <w:color w:val="333333"/>
+                <w:sz w:val="20"/>
+              </w:rPr>
+              <w:t>right</w:t>
+            </w:r>
+            <w:proofErr w:type="spellEnd"/>
+            <w:r>
+              <w:rPr>
+                <w:rFonts w:ascii="Consolas" w:hAnsi="Consolas" w:cs="Courier New"/>
+                <w:color w:val="333333"/>
+                <w:sz w:val="20"/>
+              </w:rPr>
+              <w:t xml:space="preserve">;  </w:t>
             </w:r>
             <w:r>
               <w:rPr>
@@ -5075,7 +5398,18 @@
                 <w:color w:val="999988"/>
                 <w:sz w:val="20"/>
               </w:rPr>
-              <w:t>// Указатель на правого потомка</w:t>
+              <w:t>/</w:t>
+            </w:r>
+            <w:proofErr w:type="gramEnd"/>
+            <w:r>
+              <w:rPr>
+                <w:rFonts w:ascii="Consolas" w:hAnsi="Consolas" w:cs="Courier New"/>
+                <w:i/>
+                <w:iCs/>
+                <w:color w:val="999988"/>
+                <w:sz w:val="20"/>
+              </w:rPr>
+              <w:t>/ Указатель на правого потомка</w:t>
             </w:r>
           </w:p>
           <w:p>
@@ -5117,6 +5451,7 @@
               </w:rPr>
               <w:t xml:space="preserve">} </w:t>
             </w:r>
+            <w:proofErr w:type="spellStart"/>
             <w:r>
               <w:rPr>
                 <w:rFonts w:ascii="Consolas" w:hAnsi="Consolas" w:cs="Courier New"/>
@@ -5127,6 +5462,7 @@
               </w:rPr>
               <w:t>balance_tree_node_t</w:t>
             </w:r>
+            <w:proofErr w:type="spellEnd"/>
             <w:r>
               <w:rPr>
                 <w:rFonts w:ascii="Consolas" w:hAnsi="Consolas" w:cs="Courier New"/>
@@ -5244,8 +5580,19 @@
                 <w:sz w:val="20"/>
                 <w:lang w:val="en-US"/>
               </w:rPr>
-              <w:t xml:space="preserve"> tree_node</w:t>
-            </w:r>
+              <w:t xml:space="preserve"> </w:t>
+            </w:r>
+            <w:proofErr w:type="spellStart"/>
+            <w:r>
+              <w:rPr>
+                <w:rFonts w:ascii="Consolas" w:hAnsi="Consolas" w:cs="Courier New"/>
+                <w:color w:val="333333"/>
+                <w:sz w:val="20"/>
+                <w:lang w:val="en-US"/>
+              </w:rPr>
+              <w:t>tree_node</w:t>
+            </w:r>
+            <w:proofErr w:type="spellEnd"/>
           </w:p>
           <w:p>
             <w:pPr>
@@ -5318,6 +5665,7 @@
                 <w:rFonts w:ascii="Consolas" w:hAnsi="Consolas" w:cs="Courier New"/>
                 <w:color w:val="333333"/>
                 <w:sz w:val="20"/>
+                <w:lang w:val="en-US"/>
               </w:rPr>
             </w:pPr>
             <w:r>
@@ -5325,6 +5673,7 @@
                 <w:rFonts w:ascii="Consolas" w:hAnsi="Consolas" w:cs="Courier New"/>
                 <w:color w:val="333333"/>
                 <w:sz w:val="20"/>
+                <w:lang w:val="en-US"/>
               </w:rPr>
               <w:t xml:space="preserve">    </w:t>
             </w:r>
@@ -5344,6 +5693,7 @@
                 <w:rFonts w:ascii="Consolas" w:hAnsi="Consolas" w:cs="Courier New"/>
                 <w:color w:val="333333"/>
                 <w:sz w:val="20"/>
+                <w:lang w:val="en-US"/>
               </w:rPr>
               <w:t xml:space="preserve"> </w:t>
             </w:r>
@@ -5354,9 +5704,11 @@
                 <w:bCs/>
                 <w:color w:val="333333"/>
                 <w:sz w:val="20"/>
+                <w:lang w:val="en-US"/>
               </w:rPr>
               <w:t>*</w:t>
             </w:r>
+            <w:proofErr w:type="gramStart"/>
             <w:r>
               <w:rPr>
                 <w:rFonts w:ascii="Consolas" w:hAnsi="Consolas" w:cs="Courier New"/>
@@ -5371,16 +5723,19 @@
                 <w:rFonts w:ascii="Consolas" w:hAnsi="Consolas" w:cs="Courier New"/>
                 <w:color w:val="333333"/>
                 <w:sz w:val="20"/>
-              </w:rPr>
-              <w:t xml:space="preserve">;  </w:t>
-            </w:r>
-            <w:r>
-              <w:rPr>
-                <w:rFonts w:ascii="Consolas" w:hAnsi="Consolas" w:cs="Courier New"/>
-                <w:color w:val="333333"/>
-                <w:sz w:val="20"/>
-              </w:rPr>
-              <w:t xml:space="preserve">            </w:t>
+                <w:lang w:val="en-US"/>
+              </w:rPr>
+              <w:t xml:space="preserve">;   </w:t>
+            </w:r>
+            <w:proofErr w:type="gramEnd"/>
+            <w:r>
+              <w:rPr>
+                <w:rFonts w:ascii="Consolas" w:hAnsi="Consolas" w:cs="Courier New"/>
+                <w:color w:val="333333"/>
+                <w:sz w:val="20"/>
+                <w:lang w:val="en-US"/>
+              </w:rPr>
+              <w:t xml:space="preserve">           </w:t>
             </w:r>
             <w:r>
               <w:rPr>
@@ -5389,8 +5744,40 @@
                 <w:iCs/>
                 <w:color w:val="999988"/>
                 <w:sz w:val="20"/>
-              </w:rPr>
-              <w:t>// Ключевое слово</w:t>
+                <w:lang w:val="en-US"/>
+              </w:rPr>
+              <w:t xml:space="preserve">// </w:t>
+            </w:r>
+            <w:r>
+              <w:rPr>
+                <w:rFonts w:ascii="Consolas" w:hAnsi="Consolas" w:cs="Courier New"/>
+                <w:i/>
+                <w:iCs/>
+                <w:color w:val="999988"/>
+                <w:sz w:val="20"/>
+              </w:rPr>
+              <w:t>Ключевое</w:t>
+            </w:r>
+            <w:r>
+              <w:rPr>
+                <w:rFonts w:ascii="Consolas" w:hAnsi="Consolas" w:cs="Courier New"/>
+                <w:i/>
+                <w:iCs/>
+                <w:color w:val="999988"/>
+                <w:sz w:val="20"/>
+                <w:lang w:val="en-US"/>
+              </w:rPr>
+              <w:t xml:space="preserve"> </w:t>
+            </w:r>
+            <w:r>
+              <w:rPr>
+                <w:rFonts w:ascii="Consolas" w:hAnsi="Consolas" w:cs="Courier New"/>
+                <w:i/>
+                <w:iCs/>
+                <w:color w:val="999988"/>
+                <w:sz w:val="20"/>
+              </w:rPr>
+              <w:t>слово</w:t>
             </w:r>
           </w:p>
           <w:p>
@@ -5422,6 +5809,7 @@
                 <w:rFonts w:ascii="Consolas" w:hAnsi="Consolas" w:cs="Courier New"/>
                 <w:color w:val="333333"/>
                 <w:sz w:val="20"/>
+                <w:lang w:val="en-US"/>
               </w:rPr>
             </w:pPr>
           </w:p>
@@ -5461,9 +5849,11 @@
                 <w:rFonts w:ascii="Consolas" w:hAnsi="Consolas" w:cs="Courier New"/>
                 <w:color w:val="333333"/>
                 <w:sz w:val="20"/>
+                <w:lang w:val="en-US"/>
               </w:rPr>
               <w:t xml:space="preserve">    </w:t>
             </w:r>
+            <w:proofErr w:type="spellStart"/>
             <w:r>
               <w:rPr>
                 <w:rFonts w:ascii="Consolas" w:hAnsi="Consolas" w:cs="Courier New"/>
@@ -5474,13 +5864,32 @@
               </w:rPr>
               <w:t>struct</w:t>
             </w:r>
-            <w:r>
-              <w:rPr>
-                <w:rFonts w:ascii="Consolas" w:hAnsi="Consolas" w:cs="Courier New"/>
-                <w:color w:val="333333"/>
-                <w:sz w:val="20"/>
-              </w:rPr>
-              <w:t xml:space="preserve"> tree_node </w:t>
+            <w:proofErr w:type="spellEnd"/>
+            <w:r>
+              <w:rPr>
+                <w:rFonts w:ascii="Consolas" w:hAnsi="Consolas" w:cs="Courier New"/>
+                <w:color w:val="333333"/>
+                <w:sz w:val="20"/>
+              </w:rPr>
+              <w:t xml:space="preserve"> </w:t>
+            </w:r>
+            <w:proofErr w:type="spellStart"/>
+            <w:r>
+              <w:rPr>
+                <w:rFonts w:ascii="Consolas" w:hAnsi="Consolas" w:cs="Courier New"/>
+                <w:color w:val="333333"/>
+                <w:sz w:val="20"/>
+              </w:rPr>
+              <w:t>tree_node</w:t>
+            </w:r>
+            <w:proofErr w:type="spellEnd"/>
+            <w:r>
+              <w:rPr>
+                <w:rFonts w:ascii="Consolas" w:hAnsi="Consolas" w:cs="Courier New"/>
+                <w:color w:val="333333"/>
+                <w:sz w:val="20"/>
+              </w:rPr>
+              <w:t xml:space="preserve"> </w:t>
             </w:r>
             <w:r>
               <w:rPr>
@@ -5492,13 +5901,24 @@
               </w:rPr>
               <w:t>*</w:t>
             </w:r>
-            <w:r>
-              <w:rPr>
-                <w:rFonts w:ascii="Consolas" w:hAnsi="Consolas" w:cs="Courier New"/>
-                <w:color w:val="333333"/>
-                <w:sz w:val="20"/>
-              </w:rPr>
-              <w:t xml:space="preserve">left;  </w:t>
+            <w:proofErr w:type="spellStart"/>
+            <w:proofErr w:type="gramStart"/>
+            <w:r>
+              <w:rPr>
+                <w:rFonts w:ascii="Consolas" w:hAnsi="Consolas" w:cs="Courier New"/>
+                <w:color w:val="333333"/>
+                <w:sz w:val="20"/>
+              </w:rPr>
+              <w:t>left</w:t>
+            </w:r>
+            <w:proofErr w:type="spellEnd"/>
+            <w:r>
+              <w:rPr>
+                <w:rFonts w:ascii="Consolas" w:hAnsi="Consolas" w:cs="Courier New"/>
+                <w:color w:val="333333"/>
+                <w:sz w:val="20"/>
+              </w:rPr>
+              <w:t xml:space="preserve">;  </w:t>
             </w:r>
             <w:r>
               <w:rPr>
@@ -5508,6 +5928,7 @@
               </w:rPr>
               <w:t xml:space="preserve"> </w:t>
             </w:r>
+            <w:proofErr w:type="gramEnd"/>
             <w:r>
               <w:rPr>
                 <w:rFonts w:ascii="Consolas" w:hAnsi="Consolas" w:cs="Courier New"/>
@@ -5558,6 +5979,7 @@
               </w:rPr>
               <w:t xml:space="preserve">    </w:t>
             </w:r>
+            <w:proofErr w:type="spellStart"/>
             <w:r>
               <w:rPr>
                 <w:rFonts w:ascii="Consolas" w:hAnsi="Consolas" w:cs="Courier New"/>
@@ -5568,13 +5990,32 @@
               </w:rPr>
               <w:t>struct</w:t>
             </w:r>
-            <w:r>
-              <w:rPr>
-                <w:rFonts w:ascii="Consolas" w:hAnsi="Consolas" w:cs="Courier New"/>
-                <w:color w:val="333333"/>
-                <w:sz w:val="20"/>
-              </w:rPr>
-              <w:t xml:space="preserve"> tree_node </w:t>
+            <w:proofErr w:type="spellEnd"/>
+            <w:r>
+              <w:rPr>
+                <w:rFonts w:ascii="Consolas" w:hAnsi="Consolas" w:cs="Courier New"/>
+                <w:color w:val="333333"/>
+                <w:sz w:val="20"/>
+              </w:rPr>
+              <w:t xml:space="preserve"> </w:t>
+            </w:r>
+            <w:proofErr w:type="spellStart"/>
+            <w:r>
+              <w:rPr>
+                <w:rFonts w:ascii="Consolas" w:hAnsi="Consolas" w:cs="Courier New"/>
+                <w:color w:val="333333"/>
+                <w:sz w:val="20"/>
+              </w:rPr>
+              <w:t>tree_node</w:t>
+            </w:r>
+            <w:proofErr w:type="spellEnd"/>
+            <w:r>
+              <w:rPr>
+                <w:rFonts w:ascii="Consolas" w:hAnsi="Consolas" w:cs="Courier New"/>
+                <w:color w:val="333333"/>
+                <w:sz w:val="20"/>
+              </w:rPr>
+              <w:t xml:space="preserve"> </w:t>
             </w:r>
             <w:r>
               <w:rPr>
@@ -5586,13 +6027,24 @@
               </w:rPr>
               <w:t>*</w:t>
             </w:r>
-            <w:r>
-              <w:rPr>
-                <w:rFonts w:ascii="Consolas" w:hAnsi="Consolas" w:cs="Courier New"/>
-                <w:color w:val="333333"/>
-                <w:sz w:val="20"/>
-              </w:rPr>
-              <w:t xml:space="preserve">right;  </w:t>
+            <w:proofErr w:type="spellStart"/>
+            <w:proofErr w:type="gramStart"/>
+            <w:r>
+              <w:rPr>
+                <w:rFonts w:ascii="Consolas" w:hAnsi="Consolas" w:cs="Courier New"/>
+                <w:color w:val="333333"/>
+                <w:sz w:val="20"/>
+              </w:rPr>
+              <w:t>right</w:t>
+            </w:r>
+            <w:proofErr w:type="spellEnd"/>
+            <w:r>
+              <w:rPr>
+                <w:rFonts w:ascii="Consolas" w:hAnsi="Consolas" w:cs="Courier New"/>
+                <w:color w:val="333333"/>
+                <w:sz w:val="20"/>
+              </w:rPr>
+              <w:t xml:space="preserve">;  </w:t>
             </w:r>
             <w:r>
               <w:rPr>
@@ -5602,7 +6054,18 @@
                 <w:color w:val="999988"/>
                 <w:sz w:val="20"/>
               </w:rPr>
-              <w:t>// Указатель на правого потомка</w:t>
+              <w:t>/</w:t>
+            </w:r>
+            <w:proofErr w:type="gramEnd"/>
+            <w:r>
+              <w:rPr>
+                <w:rFonts w:ascii="Consolas" w:hAnsi="Consolas" w:cs="Courier New"/>
+                <w:i/>
+                <w:iCs/>
+                <w:color w:val="999988"/>
+                <w:sz w:val="20"/>
+              </w:rPr>
+              <w:t>/ Указатель на правого потомка</w:t>
             </w:r>
           </w:p>
           <w:p>
@@ -5644,6 +6107,7 @@
               </w:rPr>
               <w:t xml:space="preserve">} </w:t>
             </w:r>
+            <w:proofErr w:type="spellStart"/>
             <w:r>
               <w:rPr>
                 <w:rFonts w:ascii="Consolas" w:hAnsi="Consolas" w:cs="Courier New"/>
@@ -5654,6 +6118,7 @@
               </w:rPr>
               <w:t>tree_node_t</w:t>
             </w:r>
+            <w:proofErr w:type="spellEnd"/>
             <w:r>
               <w:rPr>
                 <w:rFonts w:ascii="Consolas" w:hAnsi="Consolas" w:cs="Courier New"/>
@@ -5871,6 +6336,7 @@
               </w:rPr>
               <w:t xml:space="preserve"> </w:t>
             </w:r>
+            <w:proofErr w:type="spellStart"/>
             <w:r>
               <w:rPr>
                 <w:rFonts w:ascii="Consolas" w:hAnsi="Consolas" w:cs="Courier New"/>
@@ -5882,6 +6348,7 @@
               </w:rPr>
               <w:t>long</w:t>
             </w:r>
+            <w:proofErr w:type="spellEnd"/>
             <w:r>
               <w:rPr>
                 <w:rFonts w:ascii="Consolas" w:hAnsi="Consolas" w:cs="Courier New"/>
@@ -5909,7 +6376,17 @@
                 <w:sz w:val="20"/>
                 <w:lang w:val="en-US"/>
               </w:rPr>
-              <w:t xml:space="preserve"> time;  </w:t>
+              <w:t xml:space="preserve"> </w:t>
+            </w:r>
+            <w:proofErr w:type="gramStart"/>
+            <w:r>
+              <w:rPr>
+                <w:rFonts w:ascii="Consolas" w:hAnsi="Consolas" w:cs="Courier New"/>
+                <w:color w:val="333333"/>
+                <w:sz w:val="20"/>
+                <w:lang w:val="en-US"/>
+              </w:rPr>
+              <w:t xml:space="preserve">time;  </w:t>
             </w:r>
             <w:r>
               <w:rPr>
@@ -5920,7 +6397,19 @@
                 <w:sz w:val="20"/>
                 <w:lang w:val="en-US"/>
               </w:rPr>
-              <w:t xml:space="preserve">// </w:t>
+              <w:t>/</w:t>
+            </w:r>
+            <w:proofErr w:type="gramEnd"/>
+            <w:r>
+              <w:rPr>
+                <w:rFonts w:ascii="Consolas" w:hAnsi="Consolas" w:cs="Courier New"/>
+                <w:i/>
+                <w:iCs/>
+                <w:color w:val="999988"/>
+                <w:sz w:val="20"/>
+                <w:lang w:val="en-US"/>
+              </w:rPr>
+              <w:t xml:space="preserve">/ </w:t>
             </w:r>
             <w:r>
               <w:rPr>
@@ -5969,9 +6458,11 @@
                 <w:rFonts w:ascii="Consolas" w:hAnsi="Consolas" w:cs="Courier New"/>
                 <w:color w:val="333333"/>
                 <w:sz w:val="20"/>
+                <w:lang w:val="en-US"/>
               </w:rPr>
               <w:t xml:space="preserve">    </w:t>
             </w:r>
+            <w:proofErr w:type="spellStart"/>
             <w:r>
               <w:rPr>
                 <w:rFonts w:ascii="Consolas" w:hAnsi="Consolas" w:cs="Courier New"/>
@@ -5982,22 +6473,7 @@
               </w:rPr>
               <w:t>char</w:t>
             </w:r>
-            <w:r>
-              <w:rPr>
-                <w:rFonts w:ascii="Consolas" w:hAnsi="Consolas" w:cs="Courier New"/>
-                <w:color w:val="333333"/>
-                <w:sz w:val="20"/>
-              </w:rPr>
-              <w:t xml:space="preserve"> type; </w:t>
-            </w:r>
-            <w:r>
-              <w:rPr>
-                <w:rFonts w:ascii="Consolas" w:hAnsi="Consolas" w:cs="Courier New"/>
-                <w:color w:val="333333"/>
-                <w:sz w:val="20"/>
-              </w:rPr>
-              <w:t xml:space="preserve">              </w:t>
-            </w:r>
+            <w:proofErr w:type="spellEnd"/>
             <w:r>
               <w:rPr>
                 <w:rFonts w:ascii="Consolas" w:hAnsi="Consolas" w:cs="Courier New"/>
@@ -6005,6 +6481,34 @@
                 <w:sz w:val="20"/>
               </w:rPr>
               <w:t xml:space="preserve"> </w:t>
+            </w:r>
+            <w:proofErr w:type="spellStart"/>
+            <w:proofErr w:type="gramStart"/>
+            <w:r>
+              <w:rPr>
+                <w:rFonts w:ascii="Consolas" w:hAnsi="Consolas" w:cs="Courier New"/>
+                <w:color w:val="333333"/>
+                <w:sz w:val="20"/>
+              </w:rPr>
+              <w:t>type</w:t>
+            </w:r>
+            <w:proofErr w:type="spellEnd"/>
+            <w:r>
+              <w:rPr>
+                <w:rFonts w:ascii="Consolas" w:hAnsi="Consolas" w:cs="Courier New"/>
+                <w:color w:val="333333"/>
+                <w:sz w:val="20"/>
+              </w:rPr>
+              <w:t xml:space="preserve">;   </w:t>
+            </w:r>
+            <w:proofErr w:type="gramEnd"/>
+            <w:r>
+              <w:rPr>
+                <w:rFonts w:ascii="Consolas" w:hAnsi="Consolas" w:cs="Courier New"/>
+                <w:color w:val="333333"/>
+                <w:sz w:val="20"/>
+              </w:rPr>
+              <w:t xml:space="preserve">             </w:t>
             </w:r>
             <w:r>
               <w:rPr>
@@ -6056,6 +6560,7 @@
               </w:rPr>
               <w:t xml:space="preserve">    </w:t>
             </w:r>
+            <w:proofErr w:type="spellStart"/>
             <w:r>
               <w:rPr>
                 <w:rFonts w:ascii="Consolas" w:hAnsi="Consolas" w:cs="Courier New"/>
@@ -6066,22 +6571,7 @@
               </w:rPr>
               <w:t>int</w:t>
             </w:r>
-            <w:r>
-              <w:rPr>
-                <w:rFonts w:ascii="Consolas" w:hAnsi="Consolas" w:cs="Courier New"/>
-                <w:color w:val="333333"/>
-                <w:sz w:val="20"/>
-              </w:rPr>
-              <w:t xml:space="preserve"> count; </w:t>
-            </w:r>
-            <w:r>
-              <w:rPr>
-                <w:rFonts w:ascii="Consolas" w:hAnsi="Consolas" w:cs="Courier New"/>
-                <w:color w:val="333333"/>
-                <w:sz w:val="20"/>
-              </w:rPr>
-              <w:t xml:space="preserve">              </w:t>
-            </w:r>
+            <w:proofErr w:type="spellEnd"/>
             <w:r>
               <w:rPr>
                 <w:rFonts w:ascii="Consolas" w:hAnsi="Consolas" w:cs="Courier New"/>
@@ -6089,6 +6579,34 @@
                 <w:sz w:val="20"/>
               </w:rPr>
               <w:t xml:space="preserve"> </w:t>
+            </w:r>
+            <w:proofErr w:type="spellStart"/>
+            <w:proofErr w:type="gramStart"/>
+            <w:r>
+              <w:rPr>
+                <w:rFonts w:ascii="Consolas" w:hAnsi="Consolas" w:cs="Courier New"/>
+                <w:color w:val="333333"/>
+                <w:sz w:val="20"/>
+              </w:rPr>
+              <w:t>count</w:t>
+            </w:r>
+            <w:proofErr w:type="spellEnd"/>
+            <w:r>
+              <w:rPr>
+                <w:rFonts w:ascii="Consolas" w:hAnsi="Consolas" w:cs="Courier New"/>
+                <w:color w:val="333333"/>
+                <w:sz w:val="20"/>
+              </w:rPr>
+              <w:t xml:space="preserve">;   </w:t>
+            </w:r>
+            <w:proofErr w:type="gramEnd"/>
+            <w:r>
+              <w:rPr>
+                <w:rFonts w:ascii="Consolas" w:hAnsi="Consolas" w:cs="Courier New"/>
+                <w:color w:val="333333"/>
+                <w:sz w:val="20"/>
+              </w:rPr>
+              <w:t xml:space="preserve">             </w:t>
             </w:r>
             <w:r>
               <w:rPr>
@@ -6140,6 +6658,7 @@
               </w:rPr>
               <w:t xml:space="preserve">    </w:t>
             </w:r>
+            <w:proofErr w:type="spellStart"/>
             <w:r>
               <w:rPr>
                 <w:rFonts w:ascii="Consolas" w:hAnsi="Consolas" w:cs="Courier New"/>
@@ -6147,10 +6666,10 @@
                 <w:bCs/>
                 <w:color w:val="445588"/>
                 <w:sz w:val="20"/>
-                <w:lang w:val="en-US"/>
               </w:rPr>
               <w:t>int</w:t>
             </w:r>
+            <w:proofErr w:type="spellEnd"/>
             <w:r>
               <w:rPr>
                 <w:rFonts w:ascii="Consolas" w:hAnsi="Consolas" w:cs="Courier New"/>
@@ -6159,38 +6678,33 @@
               </w:rPr>
               <w:t xml:space="preserve"> </w:t>
             </w:r>
-            <w:r>
-              <w:rPr>
-                <w:rFonts w:ascii="Consolas" w:hAnsi="Consolas" w:cs="Courier New"/>
-                <w:color w:val="333333"/>
-                <w:sz w:val="20"/>
-                <w:lang w:val="en-US"/>
+            <w:proofErr w:type="spellStart"/>
+            <w:proofErr w:type="gramStart"/>
+            <w:r>
+              <w:rPr>
+                <w:rFonts w:ascii="Consolas" w:hAnsi="Consolas" w:cs="Courier New"/>
+                <w:color w:val="333333"/>
+                <w:sz w:val="20"/>
               </w:rPr>
               <w:t>mem</w:t>
             </w:r>
-            <w:r>
-              <w:rPr>
-                <w:rFonts w:ascii="Consolas" w:hAnsi="Consolas" w:cs="Courier New"/>
-                <w:color w:val="333333"/>
-                <w:sz w:val="20"/>
-              </w:rPr>
-              <w:t xml:space="preserve">; </w:t>
-            </w:r>
-            <w:r>
-              <w:rPr>
-                <w:rFonts w:ascii="Consolas" w:hAnsi="Consolas" w:cs="Courier New"/>
-                <w:color w:val="333333"/>
-                <w:sz w:val="20"/>
-              </w:rPr>
-              <w:t xml:space="preserve">                </w:t>
-            </w:r>
-            <w:r>
-              <w:rPr>
-                <w:rFonts w:ascii="Consolas" w:hAnsi="Consolas" w:cs="Courier New"/>
-                <w:color w:val="333333"/>
-                <w:sz w:val="20"/>
-              </w:rPr>
-              <w:t xml:space="preserve"> </w:t>
+            <w:proofErr w:type="spellEnd"/>
+            <w:r>
+              <w:rPr>
+                <w:rFonts w:ascii="Consolas" w:hAnsi="Consolas" w:cs="Courier New"/>
+                <w:color w:val="333333"/>
+                <w:sz w:val="20"/>
+              </w:rPr>
+              <w:t xml:space="preserve">;   </w:t>
+            </w:r>
+            <w:proofErr w:type="gramEnd"/>
+            <w:r>
+              <w:rPr>
+                <w:rFonts w:ascii="Consolas" w:hAnsi="Consolas" w:cs="Courier New"/>
+                <w:color w:val="333333"/>
+                <w:sz w:val="20"/>
+              </w:rPr>
+              <w:t xml:space="preserve">               </w:t>
             </w:r>
             <w:r>
               <w:rPr>
@@ -6229,10 +6743,97 @@
               <w:spacing w:line="244" w:lineRule="atLeast"/>
               <w:jc w:val="left"/>
               <w:rPr>
+                <w:rFonts w:ascii="Consolas" w:hAnsi="Consolas" w:cs="Courier New"/>
+                <w:color w:val="333333"/>
+                <w:sz w:val="20"/>
+              </w:rPr>
+            </w:pPr>
+            <w:r>
+              <w:rPr>
+                <w:rFonts w:ascii="Consolas" w:hAnsi="Consolas" w:cs="Courier New"/>
+                <w:color w:val="333333"/>
+                <w:sz w:val="20"/>
+              </w:rPr>
+              <w:t xml:space="preserve">    </w:t>
+            </w:r>
+            <w:proofErr w:type="spellStart"/>
+            <w:r>
+              <w:rPr>
+                <w:rFonts w:ascii="Consolas" w:hAnsi="Consolas" w:cs="Courier New"/>
+                <w:b/>
+                <w:bCs/>
+                <w:color w:val="445588"/>
+                <w:sz w:val="20"/>
+              </w:rPr>
+              <w:t>int</w:t>
+            </w:r>
+            <w:proofErr w:type="spellEnd"/>
+            <w:r>
+              <w:rPr>
+                <w:rFonts w:ascii="Consolas" w:hAnsi="Consolas" w:cs="Courier New"/>
+                <w:color w:val="333333"/>
+                <w:sz w:val="20"/>
+              </w:rPr>
+              <w:t xml:space="preserve"> </w:t>
+            </w:r>
+            <w:proofErr w:type="spellStart"/>
+            <w:r>
+              <w:rPr>
+                <w:rFonts w:ascii="Consolas" w:hAnsi="Consolas" w:cs="Courier New"/>
+                <w:color w:val="333333"/>
+                <w:sz w:val="20"/>
+              </w:rPr>
+              <w:t>cmp_count</w:t>
+            </w:r>
+            <w:proofErr w:type="spellEnd"/>
+            <w:r>
+              <w:rPr>
+                <w:rFonts w:ascii="Consolas" w:hAnsi="Consolas" w:cs="Courier New"/>
+                <w:color w:val="333333"/>
+                <w:sz w:val="20"/>
+              </w:rPr>
+              <w:t xml:space="preserve">             </w:t>
+            </w:r>
+            <w:r>
+              <w:rPr>
+                <w:rFonts w:ascii="Consolas" w:hAnsi="Consolas" w:cs="Courier New"/>
+                <w:i/>
+                <w:iCs/>
+                <w:color w:val="999988"/>
+                <w:sz w:val="20"/>
+              </w:rPr>
+              <w:t>// Среднее кол-во сравнений</w:t>
+            </w:r>
+          </w:p>
+          <w:p>
+            <w:pPr>
+              <w:widowControl/>
+              <w:tabs>
+                <w:tab w:val="left" w:pos="916"/>
+                <w:tab w:val="left" w:pos="1832"/>
+                <w:tab w:val="left" w:pos="2748"/>
+                <w:tab w:val="left" w:pos="3664"/>
+                <w:tab w:val="left" w:pos="4580"/>
+                <w:tab w:val="left" w:pos="5496"/>
+                <w:tab w:val="left" w:pos="6412"/>
+                <w:tab w:val="left" w:pos="7328"/>
+                <w:tab w:val="left" w:pos="8244"/>
+                <w:tab w:val="left" w:pos="9160"/>
+                <w:tab w:val="left" w:pos="10076"/>
+                <w:tab w:val="left" w:pos="10992"/>
+                <w:tab w:val="left" w:pos="11908"/>
+                <w:tab w:val="left" w:pos="12824"/>
+                <w:tab w:val="left" w:pos="13740"/>
+                <w:tab w:val="left" w:pos="14656"/>
+              </w:tabs>
+              <w:suppressAutoHyphens w:val="0"/>
+              <w:autoSpaceDN/>
+              <w:spacing w:line="244" w:lineRule="atLeast"/>
+              <w:jc w:val="left"/>
+              <w:rPr>
                 <w:rFonts w:ascii="Courier New" w:hAnsi="Courier New" w:cs="Courier New"/>
                 <w:color w:val="333333"/>
                 <w:sz w:val="20"/>
-                <w:lang w:val="en-US"/>
               </w:rPr>
             </w:pPr>
             <w:r>
@@ -6240,9 +6841,27 @@
                 <w:rFonts w:ascii="Consolas" w:hAnsi="Consolas" w:cs="Courier New"/>
                 <w:color w:val="333333"/>
                 <w:sz w:val="20"/>
-                <w:lang w:val="en-US"/>
-              </w:rPr>
-              <w:t>} measurement_table;</w:t>
+              </w:rPr>
+              <w:lastRenderedPageBreak/>
+              <w:t xml:space="preserve">} </w:t>
+            </w:r>
+            <w:proofErr w:type="spellStart"/>
+            <w:r>
+              <w:rPr>
+                <w:rFonts w:ascii="Consolas" w:hAnsi="Consolas" w:cs="Courier New"/>
+                <w:color w:val="333333"/>
+                <w:sz w:val="20"/>
+              </w:rPr>
+              <w:t>measurement_table</w:t>
+            </w:r>
+            <w:proofErr w:type="spellEnd"/>
+            <w:r>
+              <w:rPr>
+                <w:rFonts w:ascii="Consolas" w:hAnsi="Consolas" w:cs="Courier New"/>
+                <w:color w:val="333333"/>
+                <w:sz w:val="20"/>
+              </w:rPr>
+              <w:t>;</w:t>
             </w:r>
           </w:p>
         </w:tc>
@@ -6265,17 +6884,16 @@
           <w:szCs w:val="28"/>
         </w:rPr>
       </w:pPr>
-      <w:bookmarkStart w:id="14" w:name="_Toc121690295"/>
+      <w:bookmarkStart w:id="15" w:name="_Toc121731998"/>
       <w:r>
         <w:rPr>
           <w:rFonts w:ascii="Times New Roman" w:hAnsi="Times New Roman"/>
           <w:sz w:val="28"/>
           <w:szCs w:val="28"/>
         </w:rPr>
-        <w:lastRenderedPageBreak/>
         <w:t>Описание алгоритма работы</w:t>
       </w:r>
-      <w:bookmarkEnd w:id="14"/>
+      <w:bookmarkEnd w:id="15"/>
     </w:p>
     <w:p>
       <w:pPr>
@@ -6323,7 +6941,7 @@
           <w:szCs w:val="28"/>
         </w:rPr>
       </w:pPr>
-      <w:bookmarkStart w:id="15" w:name="_Toc121690296"/>
+      <w:bookmarkStart w:id="16" w:name="_Toc121731999"/>
       <w:r>
         <w:rPr>
           <w:rFonts w:ascii="Times New Roman" w:hAnsi="Times New Roman"/>
@@ -6372,7 +6990,7 @@
         </w:rPr>
         <w:t xml:space="preserve"> в зависимости от размерности</w:t>
       </w:r>
-      <w:bookmarkEnd w:id="15"/>
+      <w:bookmarkEnd w:id="16"/>
     </w:p>
     <w:p>
       <w:r>
@@ -6484,6 +7102,20 @@
               </w:rPr>
               <w:t>Время / Память (10 элементов, мкс)</w:t>
             </w:r>
+            <w:r>
+              <w:rPr>
+                <w:b/>
+                <w:bCs/>
+              </w:rPr>
+              <w:t xml:space="preserve"> / </w:t>
+            </w:r>
+            <w:r>
+              <w:rPr>
+                <w:b/>
+                <w:bCs/>
+              </w:rPr>
+              <w:t>Среднее кол-во сравнений</w:t>
+            </w:r>
           </w:p>
         </w:tc>
         <w:tc>
@@ -6502,21 +7134,21 @@
                 <w:b/>
                 <w:bCs/>
               </w:rPr>
-              <w:t>Время / Память (</w:t>
+              <w:t>Время / Память (50 элементов, мкс)</w:t>
             </w:r>
             <w:r>
               <w:rPr>
                 <w:b/>
                 <w:bCs/>
               </w:rPr>
-              <w:t>5</w:t>
+              <w:t xml:space="preserve"> / </w:t>
             </w:r>
             <w:r>
               <w:rPr>
                 <w:b/>
                 <w:bCs/>
               </w:rPr>
-              <w:t>0 элементов, мкс)</w:t>
+              <w:t>Среднее кол-во сравнений</w:t>
             </w:r>
           </w:p>
         </w:tc>
@@ -6536,21 +7168,21 @@
                 <w:b/>
                 <w:bCs/>
               </w:rPr>
-              <w:t>Время / Память (1</w:t>
+              <w:t>Время / Память (100 элементов, мкс)</w:t>
             </w:r>
             <w:r>
               <w:rPr>
                 <w:b/>
                 <w:bCs/>
               </w:rPr>
-              <w:t>0</w:t>
+              <w:t xml:space="preserve"> / </w:t>
             </w:r>
             <w:r>
               <w:rPr>
                 <w:b/>
                 <w:bCs/>
               </w:rPr>
-              <w:t>0 элементов, мкс)</w:t>
+              <w:t>Среднее кол-во сравнений</w:t>
             </w:r>
           </w:p>
         </w:tc>
@@ -6581,8 +7213,13 @@
             <w:tcW w:w="1250" w:type="pct"/>
           </w:tcPr>
           <w:p>
-            <w:r>
-              <w:t>45     /        320</w:t>
+            <w:proofErr w:type="gramStart"/>
+            <w:r>
+              <w:t>648  /</w:t>
+            </w:r>
+            <w:proofErr w:type="gramEnd"/>
+            <w:r>
+              <w:t xml:space="preserve">          320  /           3</w:t>
             </w:r>
           </w:p>
         </w:tc>
@@ -6591,8 +7228,13 @@
             <w:tcW w:w="1250" w:type="pct"/>
           </w:tcPr>
           <w:p>
-            <w:r>
-              <w:t>51     /       1600</w:t>
+            <w:proofErr w:type="gramStart"/>
+            <w:r>
+              <w:t>637  /</w:t>
+            </w:r>
+            <w:proofErr w:type="gramEnd"/>
+            <w:r>
+              <w:t xml:space="preserve">         1600  /           8</w:t>
             </w:r>
           </w:p>
         </w:tc>
@@ -6601,8 +7243,13 @@
             <w:tcW w:w="1250" w:type="pct"/>
           </w:tcPr>
           <w:p>
-            <w:r>
-              <w:t>45     /       3200</w:t>
+            <w:proofErr w:type="gramStart"/>
+            <w:r>
+              <w:t>619  /</w:t>
+            </w:r>
+            <w:proofErr w:type="gramEnd"/>
+            <w:r>
+              <w:t xml:space="preserve">          3200  /           9</w:t>
             </w:r>
           </w:p>
         </w:tc>
@@ -6640,8 +7287,13 @@
             <w:tcW w:w="1250" w:type="pct"/>
           </w:tcPr>
           <w:p>
-            <w:r>
-              <w:t>61     /        400</w:t>
+            <w:proofErr w:type="gramStart"/>
+            <w:r>
+              <w:t>345  /</w:t>
+            </w:r>
+            <w:proofErr w:type="gramEnd"/>
+            <w:r>
+              <w:t xml:space="preserve">          400  /           2</w:t>
             </w:r>
           </w:p>
         </w:tc>
@@ -6650,8 +7302,13 @@
             <w:tcW w:w="1250" w:type="pct"/>
           </w:tcPr>
           <w:p>
-            <w:r>
-              <w:t>54     /       2000</w:t>
+            <w:proofErr w:type="gramStart"/>
+            <w:r>
+              <w:t>564  /</w:t>
+            </w:r>
+            <w:proofErr w:type="gramEnd"/>
+            <w:r>
+              <w:t xml:space="preserve">         2000  /           4</w:t>
             </w:r>
           </w:p>
         </w:tc>
@@ -6660,8 +7317,13 @@
             <w:tcW w:w="1250" w:type="pct"/>
           </w:tcPr>
           <w:p>
-            <w:r>
-              <w:t>54     /       4000</w:t>
+            <w:proofErr w:type="gramStart"/>
+            <w:r>
+              <w:t>568  /</w:t>
+            </w:r>
+            <w:proofErr w:type="gramEnd"/>
+            <w:r>
+              <w:t xml:space="preserve">          4000  /           5</w:t>
             </w:r>
           </w:p>
         </w:tc>
@@ -6699,8 +7361,13 @@
             <w:tcW w:w="1250" w:type="pct"/>
           </w:tcPr>
           <w:p>
-            <w:r>
-              <w:t>206     /       1686</w:t>
+            <w:proofErr w:type="gramStart"/>
+            <w:r>
+              <w:t>302  /</w:t>
+            </w:r>
+            <w:proofErr w:type="gramEnd"/>
+            <w:r>
+              <w:t xml:space="preserve">         1686  /           1</w:t>
             </w:r>
           </w:p>
         </w:tc>
@@ -6709,8 +7376,13 @@
             <w:tcW w:w="1250" w:type="pct"/>
           </w:tcPr>
           <w:p>
-            <w:r>
-              <w:t>311     /       8366</w:t>
+            <w:proofErr w:type="gramStart"/>
+            <w:r>
+              <w:t>410  /</w:t>
+            </w:r>
+            <w:proofErr w:type="gramEnd"/>
+            <w:r>
+              <w:t xml:space="preserve">         8366  /           1</w:t>
             </w:r>
           </w:p>
         </w:tc>
@@ -6719,8 +7391,13 @@
             <w:tcW w:w="1250" w:type="pct"/>
           </w:tcPr>
           <w:p>
-            <w:r>
-              <w:t>316     /      16716</w:t>
+            <w:proofErr w:type="gramStart"/>
+            <w:r>
+              <w:t>475  /</w:t>
+            </w:r>
+            <w:proofErr w:type="gramEnd"/>
+            <w:r>
+              <w:t xml:space="preserve">         16716  /           1</w:t>
             </w:r>
           </w:p>
         </w:tc>
@@ -6729,13 +7406,11 @@
     <w:p/>
     <w:p>
       <w:r>
-        <w:t>Полученная таблица замеров при поиске случайного элемента в двоичном дереве поиска, сбалансированном двоичном дереве поиска и хеш-таблице (</w:t>
-      </w:r>
-      <w:r>
-        <w:t>открытое</w:t>
-      </w:r>
-      <w:r>
-        <w:t xml:space="preserve"> хеширование) при 10000 запусков для каждого типа данных</w:t>
+        <w:t xml:space="preserve">Полученная таблица замеров при поиске случайного элемента в двоичном </w:t>
+      </w:r>
+      <w:r>
+        <w:lastRenderedPageBreak/>
+        <w:t>дереве поиска, сбалансированном двоичном дереве поиска и хеш-таблице (открытое хеширование) при 10000 запусков для каждого типа данных</w:t>
       </w:r>
       <w:r>
         <w:t>:</w:t>
@@ -6792,6 +7467,20 @@
               </w:rPr>
               <w:t>Время / Память (10 элементов, мкс)</w:t>
             </w:r>
+            <w:r>
+              <w:rPr>
+                <w:b/>
+                <w:bCs/>
+              </w:rPr>
+              <w:t xml:space="preserve"> / </w:t>
+            </w:r>
+            <w:r>
+              <w:rPr>
+                <w:b/>
+                <w:bCs/>
+              </w:rPr>
+              <w:t>Среднее кол-во сравнений</w:t>
+            </w:r>
           </w:p>
         </w:tc>
         <w:tc>
@@ -6812,6 +7501,20 @@
               </w:rPr>
               <w:t>Время / Память (50 элементов, мкс)</w:t>
             </w:r>
+            <w:r>
+              <w:rPr>
+                <w:b/>
+                <w:bCs/>
+              </w:rPr>
+              <w:t xml:space="preserve"> / </w:t>
+            </w:r>
+            <w:r>
+              <w:rPr>
+                <w:b/>
+                <w:bCs/>
+              </w:rPr>
+              <w:t>Среднее кол-во сравнений</w:t>
+            </w:r>
           </w:p>
         </w:tc>
         <w:tc>
@@ -6831,6 +7534,20 @@
                 <w:bCs/>
               </w:rPr>
               <w:t>Время / Память (100 элементов, мкс)</w:t>
+            </w:r>
+            <w:r>
+              <w:rPr>
+                <w:b/>
+                <w:bCs/>
+              </w:rPr>
+              <w:t xml:space="preserve"> / </w:t>
+            </w:r>
+            <w:r>
+              <w:rPr>
+                <w:b/>
+                <w:bCs/>
+              </w:rPr>
+              <w:t>Среднее кол-во сравнений</w:t>
             </w:r>
           </w:p>
         </w:tc>
@@ -6861,14 +7578,13 @@
             <w:tcW w:w="1250" w:type="pct"/>
           </w:tcPr>
           <w:p>
-            <w:r>
-              <w:t>4</w:t>
-            </w:r>
-            <w:r>
-              <w:t>6</w:t>
-            </w:r>
-            <w:r>
-              <w:t xml:space="preserve">     /        320</w:t>
+            <w:proofErr w:type="gramStart"/>
+            <w:r>
+              <w:t>607  /</w:t>
+            </w:r>
+            <w:proofErr w:type="gramEnd"/>
+            <w:r>
+              <w:t xml:space="preserve">          320  /           3</w:t>
             </w:r>
           </w:p>
         </w:tc>
@@ -6877,8 +7593,13 @@
             <w:tcW w:w="1250" w:type="pct"/>
           </w:tcPr>
           <w:p>
-            <w:r>
-              <w:t>51     /       1600</w:t>
+            <w:proofErr w:type="gramStart"/>
+            <w:r>
+              <w:t>457  /</w:t>
+            </w:r>
+            <w:proofErr w:type="gramEnd"/>
+            <w:r>
+              <w:t xml:space="preserve">         1600  /           8</w:t>
             </w:r>
           </w:p>
         </w:tc>
@@ -6887,14 +7608,13 @@
             <w:tcW w:w="1250" w:type="pct"/>
           </w:tcPr>
           <w:p>
-            <w:r>
-              <w:t>4</w:t>
-            </w:r>
-            <w:r>
-              <w:t>6</w:t>
-            </w:r>
-            <w:r>
-              <w:t xml:space="preserve">     /       3200</w:t>
+            <w:proofErr w:type="gramStart"/>
+            <w:r>
+              <w:t>745  /</w:t>
+            </w:r>
+            <w:proofErr w:type="gramEnd"/>
+            <w:r>
+              <w:t xml:space="preserve">          3200  /           9</w:t>
             </w:r>
           </w:p>
         </w:tc>
@@ -6932,11 +7652,13 @@
             <w:tcW w:w="1250" w:type="pct"/>
           </w:tcPr>
           <w:p>
-            <w:r>
-              <w:t>45</w:t>
-            </w:r>
-            <w:r>
-              <w:t xml:space="preserve">     /        400</w:t>
+            <w:proofErr w:type="gramStart"/>
+            <w:r>
+              <w:t>265  /</w:t>
+            </w:r>
+            <w:proofErr w:type="gramEnd"/>
+            <w:r>
+              <w:t xml:space="preserve">          400  /           2</w:t>
             </w:r>
           </w:p>
         </w:tc>
@@ -6945,14 +7667,13 @@
             <w:tcW w:w="1250" w:type="pct"/>
           </w:tcPr>
           <w:p>
-            <w:r>
-              <w:t>5</w:t>
-            </w:r>
-            <w:r>
-              <w:t>1</w:t>
-            </w:r>
-            <w:r>
-              <w:t xml:space="preserve">     /       2000</w:t>
+            <w:proofErr w:type="gramStart"/>
+            <w:r>
+              <w:t>790  /</w:t>
+            </w:r>
+            <w:proofErr w:type="gramEnd"/>
+            <w:r>
+              <w:t xml:space="preserve">         2000  /           4</w:t>
             </w:r>
           </w:p>
         </w:tc>
@@ -6961,11 +7682,13 @@
             <w:tcW w:w="1250" w:type="pct"/>
           </w:tcPr>
           <w:p>
-            <w:r>
-              <w:t>70</w:t>
-            </w:r>
-            <w:r>
-              <w:t xml:space="preserve">     /       4000</w:t>
+            <w:proofErr w:type="gramStart"/>
+            <w:r>
+              <w:t>621  /</w:t>
+            </w:r>
+            <w:proofErr w:type="gramEnd"/>
+            <w:r>
+              <w:t xml:space="preserve">          4000  /           5</w:t>
             </w:r>
           </w:p>
         </w:tc>
@@ -6987,7 +7710,6 @@
                 <w:b/>
                 <w:bCs/>
               </w:rPr>
-              <w:lastRenderedPageBreak/>
               <w:t>Х</w:t>
             </w:r>
             <w:r>
@@ -7004,8 +7726,13 @@
             <w:tcW w:w="1250" w:type="pct"/>
           </w:tcPr>
           <w:p>
-            <w:r>
-              <w:t>180     /       1776</w:t>
+            <w:proofErr w:type="gramStart"/>
+            <w:r>
+              <w:t>254  /</w:t>
+            </w:r>
+            <w:proofErr w:type="gramEnd"/>
+            <w:r>
+              <w:t xml:space="preserve">         1776  /           1</w:t>
             </w:r>
           </w:p>
         </w:tc>
@@ -7014,8 +7741,13 @@
             <w:tcW w:w="1250" w:type="pct"/>
           </w:tcPr>
           <w:p>
-            <w:r>
-              <w:t>252     /       8816</w:t>
+            <w:proofErr w:type="gramStart"/>
+            <w:r>
+              <w:t>421  /</w:t>
+            </w:r>
+            <w:proofErr w:type="gramEnd"/>
+            <w:r>
+              <w:t xml:space="preserve">         8816  /           1</w:t>
             </w:r>
           </w:p>
         </w:tc>
@@ -7024,8 +7756,13 @@
             <w:tcW w:w="1250" w:type="pct"/>
           </w:tcPr>
           <w:p>
-            <w:r>
-              <w:t>261     /      17616</w:t>
+            <w:proofErr w:type="gramStart"/>
+            <w:r>
+              <w:t>396  /</w:t>
+            </w:r>
+            <w:proofErr w:type="gramEnd"/>
+            <w:r>
+              <w:t xml:space="preserve">         17616  /           1</w:t>
             </w:r>
           </w:p>
         </w:tc>
@@ -7042,7 +7779,7 @@
           <w:szCs w:val="28"/>
         </w:rPr>
       </w:pPr>
-      <w:bookmarkStart w:id="16" w:name="_Toc121690297"/>
+      <w:bookmarkStart w:id="17" w:name="_Toc121732000"/>
       <w:r>
         <w:rPr>
           <w:rFonts w:ascii="Times New Roman" w:hAnsi="Times New Roman"/>
@@ -7051,7 +7788,7 @@
         </w:rPr>
         <w:t>Выводы</w:t>
       </w:r>
-      <w:bookmarkEnd w:id="16"/>
+      <w:bookmarkEnd w:id="17"/>
     </w:p>
     <w:p>
       <w:pPr>
@@ -7094,13 +7831,10 @@
         <w:t>реализованный алгоритм выполняет поиск элемента быстрее</w:t>
       </w:r>
       <w:r>
-        <w:t xml:space="preserve"> всего в ДДП</w:t>
-      </w:r>
-      <w:r>
-        <w:t xml:space="preserve"> и АВЛ</w:t>
-      </w:r>
-      <w:r>
-        <w:t>-дереве</w:t>
+        <w:t xml:space="preserve"> всего в </w:t>
+      </w:r>
+      <w:r>
+        <w:t>Хеш-таблице</w:t>
       </w:r>
       <w:r>
         <w:t>, так</w:t>
@@ -7112,25 +7846,7 @@
         <w:t xml:space="preserve"> </w:t>
       </w:r>
       <w:r>
-        <w:t xml:space="preserve">их </w:t>
-      </w:r>
-      <w:r>
-        <w:t>отсортированность</w:t>
-      </w:r>
-      <w:r>
-        <w:t xml:space="preserve"> позволяет сэкономить ресурсы и дополнительные обходы большого количества элементов,</w:t>
-      </w:r>
-      <w:r>
-        <w:t xml:space="preserve"> в то время</w:t>
-      </w:r>
-      <w:r>
-        <w:t xml:space="preserve"> </w:t>
-      </w:r>
-      <w:r>
-        <w:t>как</w:t>
-      </w:r>
-      <w:r>
-        <w:t xml:space="preserve"> в хеш-таблице задействуется хеш-функция, имеющая сложность </w:t>
+        <w:t xml:space="preserve">в худшем случае сложность данного алгоритма </w:t>
       </w:r>
       <w:r>
         <w:rPr>
@@ -7145,16 +7861,42 @@
         <w:rPr>
           <w:lang w:val="en-US"/>
         </w:rPr>
-        <w:t>n</w:t>
+        <w:t>N</w:t>
       </w:r>
       <w:r>
         <w:t>)</w:t>
       </w:r>
       <w:r>
-        <w:t>.</w:t>
-      </w:r>
-      <w:r>
-        <w:t xml:space="preserve"> Таким образом, деревья выигрывают во времени у хеш-таблицы в 4-5 раз.</w:t>
+        <w:t xml:space="preserve"> (в среднем </w:t>
+      </w:r>
+      <w:proofErr w:type="gramStart"/>
+      <w:r>
+        <w:rPr>
+          <w:lang w:val="en-US"/>
+        </w:rPr>
+        <w:t>O</w:t>
+      </w:r>
+      <w:r>
+        <w:t>(</w:t>
+      </w:r>
+      <w:proofErr w:type="gramEnd"/>
+      <w:r>
+        <w:t>1))</w:t>
+      </w:r>
+      <w:r>
+        <w:t xml:space="preserve">. </w:t>
+      </w:r>
+      <w:r>
+        <w:t xml:space="preserve">Таким образом, Хеш-таблица выигрывает у </w:t>
+      </w:r>
+      <w:r>
+        <w:t>ДДП в 2-2.5 раза</w:t>
+      </w:r>
+      <w:r>
+        <w:t>, у АВЛ-дерева</w:t>
+      </w:r>
+      <w:r>
+        <w:t xml:space="preserve"> – в 1.1 раз.</w:t>
       </w:r>
     </w:p>
     <w:p>
@@ -7169,7 +7911,7 @@
           <w:szCs w:val="20"/>
         </w:rPr>
       </w:pPr>
-      <w:bookmarkStart w:id="17" w:name="_Toc121690298"/>
+      <w:bookmarkStart w:id="18" w:name="_Toc121732001"/>
       <w:r>
         <w:rPr>
           <w:rFonts w:ascii="Times New Roman" w:hAnsi="Times New Roman"/>
@@ -7202,7 +7944,7 @@
         </w:rPr>
         <w:t>онтрольные вопросы</w:t>
       </w:r>
-      <w:bookmarkEnd w:id="17"/>
+      <w:bookmarkEnd w:id="18"/>
     </w:p>
     <w:p>
       <w:pPr>
@@ -7264,6 +8006,7 @@
         </w:numPr>
       </w:pPr>
       <w:r>
+        <w:lastRenderedPageBreak/>
         <w:t>Хеш-таблица</w:t>
       </w:r>
       <w:r>
@@ -7350,23 +8093,15 @@
         </w:numPr>
       </w:pPr>
       <w:r>
-        <w:t xml:space="preserve">Может возникнуть ситуация, когда разным ключам соответствует </w:t>
-      </w:r>
-      <w:r>
-        <w:lastRenderedPageBreak/>
-        <w:t>одно значение</w:t>
-      </w:r>
-      <w:r>
-        <w:t xml:space="preserve"> </w:t>
-      </w:r>
-      <w:r>
-        <w:t>хеш-функции, то есть, когда h(K1) = h(K2), в то время как K1 ≠ K2. Такая ситуация</w:t>
-      </w:r>
-      <w:r>
-        <w:t xml:space="preserve"> </w:t>
-      </w:r>
-      <w:r>
-        <w:t xml:space="preserve">называется </w:t>
+        <w:t xml:space="preserve">Может возникнуть ситуация, когда разным ключам соответствует одно значение хеш-функции, то есть, когда h(K1) = </w:t>
+      </w:r>
+      <w:proofErr w:type="gramStart"/>
+      <w:r>
+        <w:t>h(</w:t>
+      </w:r>
+      <w:proofErr w:type="gramEnd"/>
+      <w:r>
+        <w:t xml:space="preserve">K2), в то время как K1 ≠ K2. Такая ситуация называется </w:t>
       </w:r>
       <w:r>
         <w:rPr>
@@ -7416,25 +8151,7 @@
         <w:t>в</w:t>
       </w:r>
       <w:r>
-        <w:t xml:space="preserve"> случае, когда элемент таблицы с индексом, который вернула хеш-функция,</w:t>
-      </w:r>
-      <w:r>
-        <w:t xml:space="preserve"> </w:t>
-      </w:r>
-      <w:r>
-        <w:t>уже занят, к нему присоединяется связный список. Таким образом, если для нескольких различных значений ключа возвращается одинаковое значение хеш-функции, то</w:t>
-      </w:r>
-      <w:r>
-        <w:t xml:space="preserve"> </w:t>
-      </w:r>
-      <w:r>
-        <w:t>по этому адресу находится указатель на связанный список, который содержит все</w:t>
-      </w:r>
-      <w:r>
-        <w:t xml:space="preserve"> </w:t>
-      </w:r>
-      <w:r>
-        <w:t>значения</w:t>
+        <w:t xml:space="preserve"> случае, когда элемент таблицы с индексом, который вернула хеш-функция, уже занят, к нему присоединяется связный список. Таким образом, если для нескольких различных значений ключа возвращается одинаковое значение хеш-функции, то по этому адресу находится указатель на связанный список, который содержит все значения</w:t>
       </w:r>
     </w:p>
     <w:p>
@@ -7457,10 +8174,7 @@
         <w:t xml:space="preserve">Закрытое хеширование </w:t>
       </w:r>
       <w:r>
-        <w:t>– в</w:t>
-      </w:r>
-      <w:r>
-        <w:t xml:space="preserve"> этом случае, если ячейка с вычисленным индексом занята, то</w:t>
+        <w:t>– в этом случае, если ячейка с вычисленным индексом занята, то</w:t>
       </w:r>
       <w:r>
         <w:t xml:space="preserve"> </w:t>
@@ -7496,7 +8210,11 @@
         </w:numPr>
       </w:pPr>
       <w:r>
-        <w:t>Хеш-таблицы становятся неэффективными при большом количестве конфликтов</w:t>
+        <w:t xml:space="preserve">Хеш-таблицы становятся неэффективными при большом количестве </w:t>
+      </w:r>
+      <w:r>
+        <w:lastRenderedPageBreak/>
+        <w:t>конфликтов</w:t>
       </w:r>
       <w:r>
         <w:t xml:space="preserve"> (коллизий)</w:t>
@@ -7595,10 +8313,22 @@
         <w:rPr>
           <w:lang w:val="en-US"/>
         </w:rPr>
-        <w:t>: O(1)</w:t>
-      </w:r>
-      <w:bookmarkStart w:id="18" w:name="_GoBack"/>
-      <w:bookmarkEnd w:id="18"/>
+        <w:t xml:space="preserve">: </w:t>
+      </w:r>
+      <w:proofErr w:type="gramStart"/>
+      <w:r>
+        <w:rPr>
+          <w:lang w:val="en-US"/>
+        </w:rPr>
+        <w:t>O(</w:t>
+      </w:r>
+      <w:proofErr w:type="gramEnd"/>
+      <w:r>
+        <w:rPr>
+          <w:lang w:val="en-US"/>
+        </w:rPr>
+        <w:t>1)</w:t>
+      </w:r>
     </w:p>
     <w:sectPr>
       <w:footerReference w:type="default" r:id="rId8"/>
